--- a/Project_part_3/Project_Part_3_Report.docx
+++ b/Project_part_3/Project_Part_3_Report.docx
@@ -51,7 +51,15 @@
         <w:jc w:val="center"/>
       </w:pPr>
       <w:r>
-        <w:t xml:space="preserve">Members: Shohag, </w:t>
+        <w:t xml:space="preserve">Members: </w:t>
+      </w:r>
+      <w:proofErr w:type="spellStart"/>
+      <w:r>
+        <w:t>Shohag</w:t>
+      </w:r>
+      <w:proofErr w:type="spellEnd"/>
+      <w:r>
+        <w:t xml:space="preserve">, </w:t>
       </w:r>
       <w:r>
         <w:t>Aman</w:t>
@@ -60,8 +68,13 @@
         <w:t xml:space="preserve">, </w:t>
       </w:r>
       <w:r>
-        <w:t>Abir, Toufique</w:t>
-      </w:r>
+        <w:t xml:space="preserve">Abir, </w:t>
+      </w:r>
+      <w:proofErr w:type="spellStart"/>
+      <w:r>
+        <w:t>Toufique</w:t>
+      </w:r>
+      <w:proofErr w:type="spellEnd"/>
       <w:r>
         <w:t xml:space="preserve">, </w:t>
       </w:r>
@@ -86,7 +99,15 @@
         <w:spacing w:after="120" w:line="276" w:lineRule="auto"/>
       </w:pPr>
       <w:r>
-        <w:t>This part of the project converts the token stream produced by the Part 2 lexer into an Abstract Syntax Tree (AST). The parser must respect operator precedence, so that the expression 2 + 3 * 4 is represented as the sum of 2 and the product of 3 and 4, and it must report invalid syntax with a meaningful error message.</w:t>
+        <w:t xml:space="preserve">This part of the project converts the token stream produced by the Part 2 </w:t>
+      </w:r>
+      <w:proofErr w:type="spellStart"/>
+      <w:r>
+        <w:t>lexer</w:t>
+      </w:r>
+      <w:proofErr w:type="spellEnd"/>
+      <w:r>
+        <w:t xml:space="preserve"> into an Abstract Syntax Tree (AST). The parser must respect operator precedence, so that the expression 2 + 3 * 4 is represented as the sum of 2 and the product of 3 and 4, and it must report invalid syntax with a meaningful error message.</w:t>
       </w:r>
     </w:p>
     <w:p>
@@ -132,7 +153,13 @@
         <w:spacing w:after="80" w:line="276" w:lineRule="auto"/>
       </w:pPr>
       <w:r>
-        <w:t>Grammar. The parser implements the Part 1 BNF/EBNF exactly. No rule was added, removed or reworded, so every program that Part 1 describes is accepted, and nothing else is.</w:t>
+        <w:t xml:space="preserve">Grammar. The parser implements </w:t>
+      </w:r>
+      <w:r>
+        <w:t>Part</w:t>
+      </w:r>
+      <w:r>
+        <w:t xml:space="preserve"> 1 BNF/EBNF exactly. No rule was added, removed or reworded, so every program that Part 1 describes is accepted, and nothing else is.</w:t>
       </w:r>
     </w:p>
     <w:p>
@@ -145,7 +172,15 @@
         <w:spacing w:after="80" w:line="276" w:lineRule="auto"/>
       </w:pPr>
       <w:r>
-        <w:t>Lexer. lexer.py and token_definitions.py are the Part 2 files, copied byte for byte so the Part 3 folder runs on its own. The lexer was not modified, so its behavior, including the 13 keywords, ASCII letter-first identifiers, and error positions, is the same as in Part 2.</w:t>
+        <w:t xml:space="preserve">Lexer. lexer.py and token_definitions.py are the Part 2 files, copied byte for byte so the Part 3 folder runs on its own. The </w:t>
+      </w:r>
+      <w:proofErr w:type="spellStart"/>
+      <w:r>
+        <w:t>lexer</w:t>
+      </w:r>
+      <w:proofErr w:type="spellEnd"/>
+      <w:r>
+        <w:t xml:space="preserve"> was not modified, so its behavior, including the 13 keywords, ASCII letter-first identifiers, and error positions, is the same as in Part 2.</w:t>
       </w:r>
     </w:p>
     <w:p>
@@ -158,7 +193,15 @@
         <w:spacing w:after="80" w:line="276" w:lineRule="auto"/>
       </w:pPr>
       <w:r>
-        <w:t>Verification. Part 2's 17 tests still pass in the Part 2 folder, and a file comparison confirms that the two lexer files are identical in both folders.</w:t>
+        <w:t xml:space="preserve">Verification. Part 2's 17 tests still pass in the Part 2 folder, and a file comparison confirms that the two </w:t>
+      </w:r>
+      <w:proofErr w:type="spellStart"/>
+      <w:r>
+        <w:t>lexer</w:t>
+      </w:r>
+      <w:proofErr w:type="spellEnd"/>
+      <w:r>
+        <w:t xml:space="preserve"> files are identical in both folders.</w:t>
       </w:r>
     </w:p>
     <w:p>
@@ -171,7 +214,15 @@
         <w:spacing w:after="80" w:line="276" w:lineRule="auto"/>
       </w:pPr>
       <w:r>
-        <w:t>Errors. A lexical error, such as an unsupported character, is still reported by the lexer with its own message, for example: Lexical error at line 1, column 11: invalid character '@'.</w:t>
+        <w:t xml:space="preserve">Errors. A lexical error, such as an unsupported character, is still reported by the </w:t>
+      </w:r>
+      <w:proofErr w:type="spellStart"/>
+      <w:r>
+        <w:t>lexer</w:t>
+      </w:r>
+      <w:proofErr w:type="spellEnd"/>
+      <w:r>
+        <w:t xml:space="preserve"> with its own message, for example: Lexical error at line 1, column 11: invalid character '@'.</w:t>
       </w:r>
     </w:p>
     <w:p>
@@ -189,7 +240,31 @@
         <w:spacing w:after="120" w:line="276" w:lineRule="auto"/>
       </w:pPr>
       <w:r>
-        <w:t>The notation is the one used in Part 1: { P } means zero or more repetitions, [ P ] means optional, | separates alternatives, and quoted text is a terminal token. The lexical rules (identifiers, numbers, keywords, comments) are given in the Part 2 document UPDATED_GRAMMAR.md. The grammar below is identical to Part 1; Part 3 only records how each rule is parsed.</w:t>
+        <w:t xml:space="preserve">The notation is the one used in Part 1: </w:t>
+      </w:r>
+      <w:proofErr w:type="gramStart"/>
+      <w:r>
+        <w:t>{ P</w:t>
+      </w:r>
+      <w:proofErr w:type="gramEnd"/>
+      <w:r>
+        <w:t xml:space="preserve"> } means zero or more repetitions, [ </w:t>
+      </w:r>
+      <w:proofErr w:type="gramStart"/>
+      <w:r>
+        <w:t>P ]</w:t>
+      </w:r>
+      <w:proofErr w:type="gramEnd"/>
+      <w:r>
+        <w:t xml:space="preserve"> means optional, | separates alternatives, and quoted text is a terminal token. The lexical rules (identifiers, numbers, keywords, comments) are given in </w:t>
+      </w:r>
+      <w:proofErr w:type="gramStart"/>
+      <w:r>
+        <w:t>the Part</w:t>
+      </w:r>
+      <w:proofErr w:type="gramEnd"/>
+      <w:r>
+        <w:t xml:space="preserve"> 2 document UPDATED_GRAMMAR.md. The grammar below is identical to Part 1; Part 3 only records how each rule is parsed.</w:t>
       </w:r>
     </w:p>
     <w:p>
@@ -202,8 +277,49 @@
           <w:sz w:val="21"/>
           <w:szCs w:val="21"/>
         </w:rPr>
-        <w:t>&lt;program&gt; ::= { &lt;statement&gt; }</w:t>
-      </w:r>
+        <w:t>&lt;program</w:t>
+      </w:r>
+      <w:proofErr w:type="gramStart"/>
+      <w:r>
+        <w:rPr>
+          <w:sz w:val="21"/>
+          <w:szCs w:val="21"/>
+        </w:rPr>
+        <w:t>&gt; ::=</w:t>
+      </w:r>
+      <w:proofErr w:type="gramEnd"/>
+      <w:r>
+        <w:rPr>
+          <w:sz w:val="21"/>
+          <w:szCs w:val="21"/>
+        </w:rPr>
+        <w:t xml:space="preserve"> </w:t>
+      </w:r>
+      <w:proofErr w:type="gramStart"/>
+      <w:r>
+        <w:rPr>
+          <w:sz w:val="21"/>
+          <w:szCs w:val="21"/>
+        </w:rPr>
+        <w:t>{ &lt;</w:t>
+      </w:r>
+      <w:proofErr w:type="gramEnd"/>
+      <w:r>
+        <w:rPr>
+          <w:sz w:val="21"/>
+          <w:szCs w:val="21"/>
+        </w:rPr>
+        <w:t>statement</w:t>
+      </w:r>
+      <w:proofErr w:type="gramStart"/>
+      <w:r>
+        <w:rPr>
+          <w:sz w:val="21"/>
+          <w:szCs w:val="21"/>
+        </w:rPr>
+        <w:t>&gt; }</w:t>
+      </w:r>
+      <w:proofErr w:type="gramEnd"/>
     </w:p>
     <w:p>
       <w:pPr>
@@ -228,7 +344,23 @@
           <w:sz w:val="21"/>
           <w:szCs w:val="21"/>
         </w:rPr>
-        <w:t>&lt;statement&gt; ::= &lt;declaration&gt; | &lt;assignment&gt; | &lt;print-statement&gt;</w:t>
+        <w:t>&lt;statement</w:t>
+      </w:r>
+      <w:proofErr w:type="gramStart"/>
+      <w:r>
+        <w:rPr>
+          <w:sz w:val="21"/>
+          <w:szCs w:val="21"/>
+        </w:rPr>
+        <w:t>&gt; ::=</w:t>
+      </w:r>
+      <w:proofErr w:type="gramEnd"/>
+      <w:r>
+        <w:rPr>
+          <w:sz w:val="21"/>
+          <w:szCs w:val="21"/>
+        </w:rPr>
+        <w:t xml:space="preserve"> &lt;declaration&gt; | &lt;assignment&gt; | &lt;print-statement&gt;</w:t>
       </w:r>
     </w:p>
     <w:p>
@@ -293,7 +425,55 @@
           <w:sz w:val="21"/>
           <w:szCs w:val="21"/>
         </w:rPr>
-        <w:t>&lt;block&gt; ::= "{" { &lt;statement&gt; } "}"</w:t>
+        <w:t>&lt;block</w:t>
+      </w:r>
+      <w:proofErr w:type="gramStart"/>
+      <w:r>
+        <w:rPr>
+          <w:sz w:val="21"/>
+          <w:szCs w:val="21"/>
+        </w:rPr>
+        <w:t>&gt; ::=</w:t>
+      </w:r>
+      <w:proofErr w:type="gramEnd"/>
+      <w:r>
+        <w:rPr>
+          <w:sz w:val="21"/>
+          <w:szCs w:val="21"/>
+        </w:rPr>
+        <w:t xml:space="preserve"> "{" </w:t>
+      </w:r>
+      <w:proofErr w:type="gramStart"/>
+      <w:r>
+        <w:rPr>
+          <w:sz w:val="21"/>
+          <w:szCs w:val="21"/>
+        </w:rPr>
+        <w:t>{ &lt;</w:t>
+      </w:r>
+      <w:proofErr w:type="gramEnd"/>
+      <w:r>
+        <w:rPr>
+          <w:sz w:val="21"/>
+          <w:szCs w:val="21"/>
+        </w:rPr>
+        <w:t>statement</w:t>
+      </w:r>
+      <w:proofErr w:type="gramStart"/>
+      <w:r>
+        <w:rPr>
+          <w:sz w:val="21"/>
+          <w:szCs w:val="21"/>
+        </w:rPr>
+        <w:t>&gt; }</w:t>
+      </w:r>
+      <w:proofErr w:type="gramEnd"/>
+      <w:r>
+        <w:rPr>
+          <w:sz w:val="21"/>
+          <w:szCs w:val="21"/>
+        </w:rPr>
+        <w:t xml:space="preserve"> "}"</w:t>
       </w:r>
     </w:p>
     <w:p>
@@ -306,7 +486,23 @@
           <w:sz w:val="21"/>
           <w:szCs w:val="21"/>
         </w:rPr>
-        <w:t>&lt;declaration&gt; ::= "let" &lt;identifier&gt; "=" &lt;expression&gt; ";"</w:t>
+        <w:t>&lt;declaration</w:t>
+      </w:r>
+      <w:proofErr w:type="gramStart"/>
+      <w:r>
+        <w:rPr>
+          <w:sz w:val="21"/>
+          <w:szCs w:val="21"/>
+        </w:rPr>
+        <w:t>&gt; ::=</w:t>
+      </w:r>
+      <w:proofErr w:type="gramEnd"/>
+      <w:r>
+        <w:rPr>
+          <w:sz w:val="21"/>
+          <w:szCs w:val="21"/>
+        </w:rPr>
+        <w:t xml:space="preserve"> "let" &lt;identifier&gt; "=" &lt;expression&gt; ";"</w:t>
       </w:r>
     </w:p>
     <w:p>
@@ -319,7 +515,55 @@
           <w:sz w:val="21"/>
           <w:szCs w:val="21"/>
         </w:rPr>
-        <w:t>&lt;assignment&gt; ::= &lt;identifier&gt; [ "[" &lt;expression&gt; "]" ] "=" &lt;expression&gt; ";"</w:t>
+        <w:t>&lt;assignment</w:t>
+      </w:r>
+      <w:proofErr w:type="gramStart"/>
+      <w:r>
+        <w:rPr>
+          <w:sz w:val="21"/>
+          <w:szCs w:val="21"/>
+        </w:rPr>
+        <w:t>&gt; ::=</w:t>
+      </w:r>
+      <w:proofErr w:type="gramEnd"/>
+      <w:r>
+        <w:rPr>
+          <w:sz w:val="21"/>
+          <w:szCs w:val="21"/>
+        </w:rPr>
+        <w:t xml:space="preserve"> &lt;identifier&gt; </w:t>
+      </w:r>
+      <w:proofErr w:type="gramStart"/>
+      <w:r>
+        <w:rPr>
+          <w:sz w:val="21"/>
+          <w:szCs w:val="21"/>
+        </w:rPr>
+        <w:t>[ "</w:t>
+      </w:r>
+      <w:proofErr w:type="gramEnd"/>
+      <w:r>
+        <w:rPr>
+          <w:sz w:val="21"/>
+          <w:szCs w:val="21"/>
+        </w:rPr>
+        <w:t>[" &lt;expression&gt; "]</w:t>
+      </w:r>
+      <w:proofErr w:type="gramStart"/>
+      <w:r>
+        <w:rPr>
+          <w:sz w:val="21"/>
+          <w:szCs w:val="21"/>
+        </w:rPr>
+        <w:t>" ]</w:t>
+      </w:r>
+      <w:proofErr w:type="gramEnd"/>
+      <w:r>
+        <w:rPr>
+          <w:sz w:val="21"/>
+          <w:szCs w:val="21"/>
+        </w:rPr>
+        <w:t xml:space="preserve"> "=" &lt;expression&gt; ";"</w:t>
       </w:r>
     </w:p>
     <w:p>
@@ -332,7 +576,23 @@
           <w:sz w:val="21"/>
           <w:szCs w:val="21"/>
         </w:rPr>
-        <w:t>&lt;print-statement&gt; ::= "print" "(" &lt;expression&gt; ")" ";"</w:t>
+        <w:t>&lt;print-statement</w:t>
+      </w:r>
+      <w:proofErr w:type="gramStart"/>
+      <w:r>
+        <w:rPr>
+          <w:sz w:val="21"/>
+          <w:szCs w:val="21"/>
+        </w:rPr>
+        <w:t>&gt; ::=</w:t>
+      </w:r>
+      <w:proofErr w:type="gramEnd"/>
+      <w:r>
+        <w:rPr>
+          <w:sz w:val="21"/>
+          <w:szCs w:val="21"/>
+        </w:rPr>
+        <w:t xml:space="preserve"> "print" "(" &lt;expression&gt; ")" ";"</w:t>
       </w:r>
     </w:p>
     <w:p>
@@ -345,8 +605,49 @@
           <w:sz w:val="21"/>
           <w:szCs w:val="21"/>
         </w:rPr>
-        <w:t>&lt;if-statement&gt; ::= "if" "(" &lt;expression&gt; ")" &lt;block&gt; [ "else" &lt;block&gt; ]</w:t>
-      </w:r>
+        <w:t>&lt;if-statement</w:t>
+      </w:r>
+      <w:proofErr w:type="gramStart"/>
+      <w:r>
+        <w:rPr>
+          <w:sz w:val="21"/>
+          <w:szCs w:val="21"/>
+        </w:rPr>
+        <w:t>&gt; ::=</w:t>
+      </w:r>
+      <w:proofErr w:type="gramEnd"/>
+      <w:r>
+        <w:rPr>
+          <w:sz w:val="21"/>
+          <w:szCs w:val="21"/>
+        </w:rPr>
+        <w:t xml:space="preserve"> "if" "(" &lt;expression&gt; ")" &lt;block&gt; </w:t>
+      </w:r>
+      <w:proofErr w:type="gramStart"/>
+      <w:r>
+        <w:rPr>
+          <w:sz w:val="21"/>
+          <w:szCs w:val="21"/>
+        </w:rPr>
+        <w:t>[ "</w:t>
+      </w:r>
+      <w:proofErr w:type="gramEnd"/>
+      <w:r>
+        <w:rPr>
+          <w:sz w:val="21"/>
+          <w:szCs w:val="21"/>
+        </w:rPr>
+        <w:t>else" &lt;block</w:t>
+      </w:r>
+      <w:proofErr w:type="gramStart"/>
+      <w:r>
+        <w:rPr>
+          <w:sz w:val="21"/>
+          <w:szCs w:val="21"/>
+        </w:rPr>
+        <w:t>&gt; ]</w:t>
+      </w:r>
+      <w:proofErr w:type="gramEnd"/>
     </w:p>
     <w:p>
       <w:pPr>
@@ -358,7 +659,23 @@
           <w:sz w:val="21"/>
           <w:szCs w:val="21"/>
         </w:rPr>
-        <w:t>&lt;while-statement&gt; ::= "while" "(" &lt;expression&gt; ")" &lt;block&gt;</w:t>
+        <w:t>&lt;while-statement</w:t>
+      </w:r>
+      <w:proofErr w:type="gramStart"/>
+      <w:r>
+        <w:rPr>
+          <w:sz w:val="21"/>
+          <w:szCs w:val="21"/>
+        </w:rPr>
+        <w:t>&gt; ::=</w:t>
+      </w:r>
+      <w:proofErr w:type="gramEnd"/>
+      <w:r>
+        <w:rPr>
+          <w:sz w:val="21"/>
+          <w:szCs w:val="21"/>
+        </w:rPr>
+        <w:t xml:space="preserve"> "while" "(" &lt;expression&gt; ")" &lt;block&gt;</w:t>
       </w:r>
     </w:p>
     <w:p>
@@ -371,7 +688,39 @@
           <w:sz w:val="21"/>
           <w:szCs w:val="21"/>
         </w:rPr>
-        <w:t>&lt;for-statement&gt; ::= "for" "(" &lt;for-init&gt; ";" &lt;expression&gt; ";" &lt;for-update&gt; ")" &lt;block&gt;</w:t>
+        <w:t>&lt;for-statement</w:t>
+      </w:r>
+      <w:proofErr w:type="gramStart"/>
+      <w:r>
+        <w:rPr>
+          <w:sz w:val="21"/>
+          <w:szCs w:val="21"/>
+        </w:rPr>
+        <w:t>&gt; ::=</w:t>
+      </w:r>
+      <w:proofErr w:type="gramEnd"/>
+      <w:r>
+        <w:rPr>
+          <w:sz w:val="21"/>
+          <w:szCs w:val="21"/>
+        </w:rPr>
+        <w:t xml:space="preserve"> "for" "(" &lt;for-</w:t>
+      </w:r>
+      <w:proofErr w:type="spellStart"/>
+      <w:r>
+        <w:rPr>
+          <w:sz w:val="21"/>
+          <w:szCs w:val="21"/>
+        </w:rPr>
+        <w:t>init</w:t>
+      </w:r>
+      <w:proofErr w:type="spellEnd"/>
+      <w:r>
+        <w:rPr>
+          <w:sz w:val="21"/>
+          <w:szCs w:val="21"/>
+        </w:rPr>
+        <w:t>&gt; ";" &lt;expression&gt; ";" &lt;for-update&gt; ")" &lt;block&gt;</w:t>
       </w:r>
     </w:p>
     <w:p>
@@ -384,7 +733,32 @@
           <w:sz w:val="21"/>
           <w:szCs w:val="21"/>
         </w:rPr>
-        <w:t>&lt;for-init&gt; ::= "let" &lt;identifier&gt; "=" &lt;expression&gt;</w:t>
+        <w:t>&lt;for-</w:t>
+      </w:r>
+      <w:proofErr w:type="spellStart"/>
+      <w:r>
+        <w:rPr>
+          <w:sz w:val="21"/>
+          <w:szCs w:val="21"/>
+        </w:rPr>
+        <w:t>init</w:t>
+      </w:r>
+      <w:proofErr w:type="spellEnd"/>
+      <w:proofErr w:type="gramStart"/>
+      <w:r>
+        <w:rPr>
+          <w:sz w:val="21"/>
+          <w:szCs w:val="21"/>
+        </w:rPr>
+        <w:t>&gt; ::=</w:t>
+      </w:r>
+      <w:proofErr w:type="gramEnd"/>
+      <w:r>
+        <w:rPr>
+          <w:sz w:val="21"/>
+          <w:szCs w:val="21"/>
+        </w:rPr>
+        <w:t xml:space="preserve"> "let" &lt;identifier&gt; "=" &lt;expression&gt;</w:t>
       </w:r>
     </w:p>
     <w:p>
@@ -410,7 +784,39 @@
           <w:sz w:val="21"/>
           <w:szCs w:val="21"/>
         </w:rPr>
-        <w:t>&lt;for-update&gt; ::= &lt;identifier&gt; [ "[" &lt;expression&gt; "]" ] "=" &lt;expression&gt;</w:t>
+        <w:t>&lt;for-update</w:t>
+      </w:r>
+      <w:proofErr w:type="gramStart"/>
+      <w:r>
+        <w:rPr>
+          <w:sz w:val="21"/>
+          <w:szCs w:val="21"/>
+        </w:rPr>
+        <w:t>&gt; ::=</w:t>
+      </w:r>
+      <w:proofErr w:type="gramEnd"/>
+      <w:r>
+        <w:rPr>
+          <w:sz w:val="21"/>
+          <w:szCs w:val="21"/>
+        </w:rPr>
+        <w:t xml:space="preserve"> &lt;identifier&gt; [ "[" &lt;expression&gt; "]</w:t>
+      </w:r>
+      <w:proofErr w:type="gramStart"/>
+      <w:r>
+        <w:rPr>
+          <w:sz w:val="21"/>
+          <w:szCs w:val="21"/>
+        </w:rPr>
+        <w:t>" ]</w:t>
+      </w:r>
+      <w:proofErr w:type="gramEnd"/>
+      <w:r>
+        <w:rPr>
+          <w:sz w:val="21"/>
+          <w:szCs w:val="21"/>
+        </w:rPr>
+        <w:t xml:space="preserve"> "=" &lt;expression&gt;</w:t>
       </w:r>
     </w:p>
     <w:p>
@@ -423,7 +829,71 @@
           <w:sz w:val="21"/>
           <w:szCs w:val="21"/>
         </w:rPr>
-        <w:t>&lt;function-definition&gt; ::= "func" &lt;identifier&gt; "(" [ &lt;parameter-list&gt; ] ")" &lt;block&gt;</w:t>
+        <w:t>&lt;function-definition</w:t>
+      </w:r>
+      <w:proofErr w:type="gramStart"/>
+      <w:r>
+        <w:rPr>
+          <w:sz w:val="21"/>
+          <w:szCs w:val="21"/>
+        </w:rPr>
+        <w:t>&gt; ::=</w:t>
+      </w:r>
+      <w:proofErr w:type="gramEnd"/>
+      <w:r>
+        <w:rPr>
+          <w:sz w:val="21"/>
+          <w:szCs w:val="21"/>
+        </w:rPr>
+        <w:t xml:space="preserve"> "</w:t>
+      </w:r>
+      <w:proofErr w:type="spellStart"/>
+      <w:r>
+        <w:rPr>
+          <w:sz w:val="21"/>
+          <w:szCs w:val="21"/>
+        </w:rPr>
+        <w:t>func</w:t>
+      </w:r>
+      <w:proofErr w:type="spellEnd"/>
+      <w:r>
+        <w:rPr>
+          <w:sz w:val="21"/>
+          <w:szCs w:val="21"/>
+        </w:rPr>
+        <w:t xml:space="preserve">" &lt;identifier&gt; "(" </w:t>
+      </w:r>
+      <w:proofErr w:type="gramStart"/>
+      <w:r>
+        <w:rPr>
+          <w:sz w:val="21"/>
+          <w:szCs w:val="21"/>
+        </w:rPr>
+        <w:t>[ &lt;</w:t>
+      </w:r>
+      <w:proofErr w:type="gramEnd"/>
+      <w:r>
+        <w:rPr>
+          <w:sz w:val="21"/>
+          <w:szCs w:val="21"/>
+        </w:rPr>
+        <w:t>parameter-list</w:t>
+      </w:r>
+      <w:proofErr w:type="gramStart"/>
+      <w:r>
+        <w:rPr>
+          <w:sz w:val="21"/>
+          <w:szCs w:val="21"/>
+        </w:rPr>
+        <w:t>&gt; ]</w:t>
+      </w:r>
+      <w:proofErr w:type="gramEnd"/>
+      <w:r>
+        <w:rPr>
+          <w:sz w:val="21"/>
+          <w:szCs w:val="21"/>
+        </w:rPr>
+        <w:t xml:space="preserve"> ")" &lt;block&gt;</w:t>
       </w:r>
     </w:p>
     <w:p>
@@ -436,8 +906,49 @@
           <w:sz w:val="21"/>
           <w:szCs w:val="21"/>
         </w:rPr>
-        <w:t>&lt;parameter-list&gt; ::= &lt;identifier&gt; { "," &lt;identifier&gt; }</w:t>
-      </w:r>
+        <w:t>&lt;parameter-list</w:t>
+      </w:r>
+      <w:proofErr w:type="gramStart"/>
+      <w:r>
+        <w:rPr>
+          <w:sz w:val="21"/>
+          <w:szCs w:val="21"/>
+        </w:rPr>
+        <w:t>&gt; ::=</w:t>
+      </w:r>
+      <w:proofErr w:type="gramEnd"/>
+      <w:r>
+        <w:rPr>
+          <w:sz w:val="21"/>
+          <w:szCs w:val="21"/>
+        </w:rPr>
+        <w:t xml:space="preserve"> &lt;identifier&gt; </w:t>
+      </w:r>
+      <w:proofErr w:type="gramStart"/>
+      <w:r>
+        <w:rPr>
+          <w:sz w:val="21"/>
+          <w:szCs w:val="21"/>
+        </w:rPr>
+        <w:t>{ "</w:t>
+      </w:r>
+      <w:proofErr w:type="gramEnd"/>
+      <w:r>
+        <w:rPr>
+          <w:sz w:val="21"/>
+          <w:szCs w:val="21"/>
+        </w:rPr>
+        <w:t>," &lt;identifier</w:t>
+      </w:r>
+      <w:proofErr w:type="gramStart"/>
+      <w:r>
+        <w:rPr>
+          <w:sz w:val="21"/>
+          <w:szCs w:val="21"/>
+        </w:rPr>
+        <w:t>&gt; }</w:t>
+      </w:r>
+      <w:proofErr w:type="gramEnd"/>
     </w:p>
     <w:p>
       <w:pPr>
@@ -449,7 +960,55 @@
           <w:sz w:val="21"/>
           <w:szCs w:val="21"/>
         </w:rPr>
-        <w:t>&lt;return-statement&gt; ::= "return" [ &lt;expression&gt; ] ";"</w:t>
+        <w:t>&lt;return-statement</w:t>
+      </w:r>
+      <w:proofErr w:type="gramStart"/>
+      <w:r>
+        <w:rPr>
+          <w:sz w:val="21"/>
+          <w:szCs w:val="21"/>
+        </w:rPr>
+        <w:t>&gt; ::=</w:t>
+      </w:r>
+      <w:proofErr w:type="gramEnd"/>
+      <w:r>
+        <w:rPr>
+          <w:sz w:val="21"/>
+          <w:szCs w:val="21"/>
+        </w:rPr>
+        <w:t xml:space="preserve"> "return" </w:t>
+      </w:r>
+      <w:proofErr w:type="gramStart"/>
+      <w:r>
+        <w:rPr>
+          <w:sz w:val="21"/>
+          <w:szCs w:val="21"/>
+        </w:rPr>
+        <w:t>[ &lt;</w:t>
+      </w:r>
+      <w:proofErr w:type="gramEnd"/>
+      <w:r>
+        <w:rPr>
+          <w:sz w:val="21"/>
+          <w:szCs w:val="21"/>
+        </w:rPr>
+        <w:t>expression</w:t>
+      </w:r>
+      <w:proofErr w:type="gramStart"/>
+      <w:r>
+        <w:rPr>
+          <w:sz w:val="21"/>
+          <w:szCs w:val="21"/>
+        </w:rPr>
+        <w:t>&gt; ]</w:t>
+      </w:r>
+      <w:proofErr w:type="gramEnd"/>
+      <w:r>
+        <w:rPr>
+          <w:sz w:val="21"/>
+          <w:szCs w:val="21"/>
+        </w:rPr>
+        <w:t xml:space="preserve"> ";"</w:t>
       </w:r>
     </w:p>
     <w:p>
@@ -462,7 +1021,23 @@
           <w:sz w:val="21"/>
           <w:szCs w:val="21"/>
         </w:rPr>
-        <w:t>&lt;expression-statement&gt; ::= &lt;expression&gt; ";"</w:t>
+        <w:t>&lt;expression-statement</w:t>
+      </w:r>
+      <w:proofErr w:type="gramStart"/>
+      <w:r>
+        <w:rPr>
+          <w:sz w:val="21"/>
+          <w:szCs w:val="21"/>
+        </w:rPr>
+        <w:t>&gt; ::=</w:t>
+      </w:r>
+      <w:proofErr w:type="gramEnd"/>
+      <w:r>
+        <w:rPr>
+          <w:sz w:val="21"/>
+          <w:szCs w:val="21"/>
+        </w:rPr>
+        <w:t xml:space="preserve"> &lt;expression&gt; ";"</w:t>
       </w:r>
     </w:p>
     <w:p>
@@ -488,7 +1063,23 @@
           <w:sz w:val="21"/>
           <w:szCs w:val="21"/>
         </w:rPr>
-        <w:t>&lt;expression&gt; ::= &lt;logical-or&gt;</w:t>
+        <w:t>&lt;expression</w:t>
+      </w:r>
+      <w:proofErr w:type="gramStart"/>
+      <w:r>
+        <w:rPr>
+          <w:sz w:val="21"/>
+          <w:szCs w:val="21"/>
+        </w:rPr>
+        <w:t>&gt; ::=</w:t>
+      </w:r>
+      <w:proofErr w:type="gramEnd"/>
+      <w:r>
+        <w:rPr>
+          <w:sz w:val="21"/>
+          <w:szCs w:val="21"/>
+        </w:rPr>
+        <w:t xml:space="preserve"> &lt;logical-or&gt;</w:t>
       </w:r>
     </w:p>
     <w:p>
@@ -501,8 +1092,49 @@
           <w:sz w:val="21"/>
           <w:szCs w:val="21"/>
         </w:rPr>
-        <w:t>&lt;logical-or&gt; ::= &lt;logical-and&gt; { "or" &lt;logical-and&gt; }</w:t>
-      </w:r>
+        <w:t>&lt;logical-or</w:t>
+      </w:r>
+      <w:proofErr w:type="gramStart"/>
+      <w:r>
+        <w:rPr>
+          <w:sz w:val="21"/>
+          <w:szCs w:val="21"/>
+        </w:rPr>
+        <w:t>&gt; ::=</w:t>
+      </w:r>
+      <w:proofErr w:type="gramEnd"/>
+      <w:r>
+        <w:rPr>
+          <w:sz w:val="21"/>
+          <w:szCs w:val="21"/>
+        </w:rPr>
+        <w:t xml:space="preserve"> &lt;logical-and&gt; </w:t>
+      </w:r>
+      <w:proofErr w:type="gramStart"/>
+      <w:r>
+        <w:rPr>
+          <w:sz w:val="21"/>
+          <w:szCs w:val="21"/>
+        </w:rPr>
+        <w:t>{ "</w:t>
+      </w:r>
+      <w:proofErr w:type="gramEnd"/>
+      <w:r>
+        <w:rPr>
+          <w:sz w:val="21"/>
+          <w:szCs w:val="21"/>
+        </w:rPr>
+        <w:t>or" &lt;logical-and</w:t>
+      </w:r>
+      <w:proofErr w:type="gramStart"/>
+      <w:r>
+        <w:rPr>
+          <w:sz w:val="21"/>
+          <w:szCs w:val="21"/>
+        </w:rPr>
+        <w:t>&gt; }</w:t>
+      </w:r>
+      <w:proofErr w:type="gramEnd"/>
     </w:p>
     <w:p>
       <w:pPr>
@@ -514,8 +1146,49 @@
           <w:sz w:val="21"/>
           <w:szCs w:val="21"/>
         </w:rPr>
-        <w:t>&lt;logical-and&gt; ::= &lt;equality&gt; { "and" &lt;equality&gt; }</w:t>
-      </w:r>
+        <w:t>&lt;logical-and</w:t>
+      </w:r>
+      <w:proofErr w:type="gramStart"/>
+      <w:r>
+        <w:rPr>
+          <w:sz w:val="21"/>
+          <w:szCs w:val="21"/>
+        </w:rPr>
+        <w:t>&gt; ::=</w:t>
+      </w:r>
+      <w:proofErr w:type="gramEnd"/>
+      <w:r>
+        <w:rPr>
+          <w:sz w:val="21"/>
+          <w:szCs w:val="21"/>
+        </w:rPr>
+        <w:t xml:space="preserve"> &lt;equality&gt; </w:t>
+      </w:r>
+      <w:proofErr w:type="gramStart"/>
+      <w:r>
+        <w:rPr>
+          <w:sz w:val="21"/>
+          <w:szCs w:val="21"/>
+        </w:rPr>
+        <w:t>{ "</w:t>
+      </w:r>
+      <w:proofErr w:type="gramEnd"/>
+      <w:r>
+        <w:rPr>
+          <w:sz w:val="21"/>
+          <w:szCs w:val="21"/>
+        </w:rPr>
+        <w:t>and" &lt;equality</w:t>
+      </w:r>
+      <w:proofErr w:type="gramStart"/>
+      <w:r>
+        <w:rPr>
+          <w:sz w:val="21"/>
+          <w:szCs w:val="21"/>
+        </w:rPr>
+        <w:t>&gt; }</w:t>
+      </w:r>
+      <w:proofErr w:type="gramEnd"/>
     </w:p>
     <w:p>
       <w:pPr>
@@ -527,8 +1200,65 @@
           <w:sz w:val="21"/>
           <w:szCs w:val="21"/>
         </w:rPr>
-        <w:t>&lt;equality&gt; ::= &lt;comparison&gt; { ( "==" | "!=" ) &lt;comparison&gt; }</w:t>
-      </w:r>
+        <w:t>&lt;equality</w:t>
+      </w:r>
+      <w:proofErr w:type="gramStart"/>
+      <w:r>
+        <w:rPr>
+          <w:sz w:val="21"/>
+          <w:szCs w:val="21"/>
+        </w:rPr>
+        <w:t>&gt; ::=</w:t>
+      </w:r>
+      <w:proofErr w:type="gramEnd"/>
+      <w:r>
+        <w:rPr>
+          <w:sz w:val="21"/>
+          <w:szCs w:val="21"/>
+        </w:rPr>
+        <w:t xml:space="preserve"> &lt;comparison&gt; </w:t>
+      </w:r>
+      <w:proofErr w:type="gramStart"/>
+      <w:r>
+        <w:rPr>
+          <w:sz w:val="21"/>
+          <w:szCs w:val="21"/>
+        </w:rPr>
+        <w:t>{ (</w:t>
+      </w:r>
+      <w:proofErr w:type="gramEnd"/>
+      <w:r>
+        <w:rPr>
+          <w:sz w:val="21"/>
+          <w:szCs w:val="21"/>
+        </w:rPr>
+        <w:t xml:space="preserve"> "==" | </w:t>
+      </w:r>
+      <w:proofErr w:type="gramStart"/>
+      <w:r>
+        <w:rPr>
+          <w:sz w:val="21"/>
+          <w:szCs w:val="21"/>
+        </w:rPr>
+        <w:t>"!=" )</w:t>
+      </w:r>
+      <w:proofErr w:type="gramEnd"/>
+      <w:r>
+        <w:rPr>
+          <w:sz w:val="21"/>
+          <w:szCs w:val="21"/>
+        </w:rPr>
+        <w:t xml:space="preserve"> &lt;comparison</w:t>
+      </w:r>
+      <w:proofErr w:type="gramStart"/>
+      <w:r>
+        <w:rPr>
+          <w:sz w:val="21"/>
+          <w:szCs w:val="21"/>
+        </w:rPr>
+        <w:t>&gt; }</w:t>
+      </w:r>
+      <w:proofErr w:type="gramEnd"/>
     </w:p>
     <w:p>
       <w:pPr>
@@ -540,8 +1270,97 @@
           <w:sz w:val="21"/>
           <w:szCs w:val="21"/>
         </w:rPr>
-        <w:t>&lt;comparison&gt; ::= &lt;arith-expr&gt; { ( "&lt;" | "&gt;" | "&lt;=" | "&gt;=" ) &lt;arith-expr&gt; }</w:t>
-      </w:r>
+        <w:t>&lt;comparison</w:t>
+      </w:r>
+      <w:proofErr w:type="gramStart"/>
+      <w:r>
+        <w:rPr>
+          <w:sz w:val="21"/>
+          <w:szCs w:val="21"/>
+        </w:rPr>
+        <w:t>&gt; ::=</w:t>
+      </w:r>
+      <w:proofErr w:type="gramEnd"/>
+      <w:r>
+        <w:rPr>
+          <w:sz w:val="21"/>
+          <w:szCs w:val="21"/>
+        </w:rPr>
+        <w:t xml:space="preserve"> &lt;</w:t>
+      </w:r>
+      <w:proofErr w:type="spellStart"/>
+      <w:r>
+        <w:rPr>
+          <w:sz w:val="21"/>
+          <w:szCs w:val="21"/>
+        </w:rPr>
+        <w:t>arith</w:t>
+      </w:r>
+      <w:proofErr w:type="spellEnd"/>
+      <w:r>
+        <w:rPr>
+          <w:sz w:val="21"/>
+          <w:szCs w:val="21"/>
+        </w:rPr>
+        <w:t xml:space="preserve">-expr&gt; </w:t>
+      </w:r>
+      <w:proofErr w:type="gramStart"/>
+      <w:r>
+        <w:rPr>
+          <w:sz w:val="21"/>
+          <w:szCs w:val="21"/>
+        </w:rPr>
+        <w:t>{ (</w:t>
+      </w:r>
+      <w:proofErr w:type="gramEnd"/>
+      <w:r>
+        <w:rPr>
+          <w:sz w:val="21"/>
+          <w:szCs w:val="21"/>
+        </w:rPr>
+        <w:t xml:space="preserve"> "&lt;" | "&gt;" | "&lt;=" | "&gt;=</w:t>
+      </w:r>
+      <w:proofErr w:type="gramStart"/>
+      <w:r>
+        <w:rPr>
+          <w:sz w:val="21"/>
+          <w:szCs w:val="21"/>
+        </w:rPr>
+        <w:t>" )</w:t>
+      </w:r>
+      <w:proofErr w:type="gramEnd"/>
+      <w:r>
+        <w:rPr>
+          <w:sz w:val="21"/>
+          <w:szCs w:val="21"/>
+        </w:rPr>
+        <w:t xml:space="preserve"> &lt;</w:t>
+      </w:r>
+      <w:proofErr w:type="spellStart"/>
+      <w:r>
+        <w:rPr>
+          <w:sz w:val="21"/>
+          <w:szCs w:val="21"/>
+        </w:rPr>
+        <w:t>arith</w:t>
+      </w:r>
+      <w:proofErr w:type="spellEnd"/>
+      <w:r>
+        <w:rPr>
+          <w:sz w:val="21"/>
+          <w:szCs w:val="21"/>
+        </w:rPr>
+        <w:t>-expr</w:t>
+      </w:r>
+      <w:proofErr w:type="gramStart"/>
+      <w:r>
+        <w:rPr>
+          <w:sz w:val="21"/>
+          <w:szCs w:val="21"/>
+        </w:rPr>
+        <w:t>&gt; }</w:t>
+      </w:r>
+      <w:proofErr w:type="gramEnd"/>
     </w:p>
     <w:p>
       <w:pPr>
@@ -553,8 +1372,81 @@
           <w:sz w:val="21"/>
           <w:szCs w:val="21"/>
         </w:rPr>
-        <w:t>&lt;arith-expr&gt; ::= &lt;term&gt; { ( "+" | "-" ) &lt;term&gt; }</w:t>
-      </w:r>
+        <w:t>&lt;</w:t>
+      </w:r>
+      <w:proofErr w:type="spellStart"/>
+      <w:r>
+        <w:rPr>
+          <w:sz w:val="21"/>
+          <w:szCs w:val="21"/>
+        </w:rPr>
+        <w:t>arith</w:t>
+      </w:r>
+      <w:proofErr w:type="spellEnd"/>
+      <w:r>
+        <w:rPr>
+          <w:sz w:val="21"/>
+          <w:szCs w:val="21"/>
+        </w:rPr>
+        <w:t>-expr</w:t>
+      </w:r>
+      <w:proofErr w:type="gramStart"/>
+      <w:r>
+        <w:rPr>
+          <w:sz w:val="21"/>
+          <w:szCs w:val="21"/>
+        </w:rPr>
+        <w:t>&gt; ::=</w:t>
+      </w:r>
+      <w:proofErr w:type="gramEnd"/>
+      <w:r>
+        <w:rPr>
+          <w:sz w:val="21"/>
+          <w:szCs w:val="21"/>
+        </w:rPr>
+        <w:t xml:space="preserve"> &lt;term&gt; </w:t>
+      </w:r>
+      <w:proofErr w:type="gramStart"/>
+      <w:r>
+        <w:rPr>
+          <w:sz w:val="21"/>
+          <w:szCs w:val="21"/>
+        </w:rPr>
+        <w:t>{ (</w:t>
+      </w:r>
+      <w:proofErr w:type="gramEnd"/>
+      <w:r>
+        <w:rPr>
+          <w:sz w:val="21"/>
+          <w:szCs w:val="21"/>
+        </w:rPr>
+        <w:t xml:space="preserve"> "+" | "-</w:t>
+      </w:r>
+      <w:proofErr w:type="gramStart"/>
+      <w:r>
+        <w:rPr>
+          <w:sz w:val="21"/>
+          <w:szCs w:val="21"/>
+        </w:rPr>
+        <w:t>" )</w:t>
+      </w:r>
+      <w:proofErr w:type="gramEnd"/>
+      <w:r>
+        <w:rPr>
+          <w:sz w:val="21"/>
+          <w:szCs w:val="21"/>
+        </w:rPr>
+        <w:t xml:space="preserve"> &lt;term</w:t>
+      </w:r>
+      <w:proofErr w:type="gramStart"/>
+      <w:r>
+        <w:rPr>
+          <w:sz w:val="21"/>
+          <w:szCs w:val="21"/>
+        </w:rPr>
+        <w:t>&gt; }</w:t>
+      </w:r>
+      <w:proofErr w:type="gramEnd"/>
     </w:p>
     <w:p>
       <w:pPr>
@@ -566,8 +1458,65 @@
           <w:sz w:val="21"/>
           <w:szCs w:val="21"/>
         </w:rPr>
-        <w:t>&lt;term&gt; ::= &lt;factor&gt; { ( "*" | "/" ) &lt;factor&gt; }</w:t>
-      </w:r>
+        <w:t>&lt;term</w:t>
+      </w:r>
+      <w:proofErr w:type="gramStart"/>
+      <w:r>
+        <w:rPr>
+          <w:sz w:val="21"/>
+          <w:szCs w:val="21"/>
+        </w:rPr>
+        <w:t>&gt; ::=</w:t>
+      </w:r>
+      <w:proofErr w:type="gramEnd"/>
+      <w:r>
+        <w:rPr>
+          <w:sz w:val="21"/>
+          <w:szCs w:val="21"/>
+        </w:rPr>
+        <w:t xml:space="preserve"> &lt;factor&gt; </w:t>
+      </w:r>
+      <w:proofErr w:type="gramStart"/>
+      <w:r>
+        <w:rPr>
+          <w:sz w:val="21"/>
+          <w:szCs w:val="21"/>
+        </w:rPr>
+        <w:t>{ (</w:t>
+      </w:r>
+      <w:proofErr w:type="gramEnd"/>
+      <w:r>
+        <w:rPr>
+          <w:sz w:val="21"/>
+          <w:szCs w:val="21"/>
+        </w:rPr>
+        <w:t xml:space="preserve"> "*" | "/</w:t>
+      </w:r>
+      <w:proofErr w:type="gramStart"/>
+      <w:r>
+        <w:rPr>
+          <w:sz w:val="21"/>
+          <w:szCs w:val="21"/>
+        </w:rPr>
+        <w:t>" )</w:t>
+      </w:r>
+      <w:proofErr w:type="gramEnd"/>
+      <w:r>
+        <w:rPr>
+          <w:sz w:val="21"/>
+          <w:szCs w:val="21"/>
+        </w:rPr>
+        <w:t xml:space="preserve"> &lt;factor</w:t>
+      </w:r>
+      <w:proofErr w:type="gramStart"/>
+      <w:r>
+        <w:rPr>
+          <w:sz w:val="21"/>
+          <w:szCs w:val="21"/>
+        </w:rPr>
+        <w:t>&gt; }</w:t>
+      </w:r>
+      <w:proofErr w:type="gramEnd"/>
     </w:p>
     <w:p>
       <w:pPr>
@@ -579,7 +1528,23 @@
           <w:sz w:val="21"/>
           <w:szCs w:val="21"/>
         </w:rPr>
-        <w:t>&lt;factor&gt; ::= &lt;unary&gt; | &lt;function-call&gt; | &lt;array-literal&gt; | &lt;array-access&gt;</w:t>
+        <w:t>&lt;factor</w:t>
+      </w:r>
+      <w:proofErr w:type="gramStart"/>
+      <w:r>
+        <w:rPr>
+          <w:sz w:val="21"/>
+          <w:szCs w:val="21"/>
+        </w:rPr>
+        <w:t>&gt; ::=</w:t>
+      </w:r>
+      <w:proofErr w:type="gramEnd"/>
+      <w:r>
+        <w:rPr>
+          <w:sz w:val="21"/>
+          <w:szCs w:val="21"/>
+        </w:rPr>
+        <w:t xml:space="preserve"> &lt;unary&gt; | &lt;function-call&gt; | &lt;array-literal&gt; | &lt;array-access&gt;</w:t>
       </w:r>
     </w:p>
     <w:p>
@@ -618,7 +1583,55 @@
           <w:sz w:val="21"/>
           <w:szCs w:val="21"/>
         </w:rPr>
-        <w:t>&lt;unary&gt; ::= ( "-" | "not" ) &lt;factor&gt;</w:t>
+        <w:t>&lt;unary</w:t>
+      </w:r>
+      <w:proofErr w:type="gramStart"/>
+      <w:r>
+        <w:rPr>
+          <w:sz w:val="21"/>
+          <w:szCs w:val="21"/>
+        </w:rPr>
+        <w:t>&gt; ::=</w:t>
+      </w:r>
+      <w:proofErr w:type="gramEnd"/>
+      <w:r>
+        <w:rPr>
+          <w:sz w:val="21"/>
+          <w:szCs w:val="21"/>
+        </w:rPr>
+        <w:t xml:space="preserve"> </w:t>
+      </w:r>
+      <w:proofErr w:type="gramStart"/>
+      <w:r>
+        <w:rPr>
+          <w:sz w:val="21"/>
+          <w:szCs w:val="21"/>
+        </w:rPr>
+        <w:t>( "</w:t>
+      </w:r>
+      <w:proofErr w:type="gramEnd"/>
+      <w:r>
+        <w:rPr>
+          <w:sz w:val="21"/>
+          <w:szCs w:val="21"/>
+        </w:rPr>
+        <w:t>-" | "not</w:t>
+      </w:r>
+      <w:proofErr w:type="gramStart"/>
+      <w:r>
+        <w:rPr>
+          <w:sz w:val="21"/>
+          <w:szCs w:val="21"/>
+        </w:rPr>
+        <w:t>" )</w:t>
+      </w:r>
+      <w:proofErr w:type="gramEnd"/>
+      <w:r>
+        <w:rPr>
+          <w:sz w:val="21"/>
+          <w:szCs w:val="21"/>
+        </w:rPr>
+        <w:t xml:space="preserve"> &lt;factor&gt;</w:t>
       </w:r>
     </w:p>
     <w:p>
@@ -631,7 +1644,39 @@
           <w:sz w:val="21"/>
           <w:szCs w:val="21"/>
         </w:rPr>
-        <w:t>&lt;function-call&gt; ::= &lt;identifier&gt; "(" [ &lt;argument-list&gt; ] ")"</w:t>
+        <w:t>&lt;function-call</w:t>
+      </w:r>
+      <w:proofErr w:type="gramStart"/>
+      <w:r>
+        <w:rPr>
+          <w:sz w:val="21"/>
+          <w:szCs w:val="21"/>
+        </w:rPr>
+        <w:t>&gt; ::=</w:t>
+      </w:r>
+      <w:proofErr w:type="gramEnd"/>
+      <w:r>
+        <w:rPr>
+          <w:sz w:val="21"/>
+          <w:szCs w:val="21"/>
+        </w:rPr>
+        <w:t xml:space="preserve"> &lt;identifier&gt; "(" [ &lt;argument-list</w:t>
+      </w:r>
+      <w:proofErr w:type="gramStart"/>
+      <w:r>
+        <w:rPr>
+          <w:sz w:val="21"/>
+          <w:szCs w:val="21"/>
+        </w:rPr>
+        <w:t>&gt; ]</w:t>
+      </w:r>
+      <w:proofErr w:type="gramEnd"/>
+      <w:r>
+        <w:rPr>
+          <w:sz w:val="21"/>
+          <w:szCs w:val="21"/>
+        </w:rPr>
+        <w:t xml:space="preserve"> ")"</w:t>
       </w:r>
     </w:p>
     <w:p>
@@ -644,8 +1689,49 @@
           <w:sz w:val="21"/>
           <w:szCs w:val="21"/>
         </w:rPr>
-        <w:t>&lt;argument-list&gt; ::= &lt;expression&gt; { "," &lt;expression&gt; }</w:t>
-      </w:r>
+        <w:t>&lt;argument-list</w:t>
+      </w:r>
+      <w:proofErr w:type="gramStart"/>
+      <w:r>
+        <w:rPr>
+          <w:sz w:val="21"/>
+          <w:szCs w:val="21"/>
+        </w:rPr>
+        <w:t>&gt; ::=</w:t>
+      </w:r>
+      <w:proofErr w:type="gramEnd"/>
+      <w:r>
+        <w:rPr>
+          <w:sz w:val="21"/>
+          <w:szCs w:val="21"/>
+        </w:rPr>
+        <w:t xml:space="preserve"> &lt;expression&gt; </w:t>
+      </w:r>
+      <w:proofErr w:type="gramStart"/>
+      <w:r>
+        <w:rPr>
+          <w:sz w:val="21"/>
+          <w:szCs w:val="21"/>
+        </w:rPr>
+        <w:t>{ "</w:t>
+      </w:r>
+      <w:proofErr w:type="gramEnd"/>
+      <w:r>
+        <w:rPr>
+          <w:sz w:val="21"/>
+          <w:szCs w:val="21"/>
+        </w:rPr>
+        <w:t>," &lt;expression</w:t>
+      </w:r>
+      <w:proofErr w:type="gramStart"/>
+      <w:r>
+        <w:rPr>
+          <w:sz w:val="21"/>
+          <w:szCs w:val="21"/>
+        </w:rPr>
+        <w:t>&gt; }</w:t>
+      </w:r>
+      <w:proofErr w:type="gramEnd"/>
     </w:p>
     <w:p>
       <w:pPr>
@@ -657,7 +1743,55 @@
           <w:sz w:val="21"/>
           <w:szCs w:val="21"/>
         </w:rPr>
-        <w:t>&lt;array-literal&gt; ::= "[" [ &lt;expression&gt; { "," &lt;expression&gt; } ] "]"</w:t>
+        <w:t>&lt;array-literal</w:t>
+      </w:r>
+      <w:proofErr w:type="gramStart"/>
+      <w:r>
+        <w:rPr>
+          <w:sz w:val="21"/>
+          <w:szCs w:val="21"/>
+        </w:rPr>
+        <w:t>&gt; ::=</w:t>
+      </w:r>
+      <w:proofErr w:type="gramEnd"/>
+      <w:r>
+        <w:rPr>
+          <w:sz w:val="21"/>
+          <w:szCs w:val="21"/>
+        </w:rPr>
+        <w:t xml:space="preserve"> "[" [ &lt;expression&gt; </w:t>
+      </w:r>
+      <w:proofErr w:type="gramStart"/>
+      <w:r>
+        <w:rPr>
+          <w:sz w:val="21"/>
+          <w:szCs w:val="21"/>
+        </w:rPr>
+        <w:t>{ "</w:t>
+      </w:r>
+      <w:proofErr w:type="gramEnd"/>
+      <w:r>
+        <w:rPr>
+          <w:sz w:val="21"/>
+          <w:szCs w:val="21"/>
+        </w:rPr>
+        <w:t>," &lt;expression</w:t>
+      </w:r>
+      <w:proofErr w:type="gramStart"/>
+      <w:r>
+        <w:rPr>
+          <w:sz w:val="21"/>
+          <w:szCs w:val="21"/>
+        </w:rPr>
+        <w:t>&gt; }</w:t>
+      </w:r>
+      <w:proofErr w:type="gramEnd"/>
+      <w:r>
+        <w:rPr>
+          <w:sz w:val="21"/>
+          <w:szCs w:val="21"/>
+        </w:rPr>
+        <w:t xml:space="preserve"> ] "]"</w:t>
       </w:r>
     </w:p>
     <w:p>
@@ -670,7 +1804,23 @@
           <w:sz w:val="21"/>
           <w:szCs w:val="21"/>
         </w:rPr>
-        <w:t>&lt;array-access&gt; ::= &lt;identifier&gt; "[" &lt;expression&gt; "]"</w:t>
+        <w:t>&lt;array-access</w:t>
+      </w:r>
+      <w:proofErr w:type="gramStart"/>
+      <w:r>
+        <w:rPr>
+          <w:sz w:val="21"/>
+          <w:szCs w:val="21"/>
+        </w:rPr>
+        <w:t>&gt; ::=</w:t>
+      </w:r>
+      <w:proofErr w:type="gramEnd"/>
+      <w:r>
+        <w:rPr>
+          <w:sz w:val="21"/>
+          <w:szCs w:val="21"/>
+        </w:rPr>
+        <w:t xml:space="preserve"> &lt;identifier&gt; "[" &lt;expression&gt; "]"</w:t>
       </w:r>
     </w:p>
     <w:p>
@@ -692,7 +1842,23 @@
         <w:spacing w:after="120" w:line="276" w:lineRule="auto"/>
       </w:pPr>
       <w:r>
-        <w:t>Each node type is a small Python class (a dataclass) in ast_nodes.py. The six node types suggested by the assignment are present, and the remaining Part 1 constructs have their own nodes. Every node records the line and column of its first token, which is the operator for a BinaryOpNode. Positions are excluded from equality checks so that the tests compare tree shape only.</w:t>
+        <w:t xml:space="preserve">Each node type is a small Python class (a </w:t>
+      </w:r>
+      <w:proofErr w:type="spellStart"/>
+      <w:r>
+        <w:t>dataclass</w:t>
+      </w:r>
+      <w:proofErr w:type="spellEnd"/>
+      <w:r>
+        <w:t xml:space="preserve">) in ast_nodes.py. The six node types suggested by the assignment are present, and the remaining Part 1 constructs have their own nodes. Every node records the line and column of its first token, which is the operator for a </w:t>
+      </w:r>
+      <w:proofErr w:type="spellStart"/>
+      <w:r>
+        <w:t>BinaryOpNode</w:t>
+      </w:r>
+      <w:proofErr w:type="spellEnd"/>
+      <w:r>
+        <w:t>. Positions are excluded from equality checks so that the tests compare tree shape only.</w:t>
       </w:r>
     </w:p>
     <w:p>
@@ -891,6 +2057,7 @@
             <w:pPr>
               <w:spacing w:line="252" w:lineRule="auto"/>
             </w:pPr>
+            <w:proofErr w:type="spellStart"/>
             <w:r>
               <w:rPr>
                 <w:sz w:val="22"/>
@@ -898,6 +2065,7 @@
               </w:rPr>
               <w:t>ProgramNode</w:t>
             </w:r>
+            <w:proofErr w:type="spellEnd"/>
           </w:p>
         </w:tc>
         <w:tc>
@@ -992,6 +2160,7 @@
             <w:pPr>
               <w:spacing w:line="252" w:lineRule="auto"/>
             </w:pPr>
+            <w:proofErr w:type="spellStart"/>
             <w:r>
               <w:rPr>
                 <w:sz w:val="22"/>
@@ -999,6 +2168,7 @@
               </w:rPr>
               <w:t>BlockNode</w:t>
             </w:r>
+            <w:proofErr w:type="spellEnd"/>
           </w:p>
         </w:tc>
         <w:tc>
@@ -1093,6 +2263,7 @@
             <w:pPr>
               <w:spacing w:line="252" w:lineRule="auto"/>
             </w:pPr>
+            <w:proofErr w:type="spellStart"/>
             <w:r>
               <w:rPr>
                 <w:sz w:val="22"/>
@@ -1100,6 +2271,7 @@
               </w:rPr>
               <w:t>DeclarationNode</w:t>
             </w:r>
+            <w:proofErr w:type="spellEnd"/>
           </w:p>
         </w:tc>
         <w:tc>
@@ -1169,7 +2341,23 @@
                 <w:sz w:val="22"/>
                 <w:szCs w:val="22"/>
               </w:rPr>
-              <w:t>assignment, for-init, for-update</w:t>
+              <w:t>assignment, for-</w:t>
+            </w:r>
+            <w:proofErr w:type="spellStart"/>
+            <w:r>
+              <w:rPr>
+                <w:sz w:val="22"/>
+                <w:szCs w:val="22"/>
+              </w:rPr>
+              <w:t>init</w:t>
+            </w:r>
+            <w:proofErr w:type="spellEnd"/>
+            <w:r>
+              <w:rPr>
+                <w:sz w:val="22"/>
+                <w:szCs w:val="22"/>
+              </w:rPr>
+              <w:t>, for-update</w:t>
             </w:r>
           </w:p>
         </w:tc>
@@ -1194,6 +2382,7 @@
             <w:pPr>
               <w:spacing w:line="252" w:lineRule="auto"/>
             </w:pPr>
+            <w:proofErr w:type="spellStart"/>
             <w:r>
               <w:rPr>
                 <w:sz w:val="22"/>
@@ -1201,6 +2390,7 @@
               </w:rPr>
               <w:t>AssignmentNode</w:t>
             </w:r>
+            <w:proofErr w:type="spellEnd"/>
           </w:p>
         </w:tc>
         <w:tc>
@@ -1295,6 +2485,7 @@
             <w:pPr>
               <w:spacing w:line="252" w:lineRule="auto"/>
             </w:pPr>
+            <w:proofErr w:type="spellStart"/>
             <w:r>
               <w:rPr>
                 <w:sz w:val="22"/>
@@ -1302,6 +2493,7 @@
               </w:rPr>
               <w:t>PrintNode</w:t>
             </w:r>
+            <w:proofErr w:type="spellEnd"/>
           </w:p>
         </w:tc>
         <w:tc>
@@ -1396,6 +2588,7 @@
             <w:pPr>
               <w:spacing w:line="252" w:lineRule="auto"/>
             </w:pPr>
+            <w:proofErr w:type="spellStart"/>
             <w:r>
               <w:rPr>
                 <w:sz w:val="22"/>
@@ -1403,6 +2596,7 @@
               </w:rPr>
               <w:t>IfNode</w:t>
             </w:r>
+            <w:proofErr w:type="spellEnd"/>
           </w:p>
         </w:tc>
         <w:tc>
@@ -1431,8 +2625,33 @@
                 <w:sz w:val="22"/>
                 <w:szCs w:val="22"/>
               </w:rPr>
-              <w:t>condition, then_branch, else_branch</w:t>
-            </w:r>
+              <w:t xml:space="preserve">condition, </w:t>
+            </w:r>
+            <w:proofErr w:type="spellStart"/>
+            <w:r>
+              <w:rPr>
+                <w:sz w:val="22"/>
+                <w:szCs w:val="22"/>
+              </w:rPr>
+              <w:t>then_branch</w:t>
+            </w:r>
+            <w:proofErr w:type="spellEnd"/>
+            <w:r>
+              <w:rPr>
+                <w:sz w:val="22"/>
+                <w:szCs w:val="22"/>
+              </w:rPr>
+              <w:t xml:space="preserve">, </w:t>
+            </w:r>
+            <w:proofErr w:type="spellStart"/>
+            <w:r>
+              <w:rPr>
+                <w:sz w:val="22"/>
+                <w:szCs w:val="22"/>
+              </w:rPr>
+              <w:t>else_branch</w:t>
+            </w:r>
+            <w:proofErr w:type="spellEnd"/>
           </w:p>
         </w:tc>
       </w:tr>
@@ -1497,6 +2716,7 @@
             <w:pPr>
               <w:spacing w:line="252" w:lineRule="auto"/>
             </w:pPr>
+            <w:proofErr w:type="spellStart"/>
             <w:r>
               <w:rPr>
                 <w:sz w:val="22"/>
@@ -1504,6 +2724,7 @@
               </w:rPr>
               <w:t>WhileNode</w:t>
             </w:r>
+            <w:proofErr w:type="spellEnd"/>
           </w:p>
         </w:tc>
         <w:tc>
@@ -1598,6 +2819,7 @@
             <w:pPr>
               <w:spacing w:line="252" w:lineRule="auto"/>
             </w:pPr>
+            <w:proofErr w:type="spellStart"/>
             <w:r>
               <w:rPr>
                 <w:sz w:val="22"/>
@@ -1605,6 +2827,7 @@
               </w:rPr>
               <w:t>ForNode</w:t>
             </w:r>
+            <w:proofErr w:type="spellEnd"/>
           </w:p>
         </w:tc>
         <w:tc>
@@ -1628,12 +2851,21 @@
             <w:pPr>
               <w:spacing w:line="252" w:lineRule="auto"/>
             </w:pPr>
-            <w:r>
-              <w:rPr>
-                <w:sz w:val="22"/>
-                <w:szCs w:val="22"/>
-              </w:rPr>
-              <w:t>init, condition, update, body</w:t>
+            <w:proofErr w:type="spellStart"/>
+            <w:r>
+              <w:rPr>
+                <w:sz w:val="22"/>
+                <w:szCs w:val="22"/>
+              </w:rPr>
+              <w:t>init</w:t>
+            </w:r>
+            <w:proofErr w:type="spellEnd"/>
+            <w:r>
+              <w:rPr>
+                <w:sz w:val="22"/>
+                <w:szCs w:val="22"/>
+              </w:rPr>
+              <w:t>, condition, update, body</w:t>
             </w:r>
           </w:p>
         </w:tc>
@@ -1699,6 +2931,7 @@
             <w:pPr>
               <w:spacing w:line="252" w:lineRule="auto"/>
             </w:pPr>
+            <w:proofErr w:type="spellStart"/>
             <w:r>
               <w:rPr>
                 <w:sz w:val="22"/>
@@ -1706,6 +2939,7 @@
               </w:rPr>
               <w:t>FunctionNode</w:t>
             </w:r>
+            <w:proofErr w:type="spellEnd"/>
           </w:p>
         </w:tc>
         <w:tc>
@@ -1800,6 +3034,7 @@
             <w:pPr>
               <w:spacing w:line="252" w:lineRule="auto"/>
             </w:pPr>
+            <w:proofErr w:type="spellStart"/>
             <w:r>
               <w:rPr>
                 <w:sz w:val="22"/>
@@ -1807,6 +3042,7 @@
               </w:rPr>
               <w:t>ReturnNode</w:t>
             </w:r>
+            <w:proofErr w:type="spellEnd"/>
           </w:p>
         </w:tc>
         <w:tc>
@@ -1835,7 +3071,23 @@
                 <w:sz w:val="22"/>
                 <w:szCs w:val="22"/>
               </w:rPr>
-              <w:t>value (may be empty)</w:t>
+              <w:t>value (</w:t>
+            </w:r>
+            <w:proofErr w:type="gramStart"/>
+            <w:r>
+              <w:rPr>
+                <w:sz w:val="22"/>
+                <w:szCs w:val="22"/>
+              </w:rPr>
+              <w:t>may be</w:t>
+            </w:r>
+            <w:proofErr w:type="gramEnd"/>
+            <w:r>
+              <w:rPr>
+                <w:sz w:val="22"/>
+                <w:szCs w:val="22"/>
+              </w:rPr>
+              <w:t xml:space="preserve"> empty)</w:t>
             </w:r>
           </w:p>
         </w:tc>
@@ -1901,6 +3153,7 @@
             <w:pPr>
               <w:spacing w:line="252" w:lineRule="auto"/>
             </w:pPr>
+            <w:proofErr w:type="spellStart"/>
             <w:r>
               <w:rPr>
                 <w:sz w:val="22"/>
@@ -1908,6 +3161,7 @@
               </w:rPr>
               <w:t>ExpressionStatementNode</w:t>
             </w:r>
+            <w:proofErr w:type="spellEnd"/>
           </w:p>
         </w:tc>
         <w:tc>
@@ -2002,6 +3256,7 @@
             <w:pPr>
               <w:spacing w:line="252" w:lineRule="auto"/>
             </w:pPr>
+            <w:proofErr w:type="spellStart"/>
             <w:r>
               <w:rPr>
                 <w:sz w:val="22"/>
@@ -2009,6 +3264,7 @@
               </w:rPr>
               <w:t>BinaryOpNode</w:t>
             </w:r>
+            <w:proofErr w:type="spellEnd"/>
           </w:p>
         </w:tc>
         <w:tc>
@@ -2103,6 +3359,7 @@
             <w:pPr>
               <w:spacing w:line="252" w:lineRule="auto"/>
             </w:pPr>
+            <w:proofErr w:type="spellStart"/>
             <w:r>
               <w:rPr>
                 <w:sz w:val="22"/>
@@ -2110,6 +3367,7 @@
               </w:rPr>
               <w:t>UnaryOpNode</w:t>
             </w:r>
+            <w:proofErr w:type="spellEnd"/>
           </w:p>
         </w:tc>
         <w:tc>
@@ -2204,6 +3462,7 @@
             <w:pPr>
               <w:spacing w:line="252" w:lineRule="auto"/>
             </w:pPr>
+            <w:proofErr w:type="spellStart"/>
             <w:r>
               <w:rPr>
                 <w:sz w:val="22"/>
@@ -2211,6 +3470,7 @@
               </w:rPr>
               <w:t>NumberNode</w:t>
             </w:r>
+            <w:proofErr w:type="spellEnd"/>
           </w:p>
         </w:tc>
         <w:tc>
@@ -2305,6 +3565,7 @@
             <w:pPr>
               <w:spacing w:line="252" w:lineRule="auto"/>
             </w:pPr>
+            <w:proofErr w:type="spellStart"/>
             <w:r>
               <w:rPr>
                 <w:sz w:val="22"/>
@@ -2312,6 +3573,7 @@
               </w:rPr>
               <w:t>BooleanNode</w:t>
             </w:r>
+            <w:proofErr w:type="spellEnd"/>
           </w:p>
         </w:tc>
         <w:tc>
@@ -2406,6 +3668,7 @@
             <w:pPr>
               <w:spacing w:line="252" w:lineRule="auto"/>
             </w:pPr>
+            <w:proofErr w:type="spellStart"/>
             <w:r>
               <w:rPr>
                 <w:sz w:val="22"/>
@@ -2413,6 +3676,7 @@
               </w:rPr>
               <w:t>VariableNode</w:t>
             </w:r>
+            <w:proofErr w:type="spellEnd"/>
           </w:p>
         </w:tc>
         <w:tc>
@@ -2507,6 +3771,7 @@
             <w:pPr>
               <w:spacing w:line="252" w:lineRule="auto"/>
             </w:pPr>
+            <w:proofErr w:type="spellStart"/>
             <w:r>
               <w:rPr>
                 <w:sz w:val="22"/>
@@ -2514,6 +3779,7 @@
               </w:rPr>
               <w:t>CallNode</w:t>
             </w:r>
+            <w:proofErr w:type="spellEnd"/>
           </w:p>
         </w:tc>
         <w:tc>
@@ -2608,6 +3874,7 @@
             <w:pPr>
               <w:spacing w:line="252" w:lineRule="auto"/>
             </w:pPr>
+            <w:proofErr w:type="spellStart"/>
             <w:r>
               <w:rPr>
                 <w:sz w:val="22"/>
@@ -2615,6 +3882,7 @@
               </w:rPr>
               <w:t>ArrayNode</w:t>
             </w:r>
+            <w:proofErr w:type="spellEnd"/>
           </w:p>
         </w:tc>
         <w:tc>
@@ -2709,6 +3977,7 @@
             <w:pPr>
               <w:spacing w:line="252" w:lineRule="auto"/>
             </w:pPr>
+            <w:proofErr w:type="spellStart"/>
             <w:r>
               <w:rPr>
                 <w:sz w:val="22"/>
@@ -2716,6 +3985,7 @@
               </w:rPr>
               <w:t>IndexNode</w:t>
             </w:r>
+            <w:proofErr w:type="spellEnd"/>
           </w:p>
         </w:tc>
         <w:tc>
@@ -2760,7 +4030,47 @@
         <w:spacing w:after="120" w:line="276" w:lineRule="auto"/>
       </w:pPr>
       <w:r>
-        <w:t>The target of an AssignmentNode is a VariableNode for x = 1 and an IndexNode for scores[1] = 100. A declaration with let is a separate DeclarationNode so that a later stage can tell a new variable from an update of an existing one.</w:t>
+        <w:t xml:space="preserve">The target of an </w:t>
+      </w:r>
+      <w:proofErr w:type="spellStart"/>
+      <w:r>
+        <w:t>AssignmentNode</w:t>
+      </w:r>
+      <w:proofErr w:type="spellEnd"/>
+      <w:r>
+        <w:t xml:space="preserve"> is a </w:t>
+      </w:r>
+      <w:proofErr w:type="spellStart"/>
+      <w:r>
+        <w:t>VariableNode</w:t>
+      </w:r>
+      <w:proofErr w:type="spellEnd"/>
+      <w:r>
+        <w:t xml:space="preserve"> for x = 1 and an </w:t>
+      </w:r>
+      <w:proofErr w:type="spellStart"/>
+      <w:r>
+        <w:t>IndexNode</w:t>
+      </w:r>
+      <w:proofErr w:type="spellEnd"/>
+      <w:r>
+        <w:t xml:space="preserve"> for </w:t>
+      </w:r>
+      <w:proofErr w:type="gramStart"/>
+      <w:r>
+        <w:t>scores[</w:t>
+      </w:r>
+      <w:proofErr w:type="gramEnd"/>
+      <w:r>
+        <w:t xml:space="preserve">1] = 100. A declaration with let is a separate </w:t>
+      </w:r>
+      <w:proofErr w:type="spellStart"/>
+      <w:r>
+        <w:t>DeclarationNode</w:t>
+      </w:r>
+      <w:proofErr w:type="spellEnd"/>
+      <w:r>
+        <w:t xml:space="preserve"> so that a later stage can tell a new variable from an update of an existing one.</w:t>
       </w:r>
     </w:p>
     <w:p>
@@ -2777,7 +4087,51 @@
         <w:spacing w:after="120" w:line="276" w:lineRule="auto"/>
       </w:pPr>
       <w:r>
-        <w:t>The parser in emerald_parser.py is a recursive-descent parser. It receives the token list from the Part 2 lexer, and each grammar rule is implemented by one method, for example declaration, if_statement, function_definition and factor. The entry point parse_source lexes a string and returns a ProgramNode, and parse_file does the same for a file. Running python emerald_parser.py followed by a file name prints the AST as an indented tree.</w:t>
+        <w:t xml:space="preserve">The parser in emerald_parser.py is a recursive-descent parser. It receives the token list from the Part 2 </w:t>
+      </w:r>
+      <w:proofErr w:type="spellStart"/>
+      <w:r>
+        <w:t>lexer</w:t>
+      </w:r>
+      <w:proofErr w:type="spellEnd"/>
+      <w:r>
+        <w:t xml:space="preserve">, and each grammar rule is implemented by one method, for example declaration, </w:t>
+      </w:r>
+      <w:proofErr w:type="spellStart"/>
+      <w:r>
+        <w:t>if_statement</w:t>
+      </w:r>
+      <w:proofErr w:type="spellEnd"/>
+      <w:r>
+        <w:t xml:space="preserve">, </w:t>
+      </w:r>
+      <w:proofErr w:type="spellStart"/>
+      <w:r>
+        <w:t>function_definition</w:t>
+      </w:r>
+      <w:proofErr w:type="spellEnd"/>
+      <w:r>
+        <w:t xml:space="preserve"> and factor. The entry point </w:t>
+      </w:r>
+      <w:proofErr w:type="spellStart"/>
+      <w:r>
+        <w:t>parse_source</w:t>
+      </w:r>
+      <w:proofErr w:type="spellEnd"/>
+      <w:r>
+        <w:t xml:space="preserve"> lexes a string and returns a </w:t>
+      </w:r>
+      <w:r>
+        <w:t>Program Node</w:t>
+      </w:r>
+      <w:r>
+        <w:t xml:space="preserve">, and </w:t>
+      </w:r>
+      <w:r>
+        <w:t>parse file</w:t>
+      </w:r>
+      <w:r>
+        <w:t xml:space="preserve"> does the same for a file. Running python emerald_parser.py followed by a file name prints the AST as an indented tree.</w:t>
       </w:r>
     </w:p>
     <w:p>
@@ -2785,7 +4139,21 @@
         <w:spacing w:after="120" w:line="276" w:lineRule="auto"/>
       </w:pPr>
       <w:r>
-        <w:t>Two points needed a decision because the grammar alone does not settle them.</w:t>
+        <w:t xml:space="preserve">Two points </w:t>
+      </w:r>
+      <w:r>
+        <w:t>need</w:t>
+      </w:r>
+      <w:r>
+        <w:t xml:space="preserve"> a decision because </w:t>
+      </w:r>
+      <w:proofErr w:type="gramStart"/>
+      <w:r>
+        <w:t>the grammar</w:t>
+      </w:r>
+      <w:proofErr w:type="gramEnd"/>
+      <w:r>
+        <w:t xml:space="preserve"> alone does not settle them.</w:t>
       </w:r>
     </w:p>
     <w:p>
@@ -2798,8 +4166,21 @@
         <w:spacing w:after="80" w:line="276" w:lineRule="auto"/>
       </w:pPr>
       <w:r>
-        <w:t>Assignment or expression statement. Both can begin with an identifier. The parser reads an expression first. If an = follows, the expression must have been written as a name or as name[index], otherwise the parser reports an invalid assignment target. This rejects x + y = 3; and also (x) = 3;.</w:t>
-      </w:r>
+        <w:t xml:space="preserve">Assignment or expression statement. Both can begin with an identifier. The parser reads an expression first. If an = follows, the expression must have been written as a name or as name[index], otherwise the parser reports an invalid assignment target. This rejects x + y = 3; </w:t>
+      </w:r>
+      <w:proofErr w:type="gramStart"/>
+      <w:r>
+        <w:t>and also</w:t>
+      </w:r>
+      <w:proofErr w:type="gramEnd"/>
+      <w:r>
+        <w:t xml:space="preserve"> (x) = </w:t>
+      </w:r>
+      <w:proofErr w:type="gramStart"/>
+      <w:r>
+        <w:t>3;.</w:t>
+      </w:r>
+      <w:proofErr w:type="gramEnd"/>
     </w:p>
     <w:p>
       <w:pPr>
@@ -2811,7 +4192,23 @@
         <w:spacing w:after="80" w:line="276" w:lineRule="auto"/>
       </w:pPr>
       <w:r>
-        <w:t>Strictness. The grammar has no else if and no chained indexing such as a[0][1]. The parser follows the grammar and reports both as syntax errors, instead of accepting more than Part 1 allows.</w:t>
+        <w:t xml:space="preserve">Strictness. The grammar has </w:t>
+      </w:r>
+      <w:proofErr w:type="gramStart"/>
+      <w:r>
+        <w:t>no</w:t>
+      </w:r>
+      <w:proofErr w:type="gramEnd"/>
+      <w:r>
+        <w:t xml:space="preserve"> else if and no chained indexing such as </w:t>
+      </w:r>
+      <w:proofErr w:type="gramStart"/>
+      <w:r>
+        <w:t>a[</w:t>
+      </w:r>
+      <w:proofErr w:type="gramEnd"/>
+      <w:r>
+        <w:t>0][1]. The parser follows the grammar and reports both as syntax errors, instead of accepting more than Part 1 allows.</w:t>
       </w:r>
     </w:p>
     <w:p>
@@ -2828,7 +4225,15 @@
         <w:spacing w:after="120" w:line="276" w:lineRule="auto"/>
       </w:pPr>
       <w:r>
-        <w:t>Precedence follows Part 1. It is implemented by the order of the parsing methods: each level calls the next tighter level to read its operands, so tighter operators end up lower in the tree. The six binary levels share one helper, binary_level, which loops to make each level left-associative, so 10 - 4 - 3 is (10 - 4) - 3.</w:t>
+        <w:t xml:space="preserve">Precedence follows Part 1. It is implemented by the order of the parsing methods: each level calls the next tighter level to read its operands, so tighter operators end up lower in the tree. The six binary levels share one helper, </w:t>
+      </w:r>
+      <w:proofErr w:type="spellStart"/>
+      <w:r>
+        <w:t>binary_level</w:t>
+      </w:r>
+      <w:proofErr w:type="spellEnd"/>
+      <w:r>
+        <w:t>, which loops to make each level left-associative, so 10 - 4 - 3 is (10 - 4) - 3.</w:t>
       </w:r>
     </w:p>
     <w:p>
@@ -3120,6 +4525,7 @@
             <w:pPr>
               <w:spacing w:line="252" w:lineRule="auto"/>
             </w:pPr>
+            <w:proofErr w:type="spellStart"/>
             <w:r>
               <w:rPr>
                 <w:sz w:val="22"/>
@@ -3127,6 +4533,7 @@
               </w:rPr>
               <w:t>logical_or</w:t>
             </w:r>
+            <w:proofErr w:type="spellEnd"/>
           </w:p>
         </w:tc>
       </w:tr>
@@ -3251,6 +4658,7 @@
             <w:pPr>
               <w:spacing w:line="252" w:lineRule="auto"/>
             </w:pPr>
+            <w:proofErr w:type="spellStart"/>
             <w:r>
               <w:rPr>
                 <w:sz w:val="22"/>
@@ -3258,6 +4666,7 @@
               </w:rPr>
               <w:t>logical_and</w:t>
             </w:r>
+            <w:proofErr w:type="spellEnd"/>
           </w:p>
         </w:tc>
       </w:tr>
@@ -3327,7 +4736,23 @@
                 <w:sz w:val="22"/>
                 <w:szCs w:val="22"/>
               </w:rPr>
-              <w:t>==  !=</w:t>
+              <w:t>=</w:t>
+            </w:r>
+            <w:proofErr w:type="gramStart"/>
+            <w:r>
+              <w:rPr>
+                <w:sz w:val="22"/>
+                <w:szCs w:val="22"/>
+              </w:rPr>
+              <w:t>=  !</w:t>
+            </w:r>
+            <w:proofErr w:type="gramEnd"/>
+            <w:r>
+              <w:rPr>
+                <w:sz w:val="22"/>
+                <w:szCs w:val="22"/>
+              </w:rPr>
+              <w:t>=</w:t>
             </w:r>
           </w:p>
         </w:tc>
@@ -3644,6 +5069,7 @@
             <w:pPr>
               <w:spacing w:line="252" w:lineRule="auto"/>
             </w:pPr>
+            <w:proofErr w:type="spellStart"/>
             <w:r>
               <w:rPr>
                 <w:sz w:val="22"/>
@@ -3651,6 +5077,7 @@
               </w:rPr>
               <w:t>arith_expr</w:t>
             </w:r>
+            <w:proofErr w:type="spellEnd"/>
           </w:p>
         </w:tc>
       </w:tr>
@@ -3851,7 +5278,23 @@
                 <w:sz w:val="22"/>
                 <w:szCs w:val="22"/>
               </w:rPr>
-              <w:t>unary -  and  not</w:t>
+              <w:t xml:space="preserve">unary </w:t>
+            </w:r>
+            <w:proofErr w:type="gramStart"/>
+            <w:r>
+              <w:rPr>
+                <w:sz w:val="22"/>
+                <w:szCs w:val="22"/>
+              </w:rPr>
+              <w:t>-  and</w:t>
+            </w:r>
+            <w:proofErr w:type="gramEnd"/>
+            <w:r>
+              <w:rPr>
+                <w:sz w:val="22"/>
+                <w:szCs w:val="22"/>
+              </w:rPr>
+              <w:t xml:space="preserve">  not</w:t>
             </w:r>
           </w:p>
         </w:tc>
@@ -3936,7 +5379,31 @@
         <w:spacing w:after="120" w:line="276" w:lineRule="auto"/>
       </w:pPr>
       <w:r>
-        <w:t>For print(2 + 3 * 4); the parser builds the tree below. The multiplication is a child of the addition, so it is evaluated first. Adding parentheses, print((2 + 3) * 4);, moves the addition below the multiplication.</w:t>
+        <w:t xml:space="preserve">For </w:t>
+      </w:r>
+      <w:proofErr w:type="gramStart"/>
+      <w:r>
+        <w:t>print(</w:t>
+      </w:r>
+      <w:proofErr w:type="gramEnd"/>
+      <w:r>
+        <w:t xml:space="preserve">2 + 3 * 4); the parser builds the tree below. The multiplication is a child of the addition, so it is evaluated first. Adding parentheses, </w:t>
+      </w:r>
+      <w:proofErr w:type="gramStart"/>
+      <w:r>
+        <w:t>print(</w:t>
+      </w:r>
+      <w:proofErr w:type="gramEnd"/>
+      <w:r>
+        <w:t>(2 + 3) * 4</w:t>
+      </w:r>
+      <w:proofErr w:type="gramStart"/>
+      <w:r>
+        <w:t>);,</w:t>
+      </w:r>
+      <w:proofErr w:type="gramEnd"/>
+      <w:r>
+        <w:t xml:space="preserve"> moves the addition below the multiplication.</w:t>
       </w:r>
     </w:p>
     <w:p>
@@ -3944,6 +5411,7 @@
         <w:keepLines/>
         <w:ind w:left="360"/>
       </w:pPr>
+      <w:proofErr w:type="spellStart"/>
       <w:r>
         <w:rPr>
           <w:sz w:val="21"/>
@@ -3951,19 +5419,38 @@
         </w:rPr>
         <w:t>ProgramNode</w:t>
       </w:r>
+      <w:proofErr w:type="spellEnd"/>
     </w:p>
     <w:p>
       <w:pPr>
         <w:keepLines/>
         <w:ind w:left="580"/>
       </w:pPr>
-      <w:r>
-        <w:rPr>
-          <w:sz w:val="21"/>
-          <w:szCs w:val="21"/>
-        </w:rPr>
-        <w:t>statements[0]: PrintNode</w:t>
-      </w:r>
+      <w:proofErr w:type="gramStart"/>
+      <w:r>
+        <w:rPr>
+          <w:sz w:val="21"/>
+          <w:szCs w:val="21"/>
+        </w:rPr>
+        <w:t>statements[</w:t>
+      </w:r>
+      <w:proofErr w:type="gramEnd"/>
+      <w:r>
+        <w:rPr>
+          <w:sz w:val="21"/>
+          <w:szCs w:val="21"/>
+        </w:rPr>
+        <w:t xml:space="preserve">0]: </w:t>
+      </w:r>
+      <w:proofErr w:type="spellStart"/>
+      <w:r>
+        <w:rPr>
+          <w:sz w:val="21"/>
+          <w:szCs w:val="21"/>
+        </w:rPr>
+        <w:t>PrintNode</w:t>
+      </w:r>
+      <w:proofErr w:type="spellEnd"/>
     </w:p>
     <w:p>
       <w:pPr>
@@ -3975,7 +5462,23 @@
           <w:sz w:val="21"/>
           <w:szCs w:val="21"/>
         </w:rPr>
-        <w:t>value: BinaryOpNode operator='+'</w:t>
+        <w:t xml:space="preserve">value: </w:t>
+      </w:r>
+      <w:proofErr w:type="spellStart"/>
+      <w:r>
+        <w:rPr>
+          <w:sz w:val="21"/>
+          <w:szCs w:val="21"/>
+        </w:rPr>
+        <w:t>BinaryOpNode</w:t>
+      </w:r>
+      <w:proofErr w:type="spellEnd"/>
+      <w:r>
+        <w:rPr>
+          <w:sz w:val="21"/>
+          <w:szCs w:val="21"/>
+        </w:rPr>
+        <w:t xml:space="preserve"> operator='+'</w:t>
       </w:r>
     </w:p>
     <w:p>
@@ -3988,7 +5491,23 @@
           <w:sz w:val="21"/>
           <w:szCs w:val="21"/>
         </w:rPr>
-        <w:t>left: NumberNode value=2</w:t>
+        <w:t xml:space="preserve">left: </w:t>
+      </w:r>
+      <w:proofErr w:type="spellStart"/>
+      <w:r>
+        <w:rPr>
+          <w:sz w:val="21"/>
+          <w:szCs w:val="21"/>
+        </w:rPr>
+        <w:t>NumberNode</w:t>
+      </w:r>
+      <w:proofErr w:type="spellEnd"/>
+      <w:r>
+        <w:rPr>
+          <w:sz w:val="21"/>
+          <w:szCs w:val="21"/>
+        </w:rPr>
+        <w:t xml:space="preserve"> value=2</w:t>
       </w:r>
     </w:p>
     <w:p>
@@ -4001,7 +5520,23 @@
           <w:sz w:val="21"/>
           <w:szCs w:val="21"/>
         </w:rPr>
-        <w:t>right: BinaryOpNode operator='*'</w:t>
+        <w:t xml:space="preserve">right: </w:t>
+      </w:r>
+      <w:proofErr w:type="spellStart"/>
+      <w:r>
+        <w:rPr>
+          <w:sz w:val="21"/>
+          <w:szCs w:val="21"/>
+        </w:rPr>
+        <w:t>BinaryOpNode</w:t>
+      </w:r>
+      <w:proofErr w:type="spellEnd"/>
+      <w:r>
+        <w:rPr>
+          <w:sz w:val="21"/>
+          <w:szCs w:val="21"/>
+        </w:rPr>
+        <w:t xml:space="preserve"> operator='*'</w:t>
       </w:r>
     </w:p>
     <w:p>
@@ -4014,7 +5549,23 @@
           <w:sz w:val="21"/>
           <w:szCs w:val="21"/>
         </w:rPr>
-        <w:t>left: NumberNode value=3</w:t>
+        <w:t xml:space="preserve">left: </w:t>
+      </w:r>
+      <w:proofErr w:type="spellStart"/>
+      <w:r>
+        <w:rPr>
+          <w:sz w:val="21"/>
+          <w:szCs w:val="21"/>
+        </w:rPr>
+        <w:t>NumberNode</w:t>
+      </w:r>
+      <w:proofErr w:type="spellEnd"/>
+      <w:r>
+        <w:rPr>
+          <w:sz w:val="21"/>
+          <w:szCs w:val="21"/>
+        </w:rPr>
+        <w:t xml:space="preserve"> value=3</w:t>
       </w:r>
     </w:p>
     <w:p>
@@ -4027,7 +5578,23 @@
           <w:sz w:val="21"/>
           <w:szCs w:val="21"/>
         </w:rPr>
-        <w:t>right: NumberNode value=4</w:t>
+        <w:t xml:space="preserve">right: </w:t>
+      </w:r>
+      <w:proofErr w:type="spellStart"/>
+      <w:r>
+        <w:rPr>
+          <w:sz w:val="21"/>
+          <w:szCs w:val="21"/>
+        </w:rPr>
+        <w:t>NumberNode</w:t>
+      </w:r>
+      <w:proofErr w:type="spellEnd"/>
+      <w:r>
+        <w:rPr>
+          <w:sz w:val="21"/>
+          <w:szCs w:val="21"/>
+        </w:rPr>
+        <w:t xml:space="preserve"> value=4</w:t>
       </w:r>
     </w:p>
     <w:p>
@@ -4049,7 +5616,23 @@
         <w:spacing w:after="120" w:line="276" w:lineRule="auto"/>
       </w:pPr>
       <w:r>
-        <w:t>Invalid syntax raises a ParseError. The message states the line and column of the token that could not be accepted, what was expected, and what was found. The parser stops at the first error, which matches how the Part 2 lexer stops at the first invalid character. The command-line tool prints the message and exits with status 1.</w:t>
+        <w:t xml:space="preserve">Invalid syntax raises a </w:t>
+      </w:r>
+      <w:proofErr w:type="spellStart"/>
+      <w:r>
+        <w:t>ParseError</w:t>
+      </w:r>
+      <w:proofErr w:type="spellEnd"/>
+      <w:r>
+        <w:t xml:space="preserve">. The message states the line and column of the token that could not be accepted, what was expected, and what was found. The parser stops at the first error, which matches how the Part 2 </w:t>
+      </w:r>
+      <w:proofErr w:type="spellStart"/>
+      <w:r>
+        <w:t>lexer</w:t>
+      </w:r>
+      <w:proofErr w:type="spellEnd"/>
+      <w:r>
+        <w:t xml:space="preserve"> stops at the first invalid character. The command-line tool prints the message and exits with status 1.</w:t>
       </w:r>
     </w:p>
     <w:p>
@@ -4190,8 +5773,17 @@
                 <w:sz w:val="22"/>
                 <w:szCs w:val="22"/>
               </w:rPr>
-              <w:t>let x = ;</w:t>
-            </w:r>
+              <w:t xml:space="preserve">let x </w:t>
+            </w:r>
+            <w:proofErr w:type="gramStart"/>
+            <w:r>
+              <w:rPr>
+                <w:sz w:val="22"/>
+                <w:szCs w:val="22"/>
+              </w:rPr>
+              <w:t>= ;</w:t>
+            </w:r>
+            <w:proofErr w:type="gramEnd"/>
           </w:p>
         </w:tc>
         <w:tc>
@@ -4398,12 +5990,69 @@
             <w:pPr>
               <w:spacing w:line="252" w:lineRule="auto"/>
             </w:pPr>
-            <w:r>
-              <w:rPr>
-                <w:sz w:val="22"/>
-                <w:szCs w:val="22"/>
-              </w:rPr>
-              <w:t>func f(a) { if (a &gt; 1) { return a; } (last brace missing)</w:t>
+            <w:proofErr w:type="spellStart"/>
+            <w:r>
+              <w:rPr>
+                <w:sz w:val="22"/>
+                <w:szCs w:val="22"/>
+              </w:rPr>
+              <w:t>func</w:t>
+            </w:r>
+            <w:proofErr w:type="spellEnd"/>
+            <w:r>
+              <w:rPr>
+                <w:sz w:val="22"/>
+                <w:szCs w:val="22"/>
+              </w:rPr>
+              <w:t xml:space="preserve"> f(a) </w:t>
+            </w:r>
+            <w:proofErr w:type="gramStart"/>
+            <w:r>
+              <w:rPr>
+                <w:sz w:val="22"/>
+                <w:szCs w:val="22"/>
+              </w:rPr>
+              <w:t>{ if</w:t>
+            </w:r>
+            <w:proofErr w:type="gramEnd"/>
+            <w:r>
+              <w:rPr>
+                <w:sz w:val="22"/>
+                <w:szCs w:val="22"/>
+              </w:rPr>
+              <w:t xml:space="preserve"> (a &gt; 1) </w:t>
+            </w:r>
+            <w:proofErr w:type="gramStart"/>
+            <w:r>
+              <w:rPr>
+                <w:sz w:val="22"/>
+                <w:szCs w:val="22"/>
+              </w:rPr>
+              <w:t>{ return</w:t>
+            </w:r>
+            <w:proofErr w:type="gramEnd"/>
+            <w:r>
+              <w:rPr>
+                <w:sz w:val="22"/>
+                <w:szCs w:val="22"/>
+              </w:rPr>
+              <w:t xml:space="preserve"> a</w:t>
+            </w:r>
+            <w:proofErr w:type="gramStart"/>
+            <w:r>
+              <w:rPr>
+                <w:sz w:val="22"/>
+                <w:szCs w:val="22"/>
+              </w:rPr>
+              <w:t>; }</w:t>
+            </w:r>
+            <w:proofErr w:type="gramEnd"/>
+            <w:r>
+              <w:rPr>
+                <w:sz w:val="22"/>
+                <w:szCs w:val="22"/>
+              </w:rPr>
+              <w:t xml:space="preserve"> (last brace missing)</w:t>
             </w:r>
           </w:p>
         </w:tc>
@@ -4433,7 +6082,23 @@
                 <w:sz w:val="22"/>
                 <w:szCs w:val="22"/>
               </w:rPr>
-              <w:t>Syntax error at line 5, column 1: expected '}' to close block, found end of input</w:t>
+              <w:t xml:space="preserve">Syntax error at line 5, column 1: </w:t>
+            </w:r>
+            <w:proofErr w:type="gramStart"/>
+            <w:r>
+              <w:rPr>
+                <w:sz w:val="22"/>
+                <w:szCs w:val="22"/>
+              </w:rPr>
+              <w:t>expected '}'</w:t>
+            </w:r>
+            <w:proofErr w:type="gramEnd"/>
+            <w:r>
+              <w:rPr>
+                <w:sz w:val="22"/>
+                <w:szCs w:val="22"/>
+              </w:rPr>
+              <w:t xml:space="preserve"> to close block, found end of input</w:t>
             </w:r>
           </w:p>
         </w:tc>
@@ -4474,7 +6139,23 @@
                 <w:sz w:val="22"/>
                 <w:szCs w:val="22"/>
               </w:rPr>
-              <w:t>let x = 1 @ 2; (lexical error, reported by the lexer)</w:t>
+              <w:t xml:space="preserve">let x = 1 @ 2; (lexical error, reported by the </w:t>
+            </w:r>
+            <w:proofErr w:type="spellStart"/>
+            <w:r>
+              <w:rPr>
+                <w:sz w:val="22"/>
+                <w:szCs w:val="22"/>
+              </w:rPr>
+              <w:t>lexer</w:t>
+            </w:r>
+            <w:proofErr w:type="spellEnd"/>
+            <w:r>
+              <w:rPr>
+                <w:sz w:val="22"/>
+                <w:szCs w:val="22"/>
+              </w:rPr>
+              <w:t>)</w:t>
             </w:r>
           </w:p>
         </w:tc>
@@ -4537,7 +6218,23 @@
         <w:spacing w:after="120" w:line="276" w:lineRule="auto"/>
       </w:pPr>
       <w:r>
-        <w:t>The file test_parser.py contains 52 automated tests, well above the required five. They run with python -m unittest discover -v and all pass. The tests build trees from source text and compare them with the expected tree, so they check the structure and not just that parsing succeeded.</w:t>
+        <w:t xml:space="preserve">The file test_parser.py contains 52 automated tests, well above the required five. They run with python -m </w:t>
+      </w:r>
+      <w:proofErr w:type="spellStart"/>
+      <w:r>
+        <w:t>unittest</w:t>
+      </w:r>
+      <w:proofErr w:type="spellEnd"/>
+      <w:r>
+        <w:t xml:space="preserve"> discover -v and all </w:t>
+      </w:r>
+      <w:proofErr w:type="gramStart"/>
+      <w:r>
+        <w:t>pass</w:t>
+      </w:r>
+      <w:proofErr w:type="gramEnd"/>
+      <w:r>
+        <w:t>. The tests build trees from source text and compare them with the expected tree, so they check the structure and not just that parsing succeeded.</w:t>
       </w:r>
     </w:p>
     <w:p>
@@ -4550,7 +6247,15 @@
         <w:spacing w:after="80" w:line="276" w:lineRule="auto"/>
       </w:pPr>
       <w:r>
-        <w:t>Assignment requirements: the tree for 2 + 3 * 4, parentheses overriding precedence, numbers and variables, declarations and assignments, print statements, several statements in one program, and the error for let x = ;.</w:t>
+        <w:t xml:space="preserve">Assignment requirements: the tree for 2 + 3 * 4, parentheses overriding precedence, numbers and variables, declarations and assignments, print statements, several statements in one program, and the error for let x </w:t>
+      </w:r>
+      <w:proofErr w:type="gramStart"/>
+      <w:r>
+        <w:t>= ;</w:t>
+      </w:r>
+      <w:proofErr w:type="gramEnd"/>
+      <w:r>
+        <w:t>.</w:t>
       </w:r>
     </w:p>
     <w:p>
@@ -4563,7 +6268,15 @@
         <w:spacing w:after="80" w:line="276" w:lineRule="auto"/>
       </w:pPr>
       <w:r>
-        <w:t>Statements: empty program, integer and decimal literals, if, if/else, while, both forms of for, functions with and without parameters, expression statements, and standalone blocks.</w:t>
+        <w:t xml:space="preserve">Statements: empty program, integer and decimal literals, if, if/else, </w:t>
+      </w:r>
+      <w:proofErr w:type="gramStart"/>
+      <w:r>
+        <w:t>while,</w:t>
+      </w:r>
+      <w:proofErr w:type="gramEnd"/>
+      <w:r>
+        <w:t xml:space="preserve"> both forms of for, functions with and without parameters, expression statements, and standalone blocks.</w:t>
       </w:r>
     </w:p>
     <w:p>
@@ -4576,7 +6289,15 @@
         <w:spacing w:after="80" w:line="276" w:lineRule="auto"/>
       </w:pPr>
       <w:r>
-        <w:t>Expressions: left associativity, the full precedence chain from or to *, all six comparison operators, unary operators, booleans, calls, array literals, indexing, and indexed assignment.</w:t>
+        <w:t xml:space="preserve">Expressions: left associativity, the full precedence chain from or to *, all six comparison operators, unary operators, </w:t>
+      </w:r>
+      <w:proofErr w:type="spellStart"/>
+      <w:r>
+        <w:t>booleans</w:t>
+      </w:r>
+      <w:proofErr w:type="spellEnd"/>
+      <w:r>
+        <w:t>, calls, array literals, indexing, and indexed assignment.</w:t>
       </w:r>
     </w:p>
     <w:p>
@@ -4610,7 +6331,15 @@
         <w:spacing w:after="120" w:line="276" w:lineRule="auto"/>
       </w:pPr>
       <w:r>
-        <w:t>The example programs used for the tests are in the test_inputs folder, and the saved output for each is in the outputs folder.</w:t>
+        <w:t xml:space="preserve">The example programs used for the tests are in the </w:t>
+      </w:r>
+      <w:proofErr w:type="spellStart"/>
+      <w:r>
+        <w:t>test_inputs</w:t>
+      </w:r>
+      <w:proofErr w:type="spellEnd"/>
+      <w:r>
+        <w:t xml:space="preserve"> folder, and the saved output for each is in the outputs folder.</w:t>
       </w:r>
     </w:p>
     <w:p>
@@ -5420,8 +7149,17 @@
                 <w:sz w:val="22"/>
                 <w:szCs w:val="22"/>
               </w:rPr>
-              <w:t>let x = ;</w:t>
-            </w:r>
+              <w:t xml:space="preserve">let x </w:t>
+            </w:r>
+            <w:proofErr w:type="gramStart"/>
+            <w:r>
+              <w:rPr>
+                <w:sz w:val="22"/>
+                <w:szCs w:val="22"/>
+              </w:rPr>
+              <w:t>= ;</w:t>
+            </w:r>
+            <w:proofErr w:type="gramEnd"/>
           </w:p>
         </w:tc>
         <w:tc>
@@ -5791,7 +7529,15 @@
         <w:spacing w:after="120" w:line="276" w:lineRule="auto"/>
       </w:pPr>
       <w:r>
-        <w:t>The first statement shows that * is placed below +. The second shows that parentheses change the shape.</w:t>
+        <w:t xml:space="preserve">The first statement shows that * is placed below +. The second shows that parentheses change </w:t>
+      </w:r>
+      <w:proofErr w:type="gramStart"/>
+      <w:r>
+        <w:t>the shape</w:t>
+      </w:r>
+      <w:proofErr w:type="gramEnd"/>
+      <w:r>
+        <w:t>.</w:t>
       </w:r>
     </w:p>
     <w:p>
@@ -5825,12 +7571,21 @@
         <w:keepLines/>
         <w:ind w:left="360"/>
       </w:pPr>
-      <w:r>
-        <w:rPr>
-          <w:sz w:val="21"/>
-          <w:szCs w:val="21"/>
-        </w:rPr>
-        <w:t>print(2 + 3 * 4);</w:t>
+      <w:proofErr w:type="gramStart"/>
+      <w:r>
+        <w:rPr>
+          <w:sz w:val="21"/>
+          <w:szCs w:val="21"/>
+        </w:rPr>
+        <w:t>print(</w:t>
+      </w:r>
+      <w:proofErr w:type="gramEnd"/>
+      <w:r>
+        <w:rPr>
+          <w:sz w:val="21"/>
+          <w:szCs w:val="21"/>
+        </w:rPr>
+        <w:t>2 + 3 * 4);</w:t>
       </w:r>
     </w:p>
     <w:p>
@@ -5838,12 +7593,21 @@
         <w:keepLines/>
         <w:ind w:left="360"/>
       </w:pPr>
-      <w:r>
-        <w:rPr>
-          <w:sz w:val="21"/>
-          <w:szCs w:val="21"/>
-        </w:rPr>
-        <w:t>print((2 + 3) * 4);</w:t>
+      <w:proofErr w:type="gramStart"/>
+      <w:r>
+        <w:rPr>
+          <w:sz w:val="21"/>
+          <w:szCs w:val="21"/>
+        </w:rPr>
+        <w:t>print(</w:t>
+      </w:r>
+      <w:proofErr w:type="gramEnd"/>
+      <w:r>
+        <w:rPr>
+          <w:sz w:val="21"/>
+          <w:szCs w:val="21"/>
+        </w:rPr>
+        <w:t>(2 + 3) * 4);</w:t>
       </w:r>
     </w:p>
     <w:p>
@@ -5869,6 +7633,7 @@
         <w:keepLines/>
         <w:ind w:left="360"/>
       </w:pPr>
+      <w:proofErr w:type="spellStart"/>
       <w:r>
         <w:rPr>
           <w:sz w:val="21"/>
@@ -5876,19 +7641,38 @@
         </w:rPr>
         <w:t>ProgramNode</w:t>
       </w:r>
+      <w:proofErr w:type="spellEnd"/>
     </w:p>
     <w:p>
       <w:pPr>
         <w:keepLines/>
         <w:ind w:left="580"/>
       </w:pPr>
-      <w:r>
-        <w:rPr>
-          <w:sz w:val="21"/>
-          <w:szCs w:val="21"/>
-        </w:rPr>
-        <w:t>statements[0]: PrintNode</w:t>
-      </w:r>
+      <w:proofErr w:type="gramStart"/>
+      <w:r>
+        <w:rPr>
+          <w:sz w:val="21"/>
+          <w:szCs w:val="21"/>
+        </w:rPr>
+        <w:t>statements[</w:t>
+      </w:r>
+      <w:proofErr w:type="gramEnd"/>
+      <w:r>
+        <w:rPr>
+          <w:sz w:val="21"/>
+          <w:szCs w:val="21"/>
+        </w:rPr>
+        <w:t xml:space="preserve">0]: </w:t>
+      </w:r>
+      <w:proofErr w:type="spellStart"/>
+      <w:r>
+        <w:rPr>
+          <w:sz w:val="21"/>
+          <w:szCs w:val="21"/>
+        </w:rPr>
+        <w:t>PrintNode</w:t>
+      </w:r>
+      <w:proofErr w:type="spellEnd"/>
     </w:p>
     <w:p>
       <w:pPr>
@@ -5900,7 +7684,23 @@
           <w:sz w:val="21"/>
           <w:szCs w:val="21"/>
         </w:rPr>
-        <w:t>value: BinaryOpNode operator='+'</w:t>
+        <w:t xml:space="preserve">value: </w:t>
+      </w:r>
+      <w:proofErr w:type="spellStart"/>
+      <w:r>
+        <w:rPr>
+          <w:sz w:val="21"/>
+          <w:szCs w:val="21"/>
+        </w:rPr>
+        <w:t>BinaryOpNode</w:t>
+      </w:r>
+      <w:proofErr w:type="spellEnd"/>
+      <w:r>
+        <w:rPr>
+          <w:sz w:val="21"/>
+          <w:szCs w:val="21"/>
+        </w:rPr>
+        <w:t xml:space="preserve"> operator='+'</w:t>
       </w:r>
     </w:p>
     <w:p>
@@ -5913,7 +7713,23 @@
           <w:sz w:val="21"/>
           <w:szCs w:val="21"/>
         </w:rPr>
-        <w:t>left: NumberNode value=2</w:t>
+        <w:t xml:space="preserve">left: </w:t>
+      </w:r>
+      <w:proofErr w:type="spellStart"/>
+      <w:r>
+        <w:rPr>
+          <w:sz w:val="21"/>
+          <w:szCs w:val="21"/>
+        </w:rPr>
+        <w:t>NumberNode</w:t>
+      </w:r>
+      <w:proofErr w:type="spellEnd"/>
+      <w:r>
+        <w:rPr>
+          <w:sz w:val="21"/>
+          <w:szCs w:val="21"/>
+        </w:rPr>
+        <w:t xml:space="preserve"> value=2</w:t>
       </w:r>
     </w:p>
     <w:p>
@@ -5926,7 +7742,23 @@
           <w:sz w:val="21"/>
           <w:szCs w:val="21"/>
         </w:rPr>
-        <w:t>right: BinaryOpNode operator='*'</w:t>
+        <w:t xml:space="preserve">right: </w:t>
+      </w:r>
+      <w:proofErr w:type="spellStart"/>
+      <w:r>
+        <w:rPr>
+          <w:sz w:val="21"/>
+          <w:szCs w:val="21"/>
+        </w:rPr>
+        <w:t>BinaryOpNode</w:t>
+      </w:r>
+      <w:proofErr w:type="spellEnd"/>
+      <w:r>
+        <w:rPr>
+          <w:sz w:val="21"/>
+          <w:szCs w:val="21"/>
+        </w:rPr>
+        <w:t xml:space="preserve"> operator='*'</w:t>
       </w:r>
     </w:p>
     <w:p>
@@ -5939,7 +7771,23 @@
           <w:sz w:val="21"/>
           <w:szCs w:val="21"/>
         </w:rPr>
-        <w:t>left: NumberNode value=3</w:t>
+        <w:t xml:space="preserve">left: </w:t>
+      </w:r>
+      <w:proofErr w:type="spellStart"/>
+      <w:r>
+        <w:rPr>
+          <w:sz w:val="21"/>
+          <w:szCs w:val="21"/>
+        </w:rPr>
+        <w:t>NumberNode</w:t>
+      </w:r>
+      <w:proofErr w:type="spellEnd"/>
+      <w:r>
+        <w:rPr>
+          <w:sz w:val="21"/>
+          <w:szCs w:val="21"/>
+        </w:rPr>
+        <w:t xml:space="preserve"> value=3</w:t>
       </w:r>
     </w:p>
     <w:p>
@@ -5952,7 +7800,23 @@
           <w:sz w:val="21"/>
           <w:szCs w:val="21"/>
         </w:rPr>
-        <w:t>right: NumberNode value=4</w:t>
+        <w:t xml:space="preserve">right: </w:t>
+      </w:r>
+      <w:proofErr w:type="spellStart"/>
+      <w:r>
+        <w:rPr>
+          <w:sz w:val="21"/>
+          <w:szCs w:val="21"/>
+        </w:rPr>
+        <w:t>NumberNode</w:t>
+      </w:r>
+      <w:proofErr w:type="spellEnd"/>
+      <w:r>
+        <w:rPr>
+          <w:sz w:val="21"/>
+          <w:szCs w:val="21"/>
+        </w:rPr>
+        <w:t xml:space="preserve"> value=4</w:t>
       </w:r>
     </w:p>
     <w:p>
@@ -5960,13 +7824,31 @@
         <w:keepLines/>
         <w:ind w:left="580"/>
       </w:pPr>
-      <w:r>
-        <w:rPr>
-          <w:sz w:val="21"/>
-          <w:szCs w:val="21"/>
-        </w:rPr>
-        <w:t>statements[1]: PrintNode</w:t>
-      </w:r>
+      <w:proofErr w:type="gramStart"/>
+      <w:r>
+        <w:rPr>
+          <w:sz w:val="21"/>
+          <w:szCs w:val="21"/>
+        </w:rPr>
+        <w:t>statements[</w:t>
+      </w:r>
+      <w:proofErr w:type="gramEnd"/>
+      <w:r>
+        <w:rPr>
+          <w:sz w:val="21"/>
+          <w:szCs w:val="21"/>
+        </w:rPr>
+        <w:t xml:space="preserve">1]: </w:t>
+      </w:r>
+      <w:proofErr w:type="spellStart"/>
+      <w:r>
+        <w:rPr>
+          <w:sz w:val="21"/>
+          <w:szCs w:val="21"/>
+        </w:rPr>
+        <w:t>PrintNode</w:t>
+      </w:r>
+      <w:proofErr w:type="spellEnd"/>
     </w:p>
     <w:p>
       <w:pPr>
@@ -5978,7 +7860,23 @@
           <w:sz w:val="21"/>
           <w:szCs w:val="21"/>
         </w:rPr>
-        <w:t>value: BinaryOpNode operator='*'</w:t>
+        <w:t xml:space="preserve">value: </w:t>
+      </w:r>
+      <w:proofErr w:type="spellStart"/>
+      <w:r>
+        <w:rPr>
+          <w:sz w:val="21"/>
+          <w:szCs w:val="21"/>
+        </w:rPr>
+        <w:t>BinaryOpNode</w:t>
+      </w:r>
+      <w:proofErr w:type="spellEnd"/>
+      <w:r>
+        <w:rPr>
+          <w:sz w:val="21"/>
+          <w:szCs w:val="21"/>
+        </w:rPr>
+        <w:t xml:space="preserve"> operator='*'</w:t>
       </w:r>
     </w:p>
     <w:p>
@@ -5991,7 +7889,23 @@
           <w:sz w:val="21"/>
           <w:szCs w:val="21"/>
         </w:rPr>
-        <w:t>left: BinaryOpNode operator='+'</w:t>
+        <w:t xml:space="preserve">left: </w:t>
+      </w:r>
+      <w:proofErr w:type="spellStart"/>
+      <w:r>
+        <w:rPr>
+          <w:sz w:val="21"/>
+          <w:szCs w:val="21"/>
+        </w:rPr>
+        <w:t>BinaryOpNode</w:t>
+      </w:r>
+      <w:proofErr w:type="spellEnd"/>
+      <w:r>
+        <w:rPr>
+          <w:sz w:val="21"/>
+          <w:szCs w:val="21"/>
+        </w:rPr>
+        <w:t xml:space="preserve"> operator='+'</w:t>
       </w:r>
     </w:p>
     <w:p>
@@ -6004,7 +7918,23 @@
           <w:sz w:val="21"/>
           <w:szCs w:val="21"/>
         </w:rPr>
-        <w:t>left: NumberNode value=2</w:t>
+        <w:t xml:space="preserve">left: </w:t>
+      </w:r>
+      <w:proofErr w:type="spellStart"/>
+      <w:r>
+        <w:rPr>
+          <w:sz w:val="21"/>
+          <w:szCs w:val="21"/>
+        </w:rPr>
+        <w:t>NumberNode</w:t>
+      </w:r>
+      <w:proofErr w:type="spellEnd"/>
+      <w:r>
+        <w:rPr>
+          <w:sz w:val="21"/>
+          <w:szCs w:val="21"/>
+        </w:rPr>
+        <w:t xml:space="preserve"> value=2</w:t>
       </w:r>
     </w:p>
     <w:p>
@@ -6017,7 +7947,23 @@
           <w:sz w:val="21"/>
           <w:szCs w:val="21"/>
         </w:rPr>
-        <w:t>right: NumberNode value=3</w:t>
+        <w:t xml:space="preserve">right: </w:t>
+      </w:r>
+      <w:proofErr w:type="spellStart"/>
+      <w:r>
+        <w:rPr>
+          <w:sz w:val="21"/>
+          <w:szCs w:val="21"/>
+        </w:rPr>
+        <w:t>NumberNode</w:t>
+      </w:r>
+      <w:proofErr w:type="spellEnd"/>
+      <w:r>
+        <w:rPr>
+          <w:sz w:val="21"/>
+          <w:szCs w:val="21"/>
+        </w:rPr>
+        <w:t xml:space="preserve"> value=3</w:t>
       </w:r>
     </w:p>
     <w:p>
@@ -6030,7 +7976,23 @@
           <w:sz w:val="21"/>
           <w:szCs w:val="21"/>
         </w:rPr>
-        <w:t>right: NumberNode value=4</w:t>
+        <w:t xml:space="preserve">right: </w:t>
+      </w:r>
+      <w:proofErr w:type="spellStart"/>
+      <w:r>
+        <w:rPr>
+          <w:sz w:val="21"/>
+          <w:szCs w:val="21"/>
+        </w:rPr>
+        <w:t>NumberNode</w:t>
+      </w:r>
+      <w:proofErr w:type="spellEnd"/>
+      <w:r>
+        <w:rPr>
+          <w:sz w:val="21"/>
+          <w:szCs w:val="21"/>
+        </w:rPr>
+        <w:t xml:space="preserve"> value=4</w:t>
       </w:r>
     </w:p>
     <w:p>
@@ -6053,7 +8015,15 @@
         <w:spacing w:after="120" w:line="276" w:lineRule="auto"/>
       </w:pPr>
       <w:r>
-        <w:t>This program declares variables, reassigns one, mixes arithmetic, logical and unary operators, and prints two values. It shows multiple statements under one ProgramNode.</w:t>
+        <w:t xml:space="preserve">This program declares variables, reassigns one, mixes arithmetic, logical and unary operators, and prints two values. It shows multiple statements under one </w:t>
+      </w:r>
+      <w:proofErr w:type="spellStart"/>
+      <w:r>
+        <w:t>ProgramNode</w:t>
+      </w:r>
+      <w:proofErr w:type="spellEnd"/>
+      <w:r>
+        <w:t>.</w:t>
       </w:r>
     </w:p>
     <w:p>
@@ -6222,6 +8192,7 @@
         <w:keepLines/>
         <w:ind w:left="360"/>
       </w:pPr>
+      <w:proofErr w:type="spellStart"/>
       <w:r>
         <w:rPr>
           <w:sz w:val="21"/>
@@ -6229,18 +8200,44 @@
         </w:rPr>
         <w:t>ProgramNode</w:t>
       </w:r>
+      <w:proofErr w:type="spellEnd"/>
     </w:p>
     <w:p>
       <w:pPr>
         <w:keepLines/>
         <w:ind w:left="580"/>
       </w:pPr>
-      <w:r>
-        <w:rPr>
-          <w:sz w:val="21"/>
-          <w:szCs w:val="21"/>
-        </w:rPr>
-        <w:t>statements[0]: DeclarationNode name='x'</w:t>
+      <w:proofErr w:type="gramStart"/>
+      <w:r>
+        <w:rPr>
+          <w:sz w:val="21"/>
+          <w:szCs w:val="21"/>
+        </w:rPr>
+        <w:t>statements[</w:t>
+      </w:r>
+      <w:proofErr w:type="gramEnd"/>
+      <w:r>
+        <w:rPr>
+          <w:sz w:val="21"/>
+          <w:szCs w:val="21"/>
+        </w:rPr>
+        <w:t xml:space="preserve">0]: </w:t>
+      </w:r>
+      <w:proofErr w:type="spellStart"/>
+      <w:r>
+        <w:rPr>
+          <w:sz w:val="21"/>
+          <w:szCs w:val="21"/>
+        </w:rPr>
+        <w:t>DeclarationNode</w:t>
+      </w:r>
+      <w:proofErr w:type="spellEnd"/>
+      <w:r>
+        <w:rPr>
+          <w:sz w:val="21"/>
+          <w:szCs w:val="21"/>
+        </w:rPr>
+        <w:t xml:space="preserve"> name='x'</w:t>
       </w:r>
     </w:p>
     <w:p>
@@ -6253,7 +8250,23 @@
           <w:sz w:val="21"/>
           <w:szCs w:val="21"/>
         </w:rPr>
-        <w:t>value: NumberNode value=10</w:t>
+        <w:t xml:space="preserve">value: </w:t>
+      </w:r>
+      <w:proofErr w:type="spellStart"/>
+      <w:r>
+        <w:rPr>
+          <w:sz w:val="21"/>
+          <w:szCs w:val="21"/>
+        </w:rPr>
+        <w:t>NumberNode</w:t>
+      </w:r>
+      <w:proofErr w:type="spellEnd"/>
+      <w:r>
+        <w:rPr>
+          <w:sz w:val="21"/>
+          <w:szCs w:val="21"/>
+        </w:rPr>
+        <w:t xml:space="preserve"> value=10</w:t>
       </w:r>
     </w:p>
     <w:p>
@@ -6261,12 +8274,37 @@
         <w:keepLines/>
         <w:ind w:left="580"/>
       </w:pPr>
-      <w:r>
-        <w:rPr>
-          <w:sz w:val="21"/>
-          <w:szCs w:val="21"/>
-        </w:rPr>
-        <w:t>statements[1]: DeclarationNode name='y'</w:t>
+      <w:proofErr w:type="gramStart"/>
+      <w:r>
+        <w:rPr>
+          <w:sz w:val="21"/>
+          <w:szCs w:val="21"/>
+        </w:rPr>
+        <w:t>statements[</w:t>
+      </w:r>
+      <w:proofErr w:type="gramEnd"/>
+      <w:r>
+        <w:rPr>
+          <w:sz w:val="21"/>
+          <w:szCs w:val="21"/>
+        </w:rPr>
+        <w:t xml:space="preserve">1]: </w:t>
+      </w:r>
+      <w:proofErr w:type="spellStart"/>
+      <w:r>
+        <w:rPr>
+          <w:sz w:val="21"/>
+          <w:szCs w:val="21"/>
+        </w:rPr>
+        <w:t>DeclarationNode</w:t>
+      </w:r>
+      <w:proofErr w:type="spellEnd"/>
+      <w:r>
+        <w:rPr>
+          <w:sz w:val="21"/>
+          <w:szCs w:val="21"/>
+        </w:rPr>
+        <w:t xml:space="preserve"> name='y'</w:t>
       </w:r>
     </w:p>
     <w:p>
@@ -6279,7 +8317,23 @@
           <w:sz w:val="21"/>
           <w:szCs w:val="21"/>
         </w:rPr>
-        <w:t>value: NumberNode value=20</w:t>
+        <w:t xml:space="preserve">value: </w:t>
+      </w:r>
+      <w:proofErr w:type="spellStart"/>
+      <w:r>
+        <w:rPr>
+          <w:sz w:val="21"/>
+          <w:szCs w:val="21"/>
+        </w:rPr>
+        <w:t>NumberNode</w:t>
+      </w:r>
+      <w:proofErr w:type="spellEnd"/>
+      <w:r>
+        <w:rPr>
+          <w:sz w:val="21"/>
+          <w:szCs w:val="21"/>
+        </w:rPr>
+        <w:t xml:space="preserve"> value=20</w:t>
       </w:r>
     </w:p>
     <w:p>
@@ -6287,12 +8341,37 @@
         <w:keepLines/>
         <w:ind w:left="580"/>
       </w:pPr>
-      <w:r>
-        <w:rPr>
-          <w:sz w:val="21"/>
-          <w:szCs w:val="21"/>
-        </w:rPr>
-        <w:t>statements[2]: DeclarationNode name='ratio'</w:t>
+      <w:proofErr w:type="gramStart"/>
+      <w:r>
+        <w:rPr>
+          <w:sz w:val="21"/>
+          <w:szCs w:val="21"/>
+        </w:rPr>
+        <w:t>statements[</w:t>
+      </w:r>
+      <w:proofErr w:type="gramEnd"/>
+      <w:r>
+        <w:rPr>
+          <w:sz w:val="21"/>
+          <w:szCs w:val="21"/>
+        </w:rPr>
+        <w:t xml:space="preserve">2]: </w:t>
+      </w:r>
+      <w:proofErr w:type="spellStart"/>
+      <w:r>
+        <w:rPr>
+          <w:sz w:val="21"/>
+          <w:szCs w:val="21"/>
+        </w:rPr>
+        <w:t>DeclarationNode</w:t>
+      </w:r>
+      <w:proofErr w:type="spellEnd"/>
+      <w:r>
+        <w:rPr>
+          <w:sz w:val="21"/>
+          <w:szCs w:val="21"/>
+        </w:rPr>
+        <w:t xml:space="preserve"> name='ratio'</w:t>
       </w:r>
     </w:p>
     <w:p>
@@ -6305,7 +8384,23 @@
           <w:sz w:val="21"/>
           <w:szCs w:val="21"/>
         </w:rPr>
-        <w:t>value: NumberNode value=3.5</w:t>
+        <w:t xml:space="preserve">value: </w:t>
+      </w:r>
+      <w:proofErr w:type="spellStart"/>
+      <w:r>
+        <w:rPr>
+          <w:sz w:val="21"/>
+          <w:szCs w:val="21"/>
+        </w:rPr>
+        <w:t>NumberNode</w:t>
+      </w:r>
+      <w:proofErr w:type="spellEnd"/>
+      <w:r>
+        <w:rPr>
+          <w:sz w:val="21"/>
+          <w:szCs w:val="21"/>
+        </w:rPr>
+        <w:t xml:space="preserve"> value=3.5</w:t>
       </w:r>
     </w:p>
     <w:p>
@@ -6313,12 +8408,37 @@
         <w:keepLines/>
         <w:ind w:left="580"/>
       </w:pPr>
-      <w:r>
-        <w:rPr>
-          <w:sz w:val="21"/>
-          <w:szCs w:val="21"/>
-        </w:rPr>
-        <w:t>statements[3]: DeclarationNode name='sum'</w:t>
+      <w:proofErr w:type="gramStart"/>
+      <w:r>
+        <w:rPr>
+          <w:sz w:val="21"/>
+          <w:szCs w:val="21"/>
+        </w:rPr>
+        <w:t>statements[</w:t>
+      </w:r>
+      <w:proofErr w:type="gramEnd"/>
+      <w:r>
+        <w:rPr>
+          <w:sz w:val="21"/>
+          <w:szCs w:val="21"/>
+        </w:rPr>
+        <w:t xml:space="preserve">3]: </w:t>
+      </w:r>
+      <w:proofErr w:type="spellStart"/>
+      <w:r>
+        <w:rPr>
+          <w:sz w:val="21"/>
+          <w:szCs w:val="21"/>
+        </w:rPr>
+        <w:t>DeclarationNode</w:t>
+      </w:r>
+      <w:proofErr w:type="spellEnd"/>
+      <w:r>
+        <w:rPr>
+          <w:sz w:val="21"/>
+          <w:szCs w:val="21"/>
+        </w:rPr>
+        <w:t xml:space="preserve"> name='sum'</w:t>
       </w:r>
     </w:p>
     <w:p>
@@ -6331,7 +8451,23 @@
           <w:sz w:val="21"/>
           <w:szCs w:val="21"/>
         </w:rPr>
-        <w:t>value: BinaryOpNode operator='*'</w:t>
+        <w:t xml:space="preserve">value: </w:t>
+      </w:r>
+      <w:proofErr w:type="spellStart"/>
+      <w:r>
+        <w:rPr>
+          <w:sz w:val="21"/>
+          <w:szCs w:val="21"/>
+        </w:rPr>
+        <w:t>BinaryOpNode</w:t>
+      </w:r>
+      <w:proofErr w:type="spellEnd"/>
+      <w:r>
+        <w:rPr>
+          <w:sz w:val="21"/>
+          <w:szCs w:val="21"/>
+        </w:rPr>
+        <w:t xml:space="preserve"> operator='*'</w:t>
       </w:r>
     </w:p>
     <w:p>
@@ -6344,7 +8480,23 @@
           <w:sz w:val="21"/>
           <w:szCs w:val="21"/>
         </w:rPr>
-        <w:t>left: BinaryOpNode operator='+'</w:t>
+        <w:t xml:space="preserve">left: </w:t>
+      </w:r>
+      <w:proofErr w:type="spellStart"/>
+      <w:r>
+        <w:rPr>
+          <w:sz w:val="21"/>
+          <w:szCs w:val="21"/>
+        </w:rPr>
+        <w:t>BinaryOpNode</w:t>
+      </w:r>
+      <w:proofErr w:type="spellEnd"/>
+      <w:r>
+        <w:rPr>
+          <w:sz w:val="21"/>
+          <w:szCs w:val="21"/>
+        </w:rPr>
+        <w:t xml:space="preserve"> operator='+'</w:t>
       </w:r>
     </w:p>
     <w:p>
@@ -6357,7 +8509,23 @@
           <w:sz w:val="21"/>
           <w:szCs w:val="21"/>
         </w:rPr>
-        <w:t>left: VariableNode name='x'</w:t>
+        <w:t xml:space="preserve">left: </w:t>
+      </w:r>
+      <w:proofErr w:type="spellStart"/>
+      <w:r>
+        <w:rPr>
+          <w:sz w:val="21"/>
+          <w:szCs w:val="21"/>
+        </w:rPr>
+        <w:t>VariableNode</w:t>
+      </w:r>
+      <w:proofErr w:type="spellEnd"/>
+      <w:r>
+        <w:rPr>
+          <w:sz w:val="21"/>
+          <w:szCs w:val="21"/>
+        </w:rPr>
+        <w:t xml:space="preserve"> name='x'</w:t>
       </w:r>
     </w:p>
     <w:p>
@@ -6370,7 +8538,23 @@
           <w:sz w:val="21"/>
           <w:szCs w:val="21"/>
         </w:rPr>
-        <w:t>right: VariableNode name='y'</w:t>
+        <w:t xml:space="preserve">right: </w:t>
+      </w:r>
+      <w:proofErr w:type="spellStart"/>
+      <w:r>
+        <w:rPr>
+          <w:sz w:val="21"/>
+          <w:szCs w:val="21"/>
+        </w:rPr>
+        <w:t>VariableNode</w:t>
+      </w:r>
+      <w:proofErr w:type="spellEnd"/>
+      <w:r>
+        <w:rPr>
+          <w:sz w:val="21"/>
+          <w:szCs w:val="21"/>
+        </w:rPr>
+        <w:t xml:space="preserve"> name='y'</w:t>
       </w:r>
     </w:p>
     <w:p>
@@ -6383,7 +8567,23 @@
           <w:sz w:val="21"/>
           <w:szCs w:val="21"/>
         </w:rPr>
-        <w:t>right: NumberNode value=2</w:t>
+        <w:t xml:space="preserve">right: </w:t>
+      </w:r>
+      <w:proofErr w:type="spellStart"/>
+      <w:r>
+        <w:rPr>
+          <w:sz w:val="21"/>
+          <w:szCs w:val="21"/>
+        </w:rPr>
+        <w:t>NumberNode</w:t>
+      </w:r>
+      <w:proofErr w:type="spellEnd"/>
+      <w:r>
+        <w:rPr>
+          <w:sz w:val="21"/>
+          <w:szCs w:val="21"/>
+        </w:rPr>
+        <w:t xml:space="preserve"> value=2</w:t>
       </w:r>
     </w:p>
     <w:p>
@@ -6391,13 +8591,31 @@
         <w:keepLines/>
         <w:ind w:left="580"/>
       </w:pPr>
-      <w:r>
-        <w:rPr>
-          <w:sz w:val="21"/>
-          <w:szCs w:val="21"/>
-        </w:rPr>
-        <w:t>statements[4]: AssignmentNode</w:t>
-      </w:r>
+      <w:proofErr w:type="gramStart"/>
+      <w:r>
+        <w:rPr>
+          <w:sz w:val="21"/>
+          <w:szCs w:val="21"/>
+        </w:rPr>
+        <w:t>statements[</w:t>
+      </w:r>
+      <w:proofErr w:type="gramEnd"/>
+      <w:r>
+        <w:rPr>
+          <w:sz w:val="21"/>
+          <w:szCs w:val="21"/>
+        </w:rPr>
+        <w:t xml:space="preserve">4]: </w:t>
+      </w:r>
+      <w:proofErr w:type="spellStart"/>
+      <w:r>
+        <w:rPr>
+          <w:sz w:val="21"/>
+          <w:szCs w:val="21"/>
+        </w:rPr>
+        <w:t>AssignmentNode</w:t>
+      </w:r>
+      <w:proofErr w:type="spellEnd"/>
     </w:p>
     <w:p>
       <w:pPr>
@@ -6409,7 +8627,23 @@
           <w:sz w:val="21"/>
           <w:szCs w:val="21"/>
         </w:rPr>
-        <w:t>target: VariableNode name='x'</w:t>
+        <w:t xml:space="preserve">target: </w:t>
+      </w:r>
+      <w:proofErr w:type="spellStart"/>
+      <w:r>
+        <w:rPr>
+          <w:sz w:val="21"/>
+          <w:szCs w:val="21"/>
+        </w:rPr>
+        <w:t>VariableNode</w:t>
+      </w:r>
+      <w:proofErr w:type="spellEnd"/>
+      <w:r>
+        <w:rPr>
+          <w:sz w:val="21"/>
+          <w:szCs w:val="21"/>
+        </w:rPr>
+        <w:t xml:space="preserve"> name='x'</w:t>
       </w:r>
     </w:p>
     <w:p>
@@ -6422,7 +8656,23 @@
           <w:sz w:val="21"/>
           <w:szCs w:val="21"/>
         </w:rPr>
-        <w:t>value: BinaryOpNode operator='+'</w:t>
+        <w:t xml:space="preserve">value: </w:t>
+      </w:r>
+      <w:proofErr w:type="spellStart"/>
+      <w:r>
+        <w:rPr>
+          <w:sz w:val="21"/>
+          <w:szCs w:val="21"/>
+        </w:rPr>
+        <w:t>BinaryOpNode</w:t>
+      </w:r>
+      <w:proofErr w:type="spellEnd"/>
+      <w:r>
+        <w:rPr>
+          <w:sz w:val="21"/>
+          <w:szCs w:val="21"/>
+        </w:rPr>
+        <w:t xml:space="preserve"> operator='+'</w:t>
       </w:r>
     </w:p>
     <w:p>
@@ -6435,7 +8685,23 @@
           <w:sz w:val="21"/>
           <w:szCs w:val="21"/>
         </w:rPr>
-        <w:t>left: VariableNode name='x'</w:t>
+        <w:t xml:space="preserve">left: </w:t>
+      </w:r>
+      <w:proofErr w:type="spellStart"/>
+      <w:r>
+        <w:rPr>
+          <w:sz w:val="21"/>
+          <w:szCs w:val="21"/>
+        </w:rPr>
+        <w:t>VariableNode</w:t>
+      </w:r>
+      <w:proofErr w:type="spellEnd"/>
+      <w:r>
+        <w:rPr>
+          <w:sz w:val="21"/>
+          <w:szCs w:val="21"/>
+        </w:rPr>
+        <w:t xml:space="preserve"> name='x'</w:t>
       </w:r>
     </w:p>
     <w:p>
@@ -6448,7 +8714,23 @@
           <w:sz w:val="21"/>
           <w:szCs w:val="21"/>
         </w:rPr>
-        <w:t>right: NumberNode value=1</w:t>
+        <w:t xml:space="preserve">right: </w:t>
+      </w:r>
+      <w:proofErr w:type="spellStart"/>
+      <w:r>
+        <w:rPr>
+          <w:sz w:val="21"/>
+          <w:szCs w:val="21"/>
+        </w:rPr>
+        <w:t>NumberNode</w:t>
+      </w:r>
+      <w:proofErr w:type="spellEnd"/>
+      <w:r>
+        <w:rPr>
+          <w:sz w:val="21"/>
+          <w:szCs w:val="21"/>
+        </w:rPr>
+        <w:t xml:space="preserve"> value=1</w:t>
       </w:r>
     </w:p>
     <w:p>
@@ -6456,12 +8738,37 @@
         <w:keepLines/>
         <w:ind w:left="580"/>
       </w:pPr>
-      <w:r>
-        <w:rPr>
-          <w:sz w:val="21"/>
-          <w:szCs w:val="21"/>
-        </w:rPr>
-        <w:t>statements[5]: DeclarationNode name='flag'</w:t>
+      <w:proofErr w:type="gramStart"/>
+      <w:r>
+        <w:rPr>
+          <w:sz w:val="21"/>
+          <w:szCs w:val="21"/>
+        </w:rPr>
+        <w:t>statements[</w:t>
+      </w:r>
+      <w:proofErr w:type="gramEnd"/>
+      <w:r>
+        <w:rPr>
+          <w:sz w:val="21"/>
+          <w:szCs w:val="21"/>
+        </w:rPr>
+        <w:t xml:space="preserve">5]: </w:t>
+      </w:r>
+      <w:proofErr w:type="spellStart"/>
+      <w:r>
+        <w:rPr>
+          <w:sz w:val="21"/>
+          <w:szCs w:val="21"/>
+        </w:rPr>
+        <w:t>DeclarationNode</w:t>
+      </w:r>
+      <w:proofErr w:type="spellEnd"/>
+      <w:r>
+        <w:rPr>
+          <w:sz w:val="21"/>
+          <w:szCs w:val="21"/>
+        </w:rPr>
+        <w:t xml:space="preserve"> name='flag'</w:t>
       </w:r>
     </w:p>
     <w:p>
@@ -6474,7 +8781,23 @@
           <w:sz w:val="21"/>
           <w:szCs w:val="21"/>
         </w:rPr>
-        <w:t>value: BinaryOpNode operator='or'</w:t>
+        <w:t xml:space="preserve">value: </w:t>
+      </w:r>
+      <w:proofErr w:type="spellStart"/>
+      <w:r>
+        <w:rPr>
+          <w:sz w:val="21"/>
+          <w:szCs w:val="21"/>
+        </w:rPr>
+        <w:t>BinaryOpNode</w:t>
+      </w:r>
+      <w:proofErr w:type="spellEnd"/>
+      <w:r>
+        <w:rPr>
+          <w:sz w:val="21"/>
+          <w:szCs w:val="21"/>
+        </w:rPr>
+        <w:t xml:space="preserve"> operator='or'</w:t>
       </w:r>
     </w:p>
     <w:p>
@@ -6487,7 +8810,23 @@
           <w:sz w:val="21"/>
           <w:szCs w:val="21"/>
         </w:rPr>
-        <w:t>left: BinaryOpNode operator='and'</w:t>
+        <w:t xml:space="preserve">left: </w:t>
+      </w:r>
+      <w:proofErr w:type="spellStart"/>
+      <w:r>
+        <w:rPr>
+          <w:sz w:val="21"/>
+          <w:szCs w:val="21"/>
+        </w:rPr>
+        <w:t>BinaryOpNode</w:t>
+      </w:r>
+      <w:proofErr w:type="spellEnd"/>
+      <w:r>
+        <w:rPr>
+          <w:sz w:val="21"/>
+          <w:szCs w:val="21"/>
+        </w:rPr>
+        <w:t xml:space="preserve"> operator='and'</w:t>
       </w:r>
     </w:p>
     <w:p>
@@ -6500,7 +8839,23 @@
           <w:sz w:val="21"/>
           <w:szCs w:val="21"/>
         </w:rPr>
-        <w:t>left: UnaryOpNode operator='not'</w:t>
+        <w:t xml:space="preserve">left: </w:t>
+      </w:r>
+      <w:proofErr w:type="spellStart"/>
+      <w:r>
+        <w:rPr>
+          <w:sz w:val="21"/>
+          <w:szCs w:val="21"/>
+        </w:rPr>
+        <w:t>UnaryOpNode</w:t>
+      </w:r>
+      <w:proofErr w:type="spellEnd"/>
+      <w:r>
+        <w:rPr>
+          <w:sz w:val="21"/>
+          <w:szCs w:val="21"/>
+        </w:rPr>
+        <w:t xml:space="preserve"> operator='not'</w:t>
       </w:r>
     </w:p>
     <w:p>
@@ -6513,7 +8868,23 @@
           <w:sz w:val="21"/>
           <w:szCs w:val="21"/>
         </w:rPr>
-        <w:t>operand: BinaryOpNode operator='&gt;'</w:t>
+        <w:t xml:space="preserve">operand: </w:t>
+      </w:r>
+      <w:proofErr w:type="spellStart"/>
+      <w:r>
+        <w:rPr>
+          <w:sz w:val="21"/>
+          <w:szCs w:val="21"/>
+        </w:rPr>
+        <w:t>BinaryOpNode</w:t>
+      </w:r>
+      <w:proofErr w:type="spellEnd"/>
+      <w:r>
+        <w:rPr>
+          <w:sz w:val="21"/>
+          <w:szCs w:val="21"/>
+        </w:rPr>
+        <w:t xml:space="preserve"> operator='&gt;'</w:t>
       </w:r>
     </w:p>
     <w:p>
@@ -6526,7 +8897,23 @@
           <w:sz w:val="21"/>
           <w:szCs w:val="21"/>
         </w:rPr>
-        <w:t>left: VariableNode name='x'</w:t>
+        <w:t xml:space="preserve">left: </w:t>
+      </w:r>
+      <w:proofErr w:type="spellStart"/>
+      <w:r>
+        <w:rPr>
+          <w:sz w:val="21"/>
+          <w:szCs w:val="21"/>
+        </w:rPr>
+        <w:t>VariableNode</w:t>
+      </w:r>
+      <w:proofErr w:type="spellEnd"/>
+      <w:r>
+        <w:rPr>
+          <w:sz w:val="21"/>
+          <w:szCs w:val="21"/>
+        </w:rPr>
+        <w:t xml:space="preserve"> name='x'</w:t>
       </w:r>
     </w:p>
     <w:p>
@@ -6539,7 +8926,23 @@
           <w:sz w:val="21"/>
           <w:szCs w:val="21"/>
         </w:rPr>
-        <w:t>right: VariableNode name='y'</w:t>
+        <w:t xml:space="preserve">right: </w:t>
+      </w:r>
+      <w:proofErr w:type="spellStart"/>
+      <w:r>
+        <w:rPr>
+          <w:sz w:val="21"/>
+          <w:szCs w:val="21"/>
+        </w:rPr>
+        <w:t>VariableNode</w:t>
+      </w:r>
+      <w:proofErr w:type="spellEnd"/>
+      <w:r>
+        <w:rPr>
+          <w:sz w:val="21"/>
+          <w:szCs w:val="21"/>
+        </w:rPr>
+        <w:t xml:space="preserve"> name='y'</w:t>
       </w:r>
     </w:p>
     <w:p>
@@ -6552,7 +8955,23 @@
           <w:sz w:val="21"/>
           <w:szCs w:val="21"/>
         </w:rPr>
-        <w:t>right: BooleanNode value=True</w:t>
+        <w:t xml:space="preserve">right: </w:t>
+      </w:r>
+      <w:proofErr w:type="spellStart"/>
+      <w:r>
+        <w:rPr>
+          <w:sz w:val="21"/>
+          <w:szCs w:val="21"/>
+        </w:rPr>
+        <w:t>BooleanNode</w:t>
+      </w:r>
+      <w:proofErr w:type="spellEnd"/>
+      <w:r>
+        <w:rPr>
+          <w:sz w:val="21"/>
+          <w:szCs w:val="21"/>
+        </w:rPr>
+        <w:t xml:space="preserve"> value=True</w:t>
       </w:r>
     </w:p>
     <w:p>
@@ -6565,7 +8984,23 @@
           <w:sz w:val="21"/>
           <w:szCs w:val="21"/>
         </w:rPr>
-        <w:t>right: BooleanNode value=False</w:t>
+        <w:t xml:space="preserve">right: </w:t>
+      </w:r>
+      <w:proofErr w:type="spellStart"/>
+      <w:r>
+        <w:rPr>
+          <w:sz w:val="21"/>
+          <w:szCs w:val="21"/>
+        </w:rPr>
+        <w:t>BooleanNode</w:t>
+      </w:r>
+      <w:proofErr w:type="spellEnd"/>
+      <w:r>
+        <w:rPr>
+          <w:sz w:val="21"/>
+          <w:szCs w:val="21"/>
+        </w:rPr>
+        <w:t xml:space="preserve"> value=False</w:t>
       </w:r>
     </w:p>
     <w:p>
@@ -6573,12 +9008,37 @@
         <w:keepLines/>
         <w:ind w:left="580"/>
       </w:pPr>
-      <w:r>
-        <w:rPr>
-          <w:sz w:val="21"/>
-          <w:szCs w:val="21"/>
-        </w:rPr>
-        <w:t>statements[6]: DeclarationNode name='neg'</w:t>
+      <w:proofErr w:type="gramStart"/>
+      <w:r>
+        <w:rPr>
+          <w:sz w:val="21"/>
+          <w:szCs w:val="21"/>
+        </w:rPr>
+        <w:t>statements[</w:t>
+      </w:r>
+      <w:proofErr w:type="gramEnd"/>
+      <w:r>
+        <w:rPr>
+          <w:sz w:val="21"/>
+          <w:szCs w:val="21"/>
+        </w:rPr>
+        <w:t xml:space="preserve">6]: </w:t>
+      </w:r>
+      <w:proofErr w:type="spellStart"/>
+      <w:r>
+        <w:rPr>
+          <w:sz w:val="21"/>
+          <w:szCs w:val="21"/>
+        </w:rPr>
+        <w:t>DeclarationNode</w:t>
+      </w:r>
+      <w:proofErr w:type="spellEnd"/>
+      <w:r>
+        <w:rPr>
+          <w:sz w:val="21"/>
+          <w:szCs w:val="21"/>
+        </w:rPr>
+        <w:t xml:space="preserve"> name='neg'</w:t>
       </w:r>
     </w:p>
     <w:p>
@@ -6591,7 +9051,23 @@
           <w:sz w:val="21"/>
           <w:szCs w:val="21"/>
         </w:rPr>
-        <w:t>value: BinaryOpNode operator='-'</w:t>
+        <w:t xml:space="preserve">value: </w:t>
+      </w:r>
+      <w:proofErr w:type="spellStart"/>
+      <w:r>
+        <w:rPr>
+          <w:sz w:val="21"/>
+          <w:szCs w:val="21"/>
+        </w:rPr>
+        <w:t>BinaryOpNode</w:t>
+      </w:r>
+      <w:proofErr w:type="spellEnd"/>
+      <w:r>
+        <w:rPr>
+          <w:sz w:val="21"/>
+          <w:szCs w:val="21"/>
+        </w:rPr>
+        <w:t xml:space="preserve"> operator='-'</w:t>
       </w:r>
     </w:p>
     <w:p>
@@ -6604,7 +9080,23 @@
           <w:sz w:val="21"/>
           <w:szCs w:val="21"/>
         </w:rPr>
-        <w:t>left: BinaryOpNode operator='+'</w:t>
+        <w:t xml:space="preserve">left: </w:t>
+      </w:r>
+      <w:proofErr w:type="spellStart"/>
+      <w:r>
+        <w:rPr>
+          <w:sz w:val="21"/>
+          <w:szCs w:val="21"/>
+        </w:rPr>
+        <w:t>BinaryOpNode</w:t>
+      </w:r>
+      <w:proofErr w:type="spellEnd"/>
+      <w:r>
+        <w:rPr>
+          <w:sz w:val="21"/>
+          <w:szCs w:val="21"/>
+        </w:rPr>
+        <w:t xml:space="preserve"> operator='+'</w:t>
       </w:r>
     </w:p>
     <w:p>
@@ -6617,7 +9109,23 @@
           <w:sz w:val="21"/>
           <w:szCs w:val="21"/>
         </w:rPr>
-        <w:t>left: UnaryOpNode operator='-'</w:t>
+        <w:t xml:space="preserve">left: </w:t>
+      </w:r>
+      <w:proofErr w:type="spellStart"/>
+      <w:r>
+        <w:rPr>
+          <w:sz w:val="21"/>
+          <w:szCs w:val="21"/>
+        </w:rPr>
+        <w:t>UnaryOpNode</w:t>
+      </w:r>
+      <w:proofErr w:type="spellEnd"/>
+      <w:r>
+        <w:rPr>
+          <w:sz w:val="21"/>
+          <w:szCs w:val="21"/>
+        </w:rPr>
+        <w:t xml:space="preserve"> operator='-'</w:t>
       </w:r>
     </w:p>
     <w:p>
@@ -6630,7 +9138,23 @@
           <w:sz w:val="21"/>
           <w:szCs w:val="21"/>
         </w:rPr>
-        <w:t>operand: VariableNode name='x'</w:t>
+        <w:t xml:space="preserve">operand: </w:t>
+      </w:r>
+      <w:proofErr w:type="spellStart"/>
+      <w:r>
+        <w:rPr>
+          <w:sz w:val="21"/>
+          <w:szCs w:val="21"/>
+        </w:rPr>
+        <w:t>VariableNode</w:t>
+      </w:r>
+      <w:proofErr w:type="spellEnd"/>
+      <w:r>
+        <w:rPr>
+          <w:sz w:val="21"/>
+          <w:szCs w:val="21"/>
+        </w:rPr>
+        <w:t xml:space="preserve"> name='x'</w:t>
       </w:r>
     </w:p>
     <w:p>
@@ -6643,7 +9167,23 @@
           <w:sz w:val="21"/>
           <w:szCs w:val="21"/>
         </w:rPr>
-        <w:t>right: BinaryOpNode operator='*'</w:t>
+        <w:t xml:space="preserve">right: </w:t>
+      </w:r>
+      <w:proofErr w:type="spellStart"/>
+      <w:r>
+        <w:rPr>
+          <w:sz w:val="21"/>
+          <w:szCs w:val="21"/>
+        </w:rPr>
+        <w:t>BinaryOpNode</w:t>
+      </w:r>
+      <w:proofErr w:type="spellEnd"/>
+      <w:r>
+        <w:rPr>
+          <w:sz w:val="21"/>
+          <w:szCs w:val="21"/>
+        </w:rPr>
+        <w:t xml:space="preserve"> operator='*'</w:t>
       </w:r>
     </w:p>
     <w:p>
@@ -6656,7 +9196,23 @@
           <w:sz w:val="21"/>
           <w:szCs w:val="21"/>
         </w:rPr>
-        <w:t>left: VariableNode name='y'</w:t>
+        <w:t xml:space="preserve">left: </w:t>
+      </w:r>
+      <w:proofErr w:type="spellStart"/>
+      <w:r>
+        <w:rPr>
+          <w:sz w:val="21"/>
+          <w:szCs w:val="21"/>
+        </w:rPr>
+        <w:t>VariableNode</w:t>
+      </w:r>
+      <w:proofErr w:type="spellEnd"/>
+      <w:r>
+        <w:rPr>
+          <w:sz w:val="21"/>
+          <w:szCs w:val="21"/>
+        </w:rPr>
+        <w:t xml:space="preserve"> name='y'</w:t>
       </w:r>
     </w:p>
     <w:p>
@@ -6669,7 +9225,23 @@
           <w:sz w:val="21"/>
           <w:szCs w:val="21"/>
         </w:rPr>
-        <w:t>right: NumberNode value=2</w:t>
+        <w:t xml:space="preserve">right: </w:t>
+      </w:r>
+      <w:proofErr w:type="spellStart"/>
+      <w:r>
+        <w:rPr>
+          <w:sz w:val="21"/>
+          <w:szCs w:val="21"/>
+        </w:rPr>
+        <w:t>NumberNode</w:t>
+      </w:r>
+      <w:proofErr w:type="spellEnd"/>
+      <w:r>
+        <w:rPr>
+          <w:sz w:val="21"/>
+          <w:szCs w:val="21"/>
+        </w:rPr>
+        <w:t xml:space="preserve"> value=2</w:t>
       </w:r>
     </w:p>
     <w:p>
@@ -6682,7 +9254,23 @@
           <w:sz w:val="21"/>
           <w:szCs w:val="21"/>
         </w:rPr>
-        <w:t>right: BinaryOpNode operator='/'</w:t>
+        <w:t xml:space="preserve">right: </w:t>
+      </w:r>
+      <w:proofErr w:type="spellStart"/>
+      <w:r>
+        <w:rPr>
+          <w:sz w:val="21"/>
+          <w:szCs w:val="21"/>
+        </w:rPr>
+        <w:t>BinaryOpNode</w:t>
+      </w:r>
+      <w:proofErr w:type="spellEnd"/>
+      <w:r>
+        <w:rPr>
+          <w:sz w:val="21"/>
+          <w:szCs w:val="21"/>
+        </w:rPr>
+        <w:t xml:space="preserve"> operator='/'</w:t>
       </w:r>
     </w:p>
     <w:p>
@@ -6695,7 +9283,23 @@
           <w:sz w:val="21"/>
           <w:szCs w:val="21"/>
         </w:rPr>
-        <w:t>left: NumberNode value=4</w:t>
+        <w:t xml:space="preserve">left: </w:t>
+      </w:r>
+      <w:proofErr w:type="spellStart"/>
+      <w:r>
+        <w:rPr>
+          <w:sz w:val="21"/>
+          <w:szCs w:val="21"/>
+        </w:rPr>
+        <w:t>NumberNode</w:t>
+      </w:r>
+      <w:proofErr w:type="spellEnd"/>
+      <w:r>
+        <w:rPr>
+          <w:sz w:val="21"/>
+          <w:szCs w:val="21"/>
+        </w:rPr>
+        <w:t xml:space="preserve"> value=4</w:t>
       </w:r>
     </w:p>
     <w:p>
@@ -6708,7 +9312,23 @@
           <w:sz w:val="21"/>
           <w:szCs w:val="21"/>
         </w:rPr>
-        <w:t>right: NumberNode value=2</w:t>
+        <w:t xml:space="preserve">right: </w:t>
+      </w:r>
+      <w:proofErr w:type="spellStart"/>
+      <w:r>
+        <w:rPr>
+          <w:sz w:val="21"/>
+          <w:szCs w:val="21"/>
+        </w:rPr>
+        <w:t>NumberNode</w:t>
+      </w:r>
+      <w:proofErr w:type="spellEnd"/>
+      <w:r>
+        <w:rPr>
+          <w:sz w:val="21"/>
+          <w:szCs w:val="21"/>
+        </w:rPr>
+        <w:t xml:space="preserve"> value=2</w:t>
       </w:r>
     </w:p>
     <w:p>
@@ -6716,13 +9336,31 @@
         <w:keepLines/>
         <w:ind w:left="580"/>
       </w:pPr>
-      <w:r>
-        <w:rPr>
-          <w:sz w:val="21"/>
-          <w:szCs w:val="21"/>
-        </w:rPr>
-        <w:t>statements[7]: PrintNode</w:t>
-      </w:r>
+      <w:proofErr w:type="gramStart"/>
+      <w:r>
+        <w:rPr>
+          <w:sz w:val="21"/>
+          <w:szCs w:val="21"/>
+        </w:rPr>
+        <w:t>statements[</w:t>
+      </w:r>
+      <w:proofErr w:type="gramEnd"/>
+      <w:r>
+        <w:rPr>
+          <w:sz w:val="21"/>
+          <w:szCs w:val="21"/>
+        </w:rPr>
+        <w:t xml:space="preserve">7]: </w:t>
+      </w:r>
+      <w:proofErr w:type="spellStart"/>
+      <w:r>
+        <w:rPr>
+          <w:sz w:val="21"/>
+          <w:szCs w:val="21"/>
+        </w:rPr>
+        <w:t>PrintNode</w:t>
+      </w:r>
+      <w:proofErr w:type="spellEnd"/>
     </w:p>
     <w:p>
       <w:pPr>
@@ -6734,7 +9372,23 @@
           <w:sz w:val="21"/>
           <w:szCs w:val="21"/>
         </w:rPr>
-        <w:t>value: VariableNode name='sum'</w:t>
+        <w:t xml:space="preserve">value: </w:t>
+      </w:r>
+      <w:proofErr w:type="spellStart"/>
+      <w:r>
+        <w:rPr>
+          <w:sz w:val="21"/>
+          <w:szCs w:val="21"/>
+        </w:rPr>
+        <w:t>VariableNode</w:t>
+      </w:r>
+      <w:proofErr w:type="spellEnd"/>
+      <w:r>
+        <w:rPr>
+          <w:sz w:val="21"/>
+          <w:szCs w:val="21"/>
+        </w:rPr>
+        <w:t xml:space="preserve"> name='sum'</w:t>
       </w:r>
     </w:p>
     <w:p>
@@ -6742,13 +9396,31 @@
         <w:keepLines/>
         <w:ind w:left="580"/>
       </w:pPr>
-      <w:r>
-        <w:rPr>
-          <w:sz w:val="21"/>
-          <w:szCs w:val="21"/>
-        </w:rPr>
-        <w:t>statements[8]: PrintNode</w:t>
-      </w:r>
+      <w:proofErr w:type="gramStart"/>
+      <w:r>
+        <w:rPr>
+          <w:sz w:val="21"/>
+          <w:szCs w:val="21"/>
+        </w:rPr>
+        <w:t>statements[</w:t>
+      </w:r>
+      <w:proofErr w:type="gramEnd"/>
+      <w:r>
+        <w:rPr>
+          <w:sz w:val="21"/>
+          <w:szCs w:val="21"/>
+        </w:rPr>
+        <w:t xml:space="preserve">8]: </w:t>
+      </w:r>
+      <w:proofErr w:type="spellStart"/>
+      <w:r>
+        <w:rPr>
+          <w:sz w:val="21"/>
+          <w:szCs w:val="21"/>
+        </w:rPr>
+        <w:t>PrintNode</w:t>
+      </w:r>
+      <w:proofErr w:type="spellEnd"/>
     </w:p>
     <w:p>
       <w:pPr>
@@ -6760,7 +9432,23 @@
           <w:sz w:val="21"/>
           <w:szCs w:val="21"/>
         </w:rPr>
-        <w:t>value: VariableNode name='neg'</w:t>
+        <w:t xml:space="preserve">value: </w:t>
+      </w:r>
+      <w:proofErr w:type="spellStart"/>
+      <w:r>
+        <w:rPr>
+          <w:sz w:val="21"/>
+          <w:szCs w:val="21"/>
+        </w:rPr>
+        <w:t>VariableNode</w:t>
+      </w:r>
+      <w:proofErr w:type="spellEnd"/>
+      <w:r>
+        <w:rPr>
+          <w:sz w:val="21"/>
+          <w:szCs w:val="21"/>
+        </w:rPr>
+        <w:t xml:space="preserve"> name='neg'</w:t>
       </w:r>
     </w:p>
     <w:p>
@@ -6848,8 +9536,17 @@
           <w:sz w:val="21"/>
           <w:szCs w:val="21"/>
         </w:rPr>
-        <w:t>if (a &gt; b) {</w:t>
-      </w:r>
+        <w:t xml:space="preserve">if (a &gt; </w:t>
+      </w:r>
+      <w:proofErr w:type="gramStart"/>
+      <w:r>
+        <w:rPr>
+          <w:sz w:val="21"/>
+          <w:szCs w:val="21"/>
+        </w:rPr>
+        <w:t>b) {</w:t>
+      </w:r>
+      <w:proofErr w:type="gramEnd"/>
     </w:p>
     <w:p>
       <w:pPr>
@@ -6926,7 +9623,23 @@
           <w:sz w:val="21"/>
           <w:szCs w:val="21"/>
         </w:rPr>
-        <w:t>let i = 0;</w:t>
+        <w:t xml:space="preserve">let </w:t>
+      </w:r>
+      <w:proofErr w:type="spellStart"/>
+      <w:r>
+        <w:rPr>
+          <w:sz w:val="21"/>
+          <w:szCs w:val="21"/>
+        </w:rPr>
+        <w:t>i</w:t>
+      </w:r>
+      <w:proofErr w:type="spellEnd"/>
+      <w:r>
+        <w:rPr>
+          <w:sz w:val="21"/>
+          <w:szCs w:val="21"/>
+        </w:rPr>
+        <w:t xml:space="preserve"> = 0;</w:t>
       </w:r>
     </w:p>
     <w:p>
@@ -6952,8 +9665,33 @@
           <w:sz w:val="21"/>
           <w:szCs w:val="21"/>
         </w:rPr>
-        <w:t>while (i &lt; 5) {</w:t>
-      </w:r>
+        <w:t>while (</w:t>
+      </w:r>
+      <w:proofErr w:type="spellStart"/>
+      <w:r>
+        <w:rPr>
+          <w:sz w:val="21"/>
+          <w:szCs w:val="21"/>
+        </w:rPr>
+        <w:t>i</w:t>
+      </w:r>
+      <w:proofErr w:type="spellEnd"/>
+      <w:r>
+        <w:rPr>
+          <w:sz w:val="21"/>
+          <w:szCs w:val="21"/>
+        </w:rPr>
+        <w:t xml:space="preserve"> &lt; </w:t>
+      </w:r>
+      <w:proofErr w:type="gramStart"/>
+      <w:r>
+        <w:rPr>
+          <w:sz w:val="21"/>
+          <w:szCs w:val="21"/>
+        </w:rPr>
+        <w:t>5) {</w:t>
+      </w:r>
+      <w:proofErr w:type="gramEnd"/>
     </w:p>
     <w:p>
       <w:pPr>
@@ -6965,7 +9703,23 @@
           <w:sz w:val="21"/>
           <w:szCs w:val="21"/>
         </w:rPr>
-        <w:t>total = total + i;</w:t>
+        <w:t xml:space="preserve">total = total + </w:t>
+      </w:r>
+      <w:proofErr w:type="spellStart"/>
+      <w:r>
+        <w:rPr>
+          <w:sz w:val="21"/>
+          <w:szCs w:val="21"/>
+        </w:rPr>
+        <w:t>i</w:t>
+      </w:r>
+      <w:proofErr w:type="spellEnd"/>
+      <w:r>
+        <w:rPr>
+          <w:sz w:val="21"/>
+          <w:szCs w:val="21"/>
+        </w:rPr>
+        <w:t>;</w:t>
       </w:r>
     </w:p>
     <w:p>
@@ -6973,12 +9727,37 @@
         <w:keepLines/>
         <w:ind w:left="800"/>
       </w:pPr>
-      <w:r>
-        <w:rPr>
-          <w:sz w:val="21"/>
-          <w:szCs w:val="21"/>
-        </w:rPr>
-        <w:t>i = i + 1;</w:t>
+      <w:proofErr w:type="spellStart"/>
+      <w:r>
+        <w:rPr>
+          <w:sz w:val="21"/>
+          <w:szCs w:val="21"/>
+        </w:rPr>
+        <w:t>i</w:t>
+      </w:r>
+      <w:proofErr w:type="spellEnd"/>
+      <w:r>
+        <w:rPr>
+          <w:sz w:val="21"/>
+          <w:szCs w:val="21"/>
+        </w:rPr>
+        <w:t xml:space="preserve"> = </w:t>
+      </w:r>
+      <w:proofErr w:type="spellStart"/>
+      <w:r>
+        <w:rPr>
+          <w:sz w:val="21"/>
+          <w:szCs w:val="21"/>
+        </w:rPr>
+        <w:t>i</w:t>
+      </w:r>
+      <w:proofErr w:type="spellEnd"/>
+      <w:r>
+        <w:rPr>
+          <w:sz w:val="21"/>
+          <w:szCs w:val="21"/>
+        </w:rPr>
+        <w:t xml:space="preserve"> + 1;</w:t>
       </w:r>
     </w:p>
     <w:p>
@@ -7030,6 +9809,7 @@
         <w:keepLines/>
         <w:ind w:left="360"/>
       </w:pPr>
+      <w:proofErr w:type="spellStart"/>
       <w:r>
         <w:rPr>
           <w:sz w:val="21"/>
@@ -7037,18 +9817,44 @@
         </w:rPr>
         <w:t>ProgramNode</w:t>
       </w:r>
+      <w:proofErr w:type="spellEnd"/>
     </w:p>
     <w:p>
       <w:pPr>
         <w:keepLines/>
         <w:ind w:left="580"/>
       </w:pPr>
-      <w:r>
-        <w:rPr>
-          <w:sz w:val="21"/>
-          <w:szCs w:val="21"/>
-        </w:rPr>
-        <w:t>statements[0]: DeclarationNode name='a'</w:t>
+      <w:proofErr w:type="gramStart"/>
+      <w:r>
+        <w:rPr>
+          <w:sz w:val="21"/>
+          <w:szCs w:val="21"/>
+        </w:rPr>
+        <w:t>statements[</w:t>
+      </w:r>
+      <w:proofErr w:type="gramEnd"/>
+      <w:r>
+        <w:rPr>
+          <w:sz w:val="21"/>
+          <w:szCs w:val="21"/>
+        </w:rPr>
+        <w:t xml:space="preserve">0]: </w:t>
+      </w:r>
+      <w:proofErr w:type="spellStart"/>
+      <w:r>
+        <w:rPr>
+          <w:sz w:val="21"/>
+          <w:szCs w:val="21"/>
+        </w:rPr>
+        <w:t>DeclarationNode</w:t>
+      </w:r>
+      <w:proofErr w:type="spellEnd"/>
+      <w:r>
+        <w:rPr>
+          <w:sz w:val="21"/>
+          <w:szCs w:val="21"/>
+        </w:rPr>
+        <w:t xml:space="preserve"> name='a'</w:t>
       </w:r>
     </w:p>
     <w:p>
@@ -7061,7 +9867,23 @@
           <w:sz w:val="21"/>
           <w:szCs w:val="21"/>
         </w:rPr>
-        <w:t>value: NumberNode value=15</w:t>
+        <w:t xml:space="preserve">value: </w:t>
+      </w:r>
+      <w:proofErr w:type="spellStart"/>
+      <w:r>
+        <w:rPr>
+          <w:sz w:val="21"/>
+          <w:szCs w:val="21"/>
+        </w:rPr>
+        <w:t>NumberNode</w:t>
+      </w:r>
+      <w:proofErr w:type="spellEnd"/>
+      <w:r>
+        <w:rPr>
+          <w:sz w:val="21"/>
+          <w:szCs w:val="21"/>
+        </w:rPr>
+        <w:t xml:space="preserve"> value=15</w:t>
       </w:r>
     </w:p>
     <w:p>
@@ -7069,12 +9891,37 @@
         <w:keepLines/>
         <w:ind w:left="580"/>
       </w:pPr>
-      <w:r>
-        <w:rPr>
-          <w:sz w:val="21"/>
-          <w:szCs w:val="21"/>
-        </w:rPr>
-        <w:t>statements[1]: DeclarationNode name='b'</w:t>
+      <w:proofErr w:type="gramStart"/>
+      <w:r>
+        <w:rPr>
+          <w:sz w:val="21"/>
+          <w:szCs w:val="21"/>
+        </w:rPr>
+        <w:t>statements[</w:t>
+      </w:r>
+      <w:proofErr w:type="gramEnd"/>
+      <w:r>
+        <w:rPr>
+          <w:sz w:val="21"/>
+          <w:szCs w:val="21"/>
+        </w:rPr>
+        <w:t xml:space="preserve">1]: </w:t>
+      </w:r>
+      <w:proofErr w:type="spellStart"/>
+      <w:r>
+        <w:rPr>
+          <w:sz w:val="21"/>
+          <w:szCs w:val="21"/>
+        </w:rPr>
+        <w:t>DeclarationNode</w:t>
+      </w:r>
+      <w:proofErr w:type="spellEnd"/>
+      <w:r>
+        <w:rPr>
+          <w:sz w:val="21"/>
+          <w:szCs w:val="21"/>
+        </w:rPr>
+        <w:t xml:space="preserve"> name='b'</w:t>
       </w:r>
     </w:p>
     <w:p>
@@ -7087,7 +9934,23 @@
           <w:sz w:val="21"/>
           <w:szCs w:val="21"/>
         </w:rPr>
-        <w:t>value: NumberNode value=7</w:t>
+        <w:t xml:space="preserve">value: </w:t>
+      </w:r>
+      <w:proofErr w:type="spellStart"/>
+      <w:r>
+        <w:rPr>
+          <w:sz w:val="21"/>
+          <w:szCs w:val="21"/>
+        </w:rPr>
+        <w:t>NumberNode</w:t>
+      </w:r>
+      <w:proofErr w:type="spellEnd"/>
+      <w:r>
+        <w:rPr>
+          <w:sz w:val="21"/>
+          <w:szCs w:val="21"/>
+        </w:rPr>
+        <w:t xml:space="preserve"> value=7</w:t>
       </w:r>
     </w:p>
     <w:p>
@@ -7095,13 +9958,31 @@
         <w:keepLines/>
         <w:ind w:left="580"/>
       </w:pPr>
-      <w:r>
-        <w:rPr>
-          <w:sz w:val="21"/>
-          <w:szCs w:val="21"/>
-        </w:rPr>
-        <w:t>statements[2]: IfNode</w:t>
-      </w:r>
+      <w:proofErr w:type="gramStart"/>
+      <w:r>
+        <w:rPr>
+          <w:sz w:val="21"/>
+          <w:szCs w:val="21"/>
+        </w:rPr>
+        <w:t>statements[</w:t>
+      </w:r>
+      <w:proofErr w:type="gramEnd"/>
+      <w:r>
+        <w:rPr>
+          <w:sz w:val="21"/>
+          <w:szCs w:val="21"/>
+        </w:rPr>
+        <w:t xml:space="preserve">2]: </w:t>
+      </w:r>
+      <w:proofErr w:type="spellStart"/>
+      <w:r>
+        <w:rPr>
+          <w:sz w:val="21"/>
+          <w:szCs w:val="21"/>
+        </w:rPr>
+        <w:t>IfNode</w:t>
+      </w:r>
+      <w:proofErr w:type="spellEnd"/>
     </w:p>
     <w:p>
       <w:pPr>
@@ -7113,7 +9994,23 @@
           <w:sz w:val="21"/>
           <w:szCs w:val="21"/>
         </w:rPr>
-        <w:t>condition: BinaryOpNode operator='&gt;'</w:t>
+        <w:t xml:space="preserve">condition: </w:t>
+      </w:r>
+      <w:proofErr w:type="spellStart"/>
+      <w:r>
+        <w:rPr>
+          <w:sz w:val="21"/>
+          <w:szCs w:val="21"/>
+        </w:rPr>
+        <w:t>BinaryOpNode</w:t>
+      </w:r>
+      <w:proofErr w:type="spellEnd"/>
+      <w:r>
+        <w:rPr>
+          <w:sz w:val="21"/>
+          <w:szCs w:val="21"/>
+        </w:rPr>
+        <w:t xml:space="preserve"> operator='&gt;'</w:t>
       </w:r>
     </w:p>
     <w:p>
@@ -7126,7 +10023,23 @@
           <w:sz w:val="21"/>
           <w:szCs w:val="21"/>
         </w:rPr>
-        <w:t>left: VariableNode name='a'</w:t>
+        <w:t xml:space="preserve">left: </w:t>
+      </w:r>
+      <w:proofErr w:type="spellStart"/>
+      <w:r>
+        <w:rPr>
+          <w:sz w:val="21"/>
+          <w:szCs w:val="21"/>
+        </w:rPr>
+        <w:t>VariableNode</w:t>
+      </w:r>
+      <w:proofErr w:type="spellEnd"/>
+      <w:r>
+        <w:rPr>
+          <w:sz w:val="21"/>
+          <w:szCs w:val="21"/>
+        </w:rPr>
+        <w:t xml:space="preserve"> name='a'</w:t>
       </w:r>
     </w:p>
     <w:p>
@@ -7139,7 +10052,23 @@
           <w:sz w:val="21"/>
           <w:szCs w:val="21"/>
         </w:rPr>
-        <w:t>right: VariableNode name='b'</w:t>
+        <w:t xml:space="preserve">right: </w:t>
+      </w:r>
+      <w:proofErr w:type="spellStart"/>
+      <w:r>
+        <w:rPr>
+          <w:sz w:val="21"/>
+          <w:szCs w:val="21"/>
+        </w:rPr>
+        <w:t>VariableNode</w:t>
+      </w:r>
+      <w:proofErr w:type="spellEnd"/>
+      <w:r>
+        <w:rPr>
+          <w:sz w:val="21"/>
+          <w:szCs w:val="21"/>
+        </w:rPr>
+        <w:t xml:space="preserve"> name='b'</w:t>
       </w:r>
     </w:p>
     <w:p>
@@ -7147,26 +10076,62 @@
         <w:keepLines/>
         <w:ind w:left="800"/>
       </w:pPr>
-      <w:r>
-        <w:rPr>
-          <w:sz w:val="21"/>
-          <w:szCs w:val="21"/>
-        </w:rPr>
-        <w:t>then_branch: BlockNode</w:t>
-      </w:r>
+      <w:proofErr w:type="spellStart"/>
+      <w:r>
+        <w:rPr>
+          <w:sz w:val="21"/>
+          <w:szCs w:val="21"/>
+        </w:rPr>
+        <w:t>then_branch</w:t>
+      </w:r>
+      <w:proofErr w:type="spellEnd"/>
+      <w:r>
+        <w:rPr>
+          <w:sz w:val="21"/>
+          <w:szCs w:val="21"/>
+        </w:rPr>
+        <w:t xml:space="preserve">: </w:t>
+      </w:r>
+      <w:proofErr w:type="spellStart"/>
+      <w:r>
+        <w:rPr>
+          <w:sz w:val="21"/>
+          <w:szCs w:val="21"/>
+        </w:rPr>
+        <w:t>BlockNode</w:t>
+      </w:r>
+      <w:proofErr w:type="spellEnd"/>
     </w:p>
     <w:p>
       <w:pPr>
         <w:keepLines/>
         <w:ind w:left="1020"/>
       </w:pPr>
-      <w:r>
-        <w:rPr>
-          <w:sz w:val="21"/>
-          <w:szCs w:val="21"/>
-        </w:rPr>
-        <w:t>statements[0]: PrintNode</w:t>
-      </w:r>
+      <w:proofErr w:type="gramStart"/>
+      <w:r>
+        <w:rPr>
+          <w:sz w:val="21"/>
+          <w:szCs w:val="21"/>
+        </w:rPr>
+        <w:t>statements[</w:t>
+      </w:r>
+      <w:proofErr w:type="gramEnd"/>
+      <w:r>
+        <w:rPr>
+          <w:sz w:val="21"/>
+          <w:szCs w:val="21"/>
+        </w:rPr>
+        <w:t xml:space="preserve">0]: </w:t>
+      </w:r>
+      <w:proofErr w:type="spellStart"/>
+      <w:r>
+        <w:rPr>
+          <w:sz w:val="21"/>
+          <w:szCs w:val="21"/>
+        </w:rPr>
+        <w:t>PrintNode</w:t>
+      </w:r>
+      <w:proofErr w:type="spellEnd"/>
     </w:p>
     <w:p>
       <w:pPr>
@@ -7178,7 +10143,23 @@
           <w:sz w:val="21"/>
           <w:szCs w:val="21"/>
         </w:rPr>
-        <w:t>value: VariableNode name='a'</w:t>
+        <w:t xml:space="preserve">value: </w:t>
+      </w:r>
+      <w:proofErr w:type="spellStart"/>
+      <w:r>
+        <w:rPr>
+          <w:sz w:val="21"/>
+          <w:szCs w:val="21"/>
+        </w:rPr>
+        <w:t>VariableNode</w:t>
+      </w:r>
+      <w:proofErr w:type="spellEnd"/>
+      <w:r>
+        <w:rPr>
+          <w:sz w:val="21"/>
+          <w:szCs w:val="21"/>
+        </w:rPr>
+        <w:t xml:space="preserve"> name='a'</w:t>
       </w:r>
     </w:p>
     <w:p>
@@ -7186,26 +10167,62 @@
         <w:keepLines/>
         <w:ind w:left="800"/>
       </w:pPr>
-      <w:r>
-        <w:rPr>
-          <w:sz w:val="21"/>
-          <w:szCs w:val="21"/>
-        </w:rPr>
-        <w:t>else_branch: BlockNode</w:t>
-      </w:r>
+      <w:proofErr w:type="spellStart"/>
+      <w:r>
+        <w:rPr>
+          <w:sz w:val="21"/>
+          <w:szCs w:val="21"/>
+        </w:rPr>
+        <w:t>else_branch</w:t>
+      </w:r>
+      <w:proofErr w:type="spellEnd"/>
+      <w:r>
+        <w:rPr>
+          <w:sz w:val="21"/>
+          <w:szCs w:val="21"/>
+        </w:rPr>
+        <w:t xml:space="preserve">: </w:t>
+      </w:r>
+      <w:proofErr w:type="spellStart"/>
+      <w:r>
+        <w:rPr>
+          <w:sz w:val="21"/>
+          <w:szCs w:val="21"/>
+        </w:rPr>
+        <w:t>BlockNode</w:t>
+      </w:r>
+      <w:proofErr w:type="spellEnd"/>
     </w:p>
     <w:p>
       <w:pPr>
         <w:keepLines/>
         <w:ind w:left="1020"/>
       </w:pPr>
-      <w:r>
-        <w:rPr>
-          <w:sz w:val="21"/>
-          <w:szCs w:val="21"/>
-        </w:rPr>
-        <w:t>statements[0]: PrintNode</w:t>
-      </w:r>
+      <w:proofErr w:type="gramStart"/>
+      <w:r>
+        <w:rPr>
+          <w:sz w:val="21"/>
+          <w:szCs w:val="21"/>
+        </w:rPr>
+        <w:t>statements[</w:t>
+      </w:r>
+      <w:proofErr w:type="gramEnd"/>
+      <w:r>
+        <w:rPr>
+          <w:sz w:val="21"/>
+          <w:szCs w:val="21"/>
+        </w:rPr>
+        <w:t xml:space="preserve">0]: </w:t>
+      </w:r>
+      <w:proofErr w:type="spellStart"/>
+      <w:r>
+        <w:rPr>
+          <w:sz w:val="21"/>
+          <w:szCs w:val="21"/>
+        </w:rPr>
+        <w:t>PrintNode</w:t>
+      </w:r>
+      <w:proofErr w:type="spellEnd"/>
     </w:p>
     <w:p>
       <w:pPr>
@@ -7217,7 +10234,23 @@
           <w:sz w:val="21"/>
           <w:szCs w:val="21"/>
         </w:rPr>
-        <w:t>value: VariableNode name='b'</w:t>
+        <w:t xml:space="preserve">value: </w:t>
+      </w:r>
+      <w:proofErr w:type="spellStart"/>
+      <w:r>
+        <w:rPr>
+          <w:sz w:val="21"/>
+          <w:szCs w:val="21"/>
+        </w:rPr>
+        <w:t>VariableNode</w:t>
+      </w:r>
+      <w:proofErr w:type="spellEnd"/>
+      <w:r>
+        <w:rPr>
+          <w:sz w:val="21"/>
+          <w:szCs w:val="21"/>
+        </w:rPr>
+        <w:t xml:space="preserve"> name='b'</w:t>
       </w:r>
     </w:p>
     <w:p>
@@ -7225,12 +10258,53 @@
         <w:keepLines/>
         <w:ind w:left="580"/>
       </w:pPr>
-      <w:r>
-        <w:rPr>
-          <w:sz w:val="21"/>
-          <w:szCs w:val="21"/>
-        </w:rPr>
-        <w:t>statements[3]: DeclarationNode name='i'</w:t>
+      <w:proofErr w:type="gramStart"/>
+      <w:r>
+        <w:rPr>
+          <w:sz w:val="21"/>
+          <w:szCs w:val="21"/>
+        </w:rPr>
+        <w:t>statements[</w:t>
+      </w:r>
+      <w:proofErr w:type="gramEnd"/>
+      <w:r>
+        <w:rPr>
+          <w:sz w:val="21"/>
+          <w:szCs w:val="21"/>
+        </w:rPr>
+        <w:t xml:space="preserve">3]: </w:t>
+      </w:r>
+      <w:proofErr w:type="spellStart"/>
+      <w:r>
+        <w:rPr>
+          <w:sz w:val="21"/>
+          <w:szCs w:val="21"/>
+        </w:rPr>
+        <w:t>DeclarationNode</w:t>
+      </w:r>
+      <w:proofErr w:type="spellEnd"/>
+      <w:r>
+        <w:rPr>
+          <w:sz w:val="21"/>
+          <w:szCs w:val="21"/>
+        </w:rPr>
+        <w:t xml:space="preserve"> name='</w:t>
+      </w:r>
+      <w:proofErr w:type="spellStart"/>
+      <w:r>
+        <w:rPr>
+          <w:sz w:val="21"/>
+          <w:szCs w:val="21"/>
+        </w:rPr>
+        <w:t>i</w:t>
+      </w:r>
+      <w:proofErr w:type="spellEnd"/>
+      <w:r>
+        <w:rPr>
+          <w:sz w:val="21"/>
+          <w:szCs w:val="21"/>
+        </w:rPr>
+        <w:t>'</w:t>
       </w:r>
     </w:p>
     <w:p>
@@ -7243,7 +10317,23 @@
           <w:sz w:val="21"/>
           <w:szCs w:val="21"/>
         </w:rPr>
-        <w:t>value: NumberNode value=0</w:t>
+        <w:t xml:space="preserve">value: </w:t>
+      </w:r>
+      <w:proofErr w:type="spellStart"/>
+      <w:r>
+        <w:rPr>
+          <w:sz w:val="21"/>
+          <w:szCs w:val="21"/>
+        </w:rPr>
+        <w:t>NumberNode</w:t>
+      </w:r>
+      <w:proofErr w:type="spellEnd"/>
+      <w:r>
+        <w:rPr>
+          <w:sz w:val="21"/>
+          <w:szCs w:val="21"/>
+        </w:rPr>
+        <w:t xml:space="preserve"> value=0</w:t>
       </w:r>
     </w:p>
     <w:p>
@@ -7251,12 +10341,37 @@
         <w:keepLines/>
         <w:ind w:left="580"/>
       </w:pPr>
-      <w:r>
-        <w:rPr>
-          <w:sz w:val="21"/>
-          <w:szCs w:val="21"/>
-        </w:rPr>
-        <w:t>statements[4]: DeclarationNode name='total'</w:t>
+      <w:proofErr w:type="gramStart"/>
+      <w:r>
+        <w:rPr>
+          <w:sz w:val="21"/>
+          <w:szCs w:val="21"/>
+        </w:rPr>
+        <w:t>statements[</w:t>
+      </w:r>
+      <w:proofErr w:type="gramEnd"/>
+      <w:r>
+        <w:rPr>
+          <w:sz w:val="21"/>
+          <w:szCs w:val="21"/>
+        </w:rPr>
+        <w:t xml:space="preserve">4]: </w:t>
+      </w:r>
+      <w:proofErr w:type="spellStart"/>
+      <w:r>
+        <w:rPr>
+          <w:sz w:val="21"/>
+          <w:szCs w:val="21"/>
+        </w:rPr>
+        <w:t>DeclarationNode</w:t>
+      </w:r>
+      <w:proofErr w:type="spellEnd"/>
+      <w:r>
+        <w:rPr>
+          <w:sz w:val="21"/>
+          <w:szCs w:val="21"/>
+        </w:rPr>
+        <w:t xml:space="preserve"> name='total'</w:t>
       </w:r>
     </w:p>
     <w:p>
@@ -7269,7 +10384,23 @@
           <w:sz w:val="21"/>
           <w:szCs w:val="21"/>
         </w:rPr>
-        <w:t>value: NumberNode value=0</w:t>
+        <w:t xml:space="preserve">value: </w:t>
+      </w:r>
+      <w:proofErr w:type="spellStart"/>
+      <w:r>
+        <w:rPr>
+          <w:sz w:val="21"/>
+          <w:szCs w:val="21"/>
+        </w:rPr>
+        <w:t>NumberNode</w:t>
+      </w:r>
+      <w:proofErr w:type="spellEnd"/>
+      <w:r>
+        <w:rPr>
+          <w:sz w:val="21"/>
+          <w:szCs w:val="21"/>
+        </w:rPr>
+        <w:t xml:space="preserve"> value=0</w:t>
       </w:r>
     </w:p>
     <w:p>
@@ -7277,13 +10408,31 @@
         <w:keepLines/>
         <w:ind w:left="580"/>
       </w:pPr>
-      <w:r>
-        <w:rPr>
-          <w:sz w:val="21"/>
-          <w:szCs w:val="21"/>
-        </w:rPr>
-        <w:t>statements[5]: WhileNode</w:t>
-      </w:r>
+      <w:proofErr w:type="gramStart"/>
+      <w:r>
+        <w:rPr>
+          <w:sz w:val="21"/>
+          <w:szCs w:val="21"/>
+        </w:rPr>
+        <w:t>statements[</w:t>
+      </w:r>
+      <w:proofErr w:type="gramEnd"/>
+      <w:r>
+        <w:rPr>
+          <w:sz w:val="21"/>
+          <w:szCs w:val="21"/>
+        </w:rPr>
+        <w:t xml:space="preserve">5]: </w:t>
+      </w:r>
+      <w:proofErr w:type="spellStart"/>
+      <w:r>
+        <w:rPr>
+          <w:sz w:val="21"/>
+          <w:szCs w:val="21"/>
+        </w:rPr>
+        <w:t>WhileNode</w:t>
+      </w:r>
+      <w:proofErr w:type="spellEnd"/>
     </w:p>
     <w:p>
       <w:pPr>
@@ -7295,7 +10444,23 @@
           <w:sz w:val="21"/>
           <w:szCs w:val="21"/>
         </w:rPr>
-        <w:t>condition: BinaryOpNode operator='&lt;'</w:t>
+        <w:t xml:space="preserve">condition: </w:t>
+      </w:r>
+      <w:proofErr w:type="spellStart"/>
+      <w:r>
+        <w:rPr>
+          <w:sz w:val="21"/>
+          <w:szCs w:val="21"/>
+        </w:rPr>
+        <w:t>BinaryOpNode</w:t>
+      </w:r>
+      <w:proofErr w:type="spellEnd"/>
+      <w:r>
+        <w:rPr>
+          <w:sz w:val="21"/>
+          <w:szCs w:val="21"/>
+        </w:rPr>
+        <w:t xml:space="preserve"> operator='&lt;'</w:t>
       </w:r>
     </w:p>
     <w:p>
@@ -7308,7 +10473,39 @@
           <w:sz w:val="21"/>
           <w:szCs w:val="21"/>
         </w:rPr>
-        <w:t>left: VariableNode name='i'</w:t>
+        <w:t xml:space="preserve">left: </w:t>
+      </w:r>
+      <w:proofErr w:type="spellStart"/>
+      <w:r>
+        <w:rPr>
+          <w:sz w:val="21"/>
+          <w:szCs w:val="21"/>
+        </w:rPr>
+        <w:t>VariableNode</w:t>
+      </w:r>
+      <w:proofErr w:type="spellEnd"/>
+      <w:r>
+        <w:rPr>
+          <w:sz w:val="21"/>
+          <w:szCs w:val="21"/>
+        </w:rPr>
+        <w:t xml:space="preserve"> name='</w:t>
+      </w:r>
+      <w:proofErr w:type="spellStart"/>
+      <w:r>
+        <w:rPr>
+          <w:sz w:val="21"/>
+          <w:szCs w:val="21"/>
+        </w:rPr>
+        <w:t>i</w:t>
+      </w:r>
+      <w:proofErr w:type="spellEnd"/>
+      <w:r>
+        <w:rPr>
+          <w:sz w:val="21"/>
+          <w:szCs w:val="21"/>
+        </w:rPr>
+        <w:t>'</w:t>
       </w:r>
     </w:p>
     <w:p>
@@ -7321,7 +10518,23 @@
           <w:sz w:val="21"/>
           <w:szCs w:val="21"/>
         </w:rPr>
-        <w:t>right: NumberNode value=5</w:t>
+        <w:t xml:space="preserve">right: </w:t>
+      </w:r>
+      <w:proofErr w:type="spellStart"/>
+      <w:r>
+        <w:rPr>
+          <w:sz w:val="21"/>
+          <w:szCs w:val="21"/>
+        </w:rPr>
+        <w:t>NumberNode</w:t>
+      </w:r>
+      <w:proofErr w:type="spellEnd"/>
+      <w:r>
+        <w:rPr>
+          <w:sz w:val="21"/>
+          <w:szCs w:val="21"/>
+        </w:rPr>
+        <w:t xml:space="preserve"> value=5</w:t>
       </w:r>
     </w:p>
     <w:p>
@@ -7334,21 +10547,48 @@
           <w:sz w:val="21"/>
           <w:szCs w:val="21"/>
         </w:rPr>
-        <w:t>body: BlockNode</w:t>
-      </w:r>
+        <w:t xml:space="preserve">body: </w:t>
+      </w:r>
+      <w:proofErr w:type="spellStart"/>
+      <w:r>
+        <w:rPr>
+          <w:sz w:val="21"/>
+          <w:szCs w:val="21"/>
+        </w:rPr>
+        <w:t>BlockNode</w:t>
+      </w:r>
+      <w:proofErr w:type="spellEnd"/>
     </w:p>
     <w:p>
       <w:pPr>
         <w:keepLines/>
         <w:ind w:left="1020"/>
       </w:pPr>
-      <w:r>
-        <w:rPr>
-          <w:sz w:val="21"/>
-          <w:szCs w:val="21"/>
-        </w:rPr>
-        <w:t>statements[0]: AssignmentNode</w:t>
-      </w:r>
+      <w:proofErr w:type="gramStart"/>
+      <w:r>
+        <w:rPr>
+          <w:sz w:val="21"/>
+          <w:szCs w:val="21"/>
+        </w:rPr>
+        <w:t>statements[</w:t>
+      </w:r>
+      <w:proofErr w:type="gramEnd"/>
+      <w:r>
+        <w:rPr>
+          <w:sz w:val="21"/>
+          <w:szCs w:val="21"/>
+        </w:rPr>
+        <w:t xml:space="preserve">0]: </w:t>
+      </w:r>
+      <w:proofErr w:type="spellStart"/>
+      <w:r>
+        <w:rPr>
+          <w:sz w:val="21"/>
+          <w:szCs w:val="21"/>
+        </w:rPr>
+        <w:t>AssignmentNode</w:t>
+      </w:r>
+      <w:proofErr w:type="spellEnd"/>
     </w:p>
     <w:p>
       <w:pPr>
@@ -7360,7 +10600,23 @@
           <w:sz w:val="21"/>
           <w:szCs w:val="21"/>
         </w:rPr>
-        <w:t>target: VariableNode name='total'</w:t>
+        <w:t xml:space="preserve">target: </w:t>
+      </w:r>
+      <w:proofErr w:type="spellStart"/>
+      <w:r>
+        <w:rPr>
+          <w:sz w:val="21"/>
+          <w:szCs w:val="21"/>
+        </w:rPr>
+        <w:t>VariableNode</w:t>
+      </w:r>
+      <w:proofErr w:type="spellEnd"/>
+      <w:r>
+        <w:rPr>
+          <w:sz w:val="21"/>
+          <w:szCs w:val="21"/>
+        </w:rPr>
+        <w:t xml:space="preserve"> name='total'</w:t>
       </w:r>
     </w:p>
     <w:p>
@@ -7373,7 +10629,23 @@
           <w:sz w:val="21"/>
           <w:szCs w:val="21"/>
         </w:rPr>
-        <w:t>value: BinaryOpNode operator='+'</w:t>
+        <w:t xml:space="preserve">value: </w:t>
+      </w:r>
+      <w:proofErr w:type="spellStart"/>
+      <w:r>
+        <w:rPr>
+          <w:sz w:val="21"/>
+          <w:szCs w:val="21"/>
+        </w:rPr>
+        <w:t>BinaryOpNode</w:t>
+      </w:r>
+      <w:proofErr w:type="spellEnd"/>
+      <w:r>
+        <w:rPr>
+          <w:sz w:val="21"/>
+          <w:szCs w:val="21"/>
+        </w:rPr>
+        <w:t xml:space="preserve"> operator='+'</w:t>
       </w:r>
     </w:p>
     <w:p>
@@ -7386,7 +10658,23 @@
           <w:sz w:val="21"/>
           <w:szCs w:val="21"/>
         </w:rPr>
-        <w:t>left: VariableNode name='total'</w:t>
+        <w:t xml:space="preserve">left: </w:t>
+      </w:r>
+      <w:proofErr w:type="spellStart"/>
+      <w:r>
+        <w:rPr>
+          <w:sz w:val="21"/>
+          <w:szCs w:val="21"/>
+        </w:rPr>
+        <w:t>VariableNode</w:t>
+      </w:r>
+      <w:proofErr w:type="spellEnd"/>
+      <w:r>
+        <w:rPr>
+          <w:sz w:val="21"/>
+          <w:szCs w:val="21"/>
+        </w:rPr>
+        <w:t xml:space="preserve"> name='total'</w:t>
       </w:r>
     </w:p>
     <w:p>
@@ -7399,7 +10687,39 @@
           <w:sz w:val="21"/>
           <w:szCs w:val="21"/>
         </w:rPr>
-        <w:t>right: VariableNode name='i'</w:t>
+        <w:t xml:space="preserve">right: </w:t>
+      </w:r>
+      <w:proofErr w:type="spellStart"/>
+      <w:r>
+        <w:rPr>
+          <w:sz w:val="21"/>
+          <w:szCs w:val="21"/>
+        </w:rPr>
+        <w:t>VariableNode</w:t>
+      </w:r>
+      <w:proofErr w:type="spellEnd"/>
+      <w:r>
+        <w:rPr>
+          <w:sz w:val="21"/>
+          <w:szCs w:val="21"/>
+        </w:rPr>
+        <w:t xml:space="preserve"> name='</w:t>
+      </w:r>
+      <w:proofErr w:type="spellStart"/>
+      <w:r>
+        <w:rPr>
+          <w:sz w:val="21"/>
+          <w:szCs w:val="21"/>
+        </w:rPr>
+        <w:t>i</w:t>
+      </w:r>
+      <w:proofErr w:type="spellEnd"/>
+      <w:r>
+        <w:rPr>
+          <w:sz w:val="21"/>
+          <w:szCs w:val="21"/>
+        </w:rPr>
+        <w:t>'</w:t>
       </w:r>
     </w:p>
     <w:p>
@@ -7407,13 +10727,31 @@
         <w:keepLines/>
         <w:ind w:left="1020"/>
       </w:pPr>
-      <w:r>
-        <w:rPr>
-          <w:sz w:val="21"/>
-          <w:szCs w:val="21"/>
-        </w:rPr>
-        <w:t>statements[1]: AssignmentNode</w:t>
-      </w:r>
+      <w:proofErr w:type="gramStart"/>
+      <w:r>
+        <w:rPr>
+          <w:sz w:val="21"/>
+          <w:szCs w:val="21"/>
+        </w:rPr>
+        <w:t>statements[</w:t>
+      </w:r>
+      <w:proofErr w:type="gramEnd"/>
+      <w:r>
+        <w:rPr>
+          <w:sz w:val="21"/>
+          <w:szCs w:val="21"/>
+        </w:rPr>
+        <w:t xml:space="preserve">1]: </w:t>
+      </w:r>
+      <w:proofErr w:type="spellStart"/>
+      <w:r>
+        <w:rPr>
+          <w:sz w:val="21"/>
+          <w:szCs w:val="21"/>
+        </w:rPr>
+        <w:t>AssignmentNode</w:t>
+      </w:r>
+      <w:proofErr w:type="spellEnd"/>
     </w:p>
     <w:p>
       <w:pPr>
@@ -7425,7 +10763,39 @@
           <w:sz w:val="21"/>
           <w:szCs w:val="21"/>
         </w:rPr>
-        <w:t>target: VariableNode name='i'</w:t>
+        <w:t xml:space="preserve">target: </w:t>
+      </w:r>
+      <w:proofErr w:type="spellStart"/>
+      <w:r>
+        <w:rPr>
+          <w:sz w:val="21"/>
+          <w:szCs w:val="21"/>
+        </w:rPr>
+        <w:t>VariableNode</w:t>
+      </w:r>
+      <w:proofErr w:type="spellEnd"/>
+      <w:r>
+        <w:rPr>
+          <w:sz w:val="21"/>
+          <w:szCs w:val="21"/>
+        </w:rPr>
+        <w:t xml:space="preserve"> name='</w:t>
+      </w:r>
+      <w:proofErr w:type="spellStart"/>
+      <w:r>
+        <w:rPr>
+          <w:sz w:val="21"/>
+          <w:szCs w:val="21"/>
+        </w:rPr>
+        <w:t>i</w:t>
+      </w:r>
+      <w:proofErr w:type="spellEnd"/>
+      <w:r>
+        <w:rPr>
+          <w:sz w:val="21"/>
+          <w:szCs w:val="21"/>
+        </w:rPr>
+        <w:t>'</w:t>
       </w:r>
     </w:p>
     <w:p>
@@ -7438,7 +10808,23 @@
           <w:sz w:val="21"/>
           <w:szCs w:val="21"/>
         </w:rPr>
-        <w:t>value: BinaryOpNode operator='+'</w:t>
+        <w:t xml:space="preserve">value: </w:t>
+      </w:r>
+      <w:proofErr w:type="spellStart"/>
+      <w:r>
+        <w:rPr>
+          <w:sz w:val="21"/>
+          <w:szCs w:val="21"/>
+        </w:rPr>
+        <w:t>BinaryOpNode</w:t>
+      </w:r>
+      <w:proofErr w:type="spellEnd"/>
+      <w:r>
+        <w:rPr>
+          <w:sz w:val="21"/>
+          <w:szCs w:val="21"/>
+        </w:rPr>
+        <w:t xml:space="preserve"> operator='+'</w:t>
       </w:r>
     </w:p>
     <w:p>
@@ -7451,7 +10837,39 @@
           <w:sz w:val="21"/>
           <w:szCs w:val="21"/>
         </w:rPr>
-        <w:t>left: VariableNode name='i'</w:t>
+        <w:t xml:space="preserve">left: </w:t>
+      </w:r>
+      <w:proofErr w:type="spellStart"/>
+      <w:r>
+        <w:rPr>
+          <w:sz w:val="21"/>
+          <w:szCs w:val="21"/>
+        </w:rPr>
+        <w:t>VariableNode</w:t>
+      </w:r>
+      <w:proofErr w:type="spellEnd"/>
+      <w:r>
+        <w:rPr>
+          <w:sz w:val="21"/>
+          <w:szCs w:val="21"/>
+        </w:rPr>
+        <w:t xml:space="preserve"> name='</w:t>
+      </w:r>
+      <w:proofErr w:type="spellStart"/>
+      <w:r>
+        <w:rPr>
+          <w:sz w:val="21"/>
+          <w:szCs w:val="21"/>
+        </w:rPr>
+        <w:t>i</w:t>
+      </w:r>
+      <w:proofErr w:type="spellEnd"/>
+      <w:r>
+        <w:rPr>
+          <w:sz w:val="21"/>
+          <w:szCs w:val="21"/>
+        </w:rPr>
+        <w:t>'</w:t>
       </w:r>
     </w:p>
     <w:p>
@@ -7464,7 +10882,23 @@
           <w:sz w:val="21"/>
           <w:szCs w:val="21"/>
         </w:rPr>
-        <w:t>right: NumberNode value=1</w:t>
+        <w:t xml:space="preserve">right: </w:t>
+      </w:r>
+      <w:proofErr w:type="spellStart"/>
+      <w:r>
+        <w:rPr>
+          <w:sz w:val="21"/>
+          <w:szCs w:val="21"/>
+        </w:rPr>
+        <w:t>NumberNode</w:t>
+      </w:r>
+      <w:proofErr w:type="spellEnd"/>
+      <w:r>
+        <w:rPr>
+          <w:sz w:val="21"/>
+          <w:szCs w:val="21"/>
+        </w:rPr>
+        <w:t xml:space="preserve"> value=1</w:t>
       </w:r>
     </w:p>
     <w:p>
@@ -7472,13 +10906,31 @@
         <w:keepLines/>
         <w:ind w:left="580"/>
       </w:pPr>
-      <w:r>
-        <w:rPr>
-          <w:sz w:val="21"/>
-          <w:szCs w:val="21"/>
-        </w:rPr>
-        <w:t>statements[6]: PrintNode</w:t>
-      </w:r>
+      <w:proofErr w:type="gramStart"/>
+      <w:r>
+        <w:rPr>
+          <w:sz w:val="21"/>
+          <w:szCs w:val="21"/>
+        </w:rPr>
+        <w:t>statements[</w:t>
+      </w:r>
+      <w:proofErr w:type="gramEnd"/>
+      <w:r>
+        <w:rPr>
+          <w:sz w:val="21"/>
+          <w:szCs w:val="21"/>
+        </w:rPr>
+        <w:t xml:space="preserve">6]: </w:t>
+      </w:r>
+      <w:proofErr w:type="spellStart"/>
+      <w:r>
+        <w:rPr>
+          <w:sz w:val="21"/>
+          <w:szCs w:val="21"/>
+        </w:rPr>
+        <w:t>PrintNode</w:t>
+      </w:r>
+      <w:proofErr w:type="spellEnd"/>
     </w:p>
     <w:p>
       <w:pPr>
@@ -7490,7 +10942,23 @@
           <w:sz w:val="21"/>
           <w:szCs w:val="21"/>
         </w:rPr>
-        <w:t>value: VariableNode name='total'</w:t>
+        <w:t xml:space="preserve">value: </w:t>
+      </w:r>
+      <w:proofErr w:type="spellStart"/>
+      <w:r>
+        <w:rPr>
+          <w:sz w:val="21"/>
+          <w:szCs w:val="21"/>
+        </w:rPr>
+        <w:t>VariableNode</w:t>
+      </w:r>
+      <w:proofErr w:type="spellEnd"/>
+      <w:r>
+        <w:rPr>
+          <w:sz w:val="21"/>
+          <w:szCs w:val="21"/>
+        </w:rPr>
+        <w:t xml:space="preserve"> name='total'</w:t>
       </w:r>
     </w:p>
     <w:p>
@@ -7534,7 +11002,15 @@
         <w:t xml:space="preserve">How AI was used: </w:t>
       </w:r>
       <w:r>
-        <w:t>The AI read the Part 1 grammar, the Part 2 lexer and the Part 3 task description, and it generated the parser, the AST node classes, the unit tests, the example programs, the saved outputs, the README, the grammar document and the written report. It ran the tests and the command-line tool to check its own work.</w:t>
+        <w:t xml:space="preserve">The AI read the Part 1 grammar, the Part 2 </w:t>
+      </w:r>
+      <w:proofErr w:type="spellStart"/>
+      <w:r>
+        <w:t>lexer</w:t>
+      </w:r>
+      <w:proofErr w:type="spellEnd"/>
+      <w:r>
+        <w:t xml:space="preserve"> and the Part 3 task description, and it generated the parser, the AST node classes, the unit tests, the example programs, the saved outputs, the README, the grammar document and the written report. It ran the tests and the command-line tool to check its own work.</w:t>
       </w:r>
     </w:p>
     <w:p>
@@ -7549,7 +11025,23 @@
         <w:t xml:space="preserve">Components that received AI assistance: </w:t>
       </w:r>
       <w:r>
-        <w:t>emerald_parser.py, ast_nodes.py, test_parser.py, generate_outputs.py, the files in test_inputs/, the files in outputs/, README.md, GRAMMAR.md and the report. The Part 2 lexer was not changed; it was copied as it was submitted for Part 2.</w:t>
+        <w:t xml:space="preserve">emerald_parser.py, ast_nodes.py, test_parser.py, generate_outputs.py, the files in </w:t>
+      </w:r>
+      <w:proofErr w:type="spellStart"/>
+      <w:r>
+        <w:t>test_inputs</w:t>
+      </w:r>
+      <w:proofErr w:type="spellEnd"/>
+      <w:r>
+        <w:t xml:space="preserve">/, the files in outputs/, README.md, GRAMMAR.md and the report. The Part 2 </w:t>
+      </w:r>
+      <w:proofErr w:type="spellStart"/>
+      <w:r>
+        <w:t>lexer</w:t>
+      </w:r>
+      <w:proofErr w:type="spellEnd"/>
+      <w:r>
+        <w:t xml:space="preserve"> was not changed; it was copied as it was submitted for Part 2.</w:t>
       </w:r>
     </w:p>
     <w:p>
@@ -7571,7 +11063,47 @@
         <w:ind w:left="360"/>
       </w:pPr>
       <w:r>
-        <w:t>1. Corrected. The AI's first test helper wrapped every expression as let _ = ...;. The lexer rejected it with "invalid character '_'", because Part 1 says identifiers must start with a letter. Running the tests exposed the mistake, and the helper now uses let v = ...;. The test was wrong, not the lexer, so the lexer was left alone to keep Part 2 intact.</w:t>
+        <w:t xml:space="preserve">1. Corrected. The AI's first test helper wrapped every expression as let _ = </w:t>
+      </w:r>
+      <w:proofErr w:type="gramStart"/>
+      <w:r>
+        <w:t>...;.</w:t>
+      </w:r>
+      <w:proofErr w:type="gramEnd"/>
+      <w:r>
+        <w:t xml:space="preserve"> The </w:t>
+      </w:r>
+      <w:proofErr w:type="spellStart"/>
+      <w:r>
+        <w:t>lexer</w:t>
+      </w:r>
+      <w:proofErr w:type="spellEnd"/>
+      <w:r>
+        <w:t xml:space="preserve"> rejected it with "invalid character '_'", because Part 1 says identifiers must start with a letter. Running the tests exposed the mistake, and the helper now uses let v = </w:t>
+      </w:r>
+      <w:proofErr w:type="gramStart"/>
+      <w:r>
+        <w:t>...;.</w:t>
+      </w:r>
+      <w:proofErr w:type="gramEnd"/>
+      <w:r>
+        <w:t xml:space="preserve"> The test was wrong, not the </w:t>
+      </w:r>
+      <w:proofErr w:type="spellStart"/>
+      <w:r>
+        <w:t>lexer</w:t>
+      </w:r>
+      <w:proofErr w:type="spellEnd"/>
+      <w:r>
+        <w:t xml:space="preserve">, so the </w:t>
+      </w:r>
+      <w:proofErr w:type="spellStart"/>
+      <w:r>
+        <w:t>lexer</w:t>
+      </w:r>
+      <w:proofErr w:type="spellEnd"/>
+      <w:r>
+        <w:t xml:space="preserve"> was left alone to keep Part 2 intact.</w:t>
       </w:r>
     </w:p>
     <w:p>
@@ -7580,7 +11112,39 @@
         <w:ind w:left="360"/>
       </w:pPr>
       <w:r>
-        <w:t>2. Modified. The AI first named the nodes Program, Number, Identifier and Assign. The Part 3 task suggests ProgramNode, NumberNode, VariableNode, AssignmentNode and so on, so all nodes were renamed to that convention.</w:t>
+        <w:t xml:space="preserve">2. Modified. The AI first named the nodes Program, Number, Identifier and Assign. The Part 3 task suggests </w:t>
+      </w:r>
+      <w:proofErr w:type="spellStart"/>
+      <w:r>
+        <w:t>ProgramNode</w:t>
+      </w:r>
+      <w:proofErr w:type="spellEnd"/>
+      <w:r>
+        <w:t xml:space="preserve">, </w:t>
+      </w:r>
+      <w:proofErr w:type="spellStart"/>
+      <w:r>
+        <w:t>NumberNode</w:t>
+      </w:r>
+      <w:proofErr w:type="spellEnd"/>
+      <w:r>
+        <w:t xml:space="preserve">, </w:t>
+      </w:r>
+      <w:proofErr w:type="spellStart"/>
+      <w:r>
+        <w:t>VariableNode</w:t>
+      </w:r>
+      <w:proofErr w:type="spellEnd"/>
+      <w:r>
+        <w:t xml:space="preserve">, </w:t>
+      </w:r>
+      <w:proofErr w:type="spellStart"/>
+      <w:r>
+        <w:t>AssignmentNode</w:t>
+      </w:r>
+      <w:proofErr w:type="spellEnd"/>
+      <w:r>
+        <w:t xml:space="preserve"> and so on, so all nodes were renamed to that convention.</w:t>
       </w:r>
     </w:p>
     <w:p>
@@ -7589,7 +11153,15 @@
         <w:ind w:left="360"/>
       </w:pPr>
       <w:r>
-        <w:t>3. Rejected. The AI copied the Part 2 lexer tests into the Part 3 folder, and two of them failed because they depend on Part 2's layout. They were deleted, since they are Part 2 tests and still pass in Part 2's folder.</w:t>
+        <w:t xml:space="preserve">3. Rejected. The AI copied the Part 2 </w:t>
+      </w:r>
+      <w:proofErr w:type="spellStart"/>
+      <w:r>
+        <w:t>lexer</w:t>
+      </w:r>
+      <w:proofErr w:type="spellEnd"/>
+      <w:r>
+        <w:t xml:space="preserve"> tests into the Part 3 folder, and two of them failed because they depend on Part 2's layout. They were deleted, since they are Part 2 tests and still pass in Part 2's folder.</w:t>
       </w:r>
     </w:p>
     <w:p>
@@ -7598,7 +11170,23 @@
         <w:ind w:left="360"/>
       </w:pPr>
       <w:r>
-        <w:t>4. Kept as specified. The AI could have made the parser more permissive (for example, allowing else if or a[0][1]). It follows the Part 1 grammar exactly instead, and both cases are reported as syntax errors.</w:t>
+        <w:t xml:space="preserve">4. Kept as specified. The AI could have made the parser more permissive (for example, allowing else if or </w:t>
+      </w:r>
+      <w:proofErr w:type="gramStart"/>
+      <w:r>
+        <w:t>a[</w:t>
+      </w:r>
+      <w:proofErr w:type="gramEnd"/>
+      <w:r>
+        <w:t xml:space="preserve">0][1]). It follows </w:t>
+      </w:r>
+      <w:proofErr w:type="gramStart"/>
+      <w:r>
+        <w:t>the Part</w:t>
+      </w:r>
+      <w:proofErr w:type="gramEnd"/>
+      <w:r>
+        <w:t xml:space="preserve"> 1 grammar exactly instead, and both cases are reported as syntax errors.</w:t>
       </w:r>
     </w:p>
     <w:p>
@@ -7624,7 +11212,15 @@
         <w:spacing w:after="80" w:line="276" w:lineRule="auto"/>
       </w:pPr>
       <w:r>
-        <w:t>52 automated parser tests pass, including checks that 2 + 3 * 4 builds the tree with * below +, and that let x = ; is reported at line 1, column 9.</w:t>
+        <w:t xml:space="preserve">52 automated parser tests pass, including checks that 2 + 3 * 4 builds the tree with * below +, and that let x </w:t>
+      </w:r>
+      <w:proofErr w:type="gramStart"/>
+      <w:r>
+        <w:t>= ;</w:t>
+      </w:r>
+      <w:proofErr w:type="gramEnd"/>
+      <w:r>
+        <w:t xml:space="preserve"> is reported at line 1, column 9.</w:t>
       </w:r>
     </w:p>
     <w:p>
@@ -7663,7 +11259,15 @@
         <w:spacing w:after="80" w:line="276" w:lineRule="auto"/>
       </w:pPr>
       <w:r>
-        <w:t>The grammar in the parser was compared rule by rule with the Part 1 BNF/EBNF.</w:t>
+        <w:t xml:space="preserve">The grammar in the parser was compared rule by rule with </w:t>
+      </w:r>
+      <w:proofErr w:type="gramStart"/>
+      <w:r>
+        <w:t>the Part</w:t>
+      </w:r>
+      <w:proofErr w:type="gramEnd"/>
+      <w:r>
+        <w:t xml:space="preserve"> 1 BNF/EBNF.</w:t>
       </w:r>
     </w:p>
     <w:p>
@@ -7678,7 +11282,15 @@
         <w:t xml:space="preserve">What was learned: </w:t>
       </w:r>
       <w:r>
-        <w:t>Operator precedence can come from the order of the parsing methods, with one method per level and tighter operators parsed deeper. An assignment target is only known after the whole left side has been parsed. A generated test can fail because the test is wrong, not the code, and each failure has to be checked against the grammar before anything is changed.</w:t>
+        <w:t xml:space="preserve">Operator precedence can come from the order of the parsing methods, with one method per level and tighter operators parsed deeper. An assignment target is only known after the whole left side has been parsed. A generated test can fail because the test is wrong, not the code, and each failure </w:t>
+      </w:r>
+      <w:proofErr w:type="gramStart"/>
+      <w:r>
+        <w:t>has to</w:t>
+      </w:r>
+      <w:proofErr w:type="gramEnd"/>
+      <w:r>
+        <w:t xml:space="preserve"> be checked against the grammar before anything is changed.</w:t>
       </w:r>
     </w:p>
     <w:p>
@@ -7709,32 +11321,64 @@
           <w:sz w:val="22"/>
           <w:szCs w:val="22"/>
         </w:rPr>
-        <w:t>python emerald_parser.py test_inputs/test1_precedence.em</w:t>
-      </w:r>
-    </w:p>
-    <w:p>
-      <w:pPr>
-        <w:keepLines/>
-        <w:ind w:left="360"/>
-      </w:pPr>
+        <w:t xml:space="preserve">python emerald_parser.py </w:t>
+      </w:r>
+      <w:proofErr w:type="spellStart"/>
       <w:r>
         <w:rPr>
           <w:sz w:val="22"/>
           <w:szCs w:val="22"/>
         </w:rPr>
-        <w:t>python -m unittest discover -v</w:t>
-      </w:r>
-    </w:p>
-    <w:p>
-      <w:pPr>
-        <w:keepLines/>
-        <w:ind w:left="360"/>
-      </w:pPr>
+        <w:t>test_inputs</w:t>
+      </w:r>
+      <w:proofErr w:type="spellEnd"/>
       <w:r>
         <w:rPr>
           <w:sz w:val="22"/>
           <w:szCs w:val="22"/>
         </w:rPr>
+        <w:t>/test1_precedence.em</w:t>
+      </w:r>
+    </w:p>
+    <w:p>
+      <w:pPr>
+        <w:keepLines/>
+        <w:ind w:left="360"/>
+      </w:pPr>
+      <w:r>
+        <w:rPr>
+          <w:sz w:val="22"/>
+          <w:szCs w:val="22"/>
+        </w:rPr>
+        <w:t xml:space="preserve">python -m </w:t>
+      </w:r>
+      <w:proofErr w:type="spellStart"/>
+      <w:r>
+        <w:rPr>
+          <w:sz w:val="22"/>
+          <w:szCs w:val="22"/>
+        </w:rPr>
+        <w:t>unittest</w:t>
+      </w:r>
+      <w:proofErr w:type="spellEnd"/>
+      <w:r>
+        <w:rPr>
+          <w:sz w:val="22"/>
+          <w:szCs w:val="22"/>
+        </w:rPr>
+        <w:t xml:space="preserve"> discover -v</w:t>
+      </w:r>
+    </w:p>
+    <w:p>
+      <w:pPr>
+        <w:keepLines/>
+        <w:ind w:left="360"/>
+      </w:pPr>
+      <w:r>
+        <w:rPr>
+          <w:sz w:val="22"/>
+          <w:szCs w:val="22"/>
+        </w:rPr>
         <w:t>python generate_outputs.py</w:t>
       </w:r>
     </w:p>
@@ -7750,6 +11394,800 @@
       <w:r>
         <w:t>The first command prints the AST for one program, the second runs all 52 tests, and the third regenerates every file in the outputs folder.</w:t>
       </w:r>
+    </w:p>
+    <w:tbl>
+      <w:tblPr>
+        <w:tblStyle w:val="TableGrid"/>
+        <w:tblW w:w="0" w:type="auto"/>
+        <w:tblLook w:val="04A0" w:firstRow="1" w:lastRow="0" w:firstColumn="1" w:lastColumn="0" w:noHBand="0" w:noVBand="1"/>
+      </w:tblPr>
+      <w:tblGrid>
+        <w:gridCol w:w="2293"/>
+        <w:gridCol w:w="2052"/>
+        <w:gridCol w:w="2709"/>
+        <w:gridCol w:w="2296"/>
+      </w:tblGrid>
+      <w:tr>
+        <w:tc>
+          <w:tcPr>
+            <w:tcW w:w="0" w:type="auto"/>
+          </w:tcPr>
+          <w:p>
+            <w:pPr>
+              <w:jc w:val="center"/>
+              <w:rPr>
+                <w:b/>
+                <w:bCs/>
+                <w:color w:val="auto"/>
+                <w:sz w:val="30"/>
+                <w:szCs w:val="30"/>
+              </w:rPr>
+            </w:pPr>
+            <w:r>
+              <w:rPr>
+                <w:b/>
+                <w:bCs/>
+                <w:color w:val="auto"/>
+                <w:sz w:val="30"/>
+                <w:szCs w:val="30"/>
+              </w:rPr>
+              <w:t>Member</w:t>
+            </w:r>
+          </w:p>
+        </w:tc>
+        <w:tc>
+          <w:tcPr>
+            <w:tcW w:w="0" w:type="auto"/>
+          </w:tcPr>
+          <w:p>
+            <w:pPr>
+              <w:jc w:val="center"/>
+              <w:rPr>
+                <w:b/>
+                <w:bCs/>
+                <w:color w:val="auto"/>
+                <w:sz w:val="30"/>
+                <w:szCs w:val="30"/>
+              </w:rPr>
+            </w:pPr>
+            <w:r>
+              <w:rPr>
+                <w:b/>
+                <w:bCs/>
+                <w:color w:val="auto"/>
+                <w:sz w:val="30"/>
+                <w:szCs w:val="30"/>
+              </w:rPr>
+              <w:t>Main Responsibility</w:t>
+            </w:r>
+          </w:p>
+        </w:tc>
+        <w:tc>
+          <w:tcPr>
+            <w:tcW w:w="0" w:type="auto"/>
+          </w:tcPr>
+          <w:p>
+            <w:pPr>
+              <w:jc w:val="center"/>
+              <w:rPr>
+                <w:b/>
+                <w:bCs/>
+                <w:color w:val="auto"/>
+                <w:sz w:val="30"/>
+                <w:szCs w:val="30"/>
+              </w:rPr>
+            </w:pPr>
+            <w:r>
+              <w:rPr>
+                <w:b/>
+                <w:bCs/>
+                <w:color w:val="auto"/>
+                <w:sz w:val="30"/>
+                <w:szCs w:val="30"/>
+              </w:rPr>
+              <w:t>Detailed Contribution</w:t>
+            </w:r>
+          </w:p>
+        </w:tc>
+        <w:tc>
+          <w:tcPr>
+            <w:tcW w:w="0" w:type="auto"/>
+          </w:tcPr>
+          <w:p>
+            <w:pPr>
+              <w:jc w:val="center"/>
+              <w:rPr>
+                <w:b/>
+                <w:bCs/>
+                <w:color w:val="auto"/>
+                <w:sz w:val="30"/>
+                <w:szCs w:val="30"/>
+              </w:rPr>
+            </w:pPr>
+            <w:r>
+              <w:rPr>
+                <w:b/>
+                <w:bCs/>
+                <w:color w:val="auto"/>
+                <w:sz w:val="30"/>
+                <w:szCs w:val="30"/>
+              </w:rPr>
+              <w:t>Submission Items Covered</w:t>
+            </w:r>
+          </w:p>
+        </w:tc>
+      </w:tr>
+      <w:tr>
+        <w:tc>
+          <w:tcPr>
+            <w:tcW w:w="0" w:type="auto"/>
+          </w:tcPr>
+          <w:p>
+            <w:pPr>
+              <w:rPr>
+                <w:color w:val="auto"/>
+                <w:sz w:val="30"/>
+                <w:szCs w:val="30"/>
+              </w:rPr>
+            </w:pPr>
+            <w:r>
+              <w:rPr>
+                <w:b/>
+                <w:bCs/>
+                <w:color w:val="auto"/>
+                <w:sz w:val="30"/>
+                <w:szCs w:val="30"/>
+              </w:rPr>
+              <w:t>Abir</w:t>
+            </w:r>
+            <w:r>
+              <w:rPr>
+                <w:b/>
+                <w:bCs/>
+                <w:color w:val="auto"/>
+                <w:sz w:val="30"/>
+                <w:szCs w:val="30"/>
+              </w:rPr>
+              <w:t xml:space="preserve"> – AST Implementation</w:t>
+            </w:r>
+          </w:p>
+        </w:tc>
+        <w:tc>
+          <w:tcPr>
+            <w:tcW w:w="0" w:type="auto"/>
+          </w:tcPr>
+          <w:p>
+            <w:pPr>
+              <w:rPr>
+                <w:color w:val="auto"/>
+                <w:sz w:val="30"/>
+                <w:szCs w:val="30"/>
+              </w:rPr>
+            </w:pPr>
+            <w:r>
+              <w:rPr>
+                <w:color w:val="auto"/>
+                <w:sz w:val="30"/>
+                <w:szCs w:val="30"/>
+              </w:rPr>
+              <w:t>Design and implement AST nodes</w:t>
+            </w:r>
+          </w:p>
+        </w:tc>
+        <w:tc>
+          <w:tcPr>
+            <w:tcW w:w="0" w:type="auto"/>
+          </w:tcPr>
+          <w:p>
+            <w:pPr>
+              <w:rPr>
+                <w:color w:val="auto"/>
+                <w:sz w:val="30"/>
+                <w:szCs w:val="30"/>
+              </w:rPr>
+            </w:pPr>
+            <w:r>
+              <w:rPr>
+                <w:color w:val="auto"/>
+                <w:sz w:val="30"/>
+                <w:szCs w:val="30"/>
+              </w:rPr>
+              <w:t xml:space="preserve">Create the AST structure and node classes such as </w:t>
+            </w:r>
+            <w:proofErr w:type="spellStart"/>
+            <w:r>
+              <w:rPr>
+                <w:color w:val="auto"/>
+                <w:sz w:val="30"/>
+                <w:szCs w:val="30"/>
+              </w:rPr>
+              <w:t>ProgramNode</w:t>
+            </w:r>
+            <w:proofErr w:type="spellEnd"/>
+            <w:r>
+              <w:rPr>
+                <w:color w:val="auto"/>
+                <w:sz w:val="30"/>
+                <w:szCs w:val="30"/>
+              </w:rPr>
+              <w:t xml:space="preserve">, </w:t>
+            </w:r>
+            <w:proofErr w:type="spellStart"/>
+            <w:r>
+              <w:rPr>
+                <w:color w:val="auto"/>
+                <w:sz w:val="30"/>
+                <w:szCs w:val="30"/>
+              </w:rPr>
+              <w:t>NumberNode</w:t>
+            </w:r>
+            <w:proofErr w:type="spellEnd"/>
+            <w:r>
+              <w:rPr>
+                <w:color w:val="auto"/>
+                <w:sz w:val="30"/>
+                <w:szCs w:val="30"/>
+              </w:rPr>
+              <w:t xml:space="preserve">, </w:t>
+            </w:r>
+            <w:proofErr w:type="spellStart"/>
+            <w:r>
+              <w:rPr>
+                <w:color w:val="auto"/>
+                <w:sz w:val="30"/>
+                <w:szCs w:val="30"/>
+              </w:rPr>
+              <w:t>VariableNode</w:t>
+            </w:r>
+            <w:proofErr w:type="spellEnd"/>
+            <w:r>
+              <w:rPr>
+                <w:color w:val="auto"/>
+                <w:sz w:val="30"/>
+                <w:szCs w:val="30"/>
+              </w:rPr>
+              <w:t xml:space="preserve">, </w:t>
+            </w:r>
+            <w:proofErr w:type="spellStart"/>
+            <w:r>
+              <w:rPr>
+                <w:color w:val="auto"/>
+                <w:sz w:val="30"/>
+                <w:szCs w:val="30"/>
+              </w:rPr>
+              <w:t>BinaryOpNode</w:t>
+            </w:r>
+            <w:proofErr w:type="spellEnd"/>
+            <w:r>
+              <w:rPr>
+                <w:color w:val="auto"/>
+                <w:sz w:val="30"/>
+                <w:szCs w:val="30"/>
+              </w:rPr>
+              <w:t xml:space="preserve">, </w:t>
+            </w:r>
+            <w:proofErr w:type="spellStart"/>
+            <w:r>
+              <w:rPr>
+                <w:color w:val="auto"/>
+                <w:sz w:val="30"/>
+                <w:szCs w:val="30"/>
+              </w:rPr>
+              <w:t>AssignmentNode</w:t>
+            </w:r>
+            <w:proofErr w:type="spellEnd"/>
+            <w:r>
+              <w:rPr>
+                <w:color w:val="auto"/>
+                <w:sz w:val="30"/>
+                <w:szCs w:val="30"/>
+              </w:rPr>
+              <w:t xml:space="preserve">, and </w:t>
+            </w:r>
+            <w:proofErr w:type="spellStart"/>
+            <w:r>
+              <w:rPr>
+                <w:color w:val="auto"/>
+                <w:sz w:val="30"/>
+                <w:szCs w:val="30"/>
+              </w:rPr>
+              <w:t>PrintNode</w:t>
+            </w:r>
+            <w:proofErr w:type="spellEnd"/>
+            <w:r>
+              <w:rPr>
+                <w:color w:val="auto"/>
+                <w:sz w:val="30"/>
+                <w:szCs w:val="30"/>
+              </w:rPr>
+              <w:t>. Add AST display/printing functionality so generated trees can be demonstrated clearly.</w:t>
+            </w:r>
+          </w:p>
+        </w:tc>
+        <w:tc>
+          <w:tcPr>
+            <w:tcW w:w="0" w:type="auto"/>
+          </w:tcPr>
+          <w:p>
+            <w:pPr>
+              <w:rPr>
+                <w:color w:val="auto"/>
+                <w:sz w:val="30"/>
+                <w:szCs w:val="30"/>
+              </w:rPr>
+            </w:pPr>
+            <w:r>
+              <w:rPr>
+                <w:b/>
+                <w:bCs/>
+                <w:color w:val="auto"/>
+                <w:sz w:val="30"/>
+                <w:szCs w:val="30"/>
+              </w:rPr>
+              <w:t>3. AST Node Implementation</w:t>
+            </w:r>
+            <w:r>
+              <w:rPr>
+                <w:color w:val="auto"/>
+                <w:sz w:val="30"/>
+                <w:szCs w:val="30"/>
+              </w:rPr>
+              <w:t xml:space="preserve"> and part of </w:t>
+            </w:r>
+            <w:r>
+              <w:rPr>
+                <w:b/>
+                <w:bCs/>
+                <w:color w:val="auto"/>
+                <w:sz w:val="30"/>
+                <w:szCs w:val="30"/>
+              </w:rPr>
+              <w:t>6. AST Output</w:t>
+            </w:r>
+          </w:p>
+        </w:tc>
+      </w:tr>
+      <w:tr>
+        <w:tc>
+          <w:tcPr>
+            <w:tcW w:w="0" w:type="auto"/>
+          </w:tcPr>
+          <w:p>
+            <w:pPr>
+              <w:rPr>
+                <w:color w:val="auto"/>
+                <w:sz w:val="30"/>
+                <w:szCs w:val="30"/>
+              </w:rPr>
+            </w:pPr>
+            <w:r>
+              <w:rPr>
+                <w:b/>
+                <w:bCs/>
+                <w:color w:val="auto"/>
+                <w:sz w:val="30"/>
+                <w:szCs w:val="30"/>
+              </w:rPr>
+              <w:t>Aman</w:t>
+            </w:r>
+            <w:r>
+              <w:rPr>
+                <w:b/>
+                <w:bCs/>
+                <w:color w:val="auto"/>
+                <w:sz w:val="30"/>
+                <w:szCs w:val="30"/>
+              </w:rPr>
+              <w:t xml:space="preserve"> – Parser Core &amp; Operator Precedence</w:t>
+            </w:r>
+          </w:p>
+        </w:tc>
+        <w:tc>
+          <w:tcPr>
+            <w:tcW w:w="0" w:type="auto"/>
+          </w:tcPr>
+          <w:p>
+            <w:pPr>
+              <w:rPr>
+                <w:color w:val="auto"/>
+                <w:sz w:val="30"/>
+                <w:szCs w:val="30"/>
+              </w:rPr>
+            </w:pPr>
+            <w:r>
+              <w:rPr>
+                <w:color w:val="auto"/>
+                <w:sz w:val="30"/>
+                <w:szCs w:val="30"/>
+              </w:rPr>
+              <w:t>Implement expression parsing</w:t>
+            </w:r>
+          </w:p>
+        </w:tc>
+        <w:tc>
+          <w:tcPr>
+            <w:tcW w:w="0" w:type="auto"/>
+          </w:tcPr>
+          <w:p>
+            <w:pPr>
+              <w:rPr>
+                <w:color w:val="auto"/>
+                <w:sz w:val="30"/>
+                <w:szCs w:val="30"/>
+              </w:rPr>
+            </w:pPr>
+            <w:r>
+              <w:rPr>
+                <w:color w:val="auto"/>
+                <w:sz w:val="30"/>
+                <w:szCs w:val="30"/>
+              </w:rPr>
+              <w:t>Build the main recursive-descent parser for numbers, variables, arithmetic expressions, parentheses, and operator precedence. Ensure expressions such as 2 + 3 * 4 generate the correct tree where multiplication is evaluated before addition.</w:t>
+            </w:r>
+          </w:p>
+        </w:tc>
+        <w:tc>
+          <w:tcPr>
+            <w:tcW w:w="0" w:type="auto"/>
+          </w:tcPr>
+          <w:p>
+            <w:pPr>
+              <w:rPr>
+                <w:color w:val="auto"/>
+                <w:sz w:val="30"/>
+                <w:szCs w:val="30"/>
+              </w:rPr>
+            </w:pPr>
+            <w:r>
+              <w:rPr>
+                <w:color w:val="auto"/>
+                <w:sz w:val="30"/>
+                <w:szCs w:val="30"/>
+              </w:rPr>
+              <w:t xml:space="preserve">Major part of </w:t>
+            </w:r>
+            <w:r>
+              <w:rPr>
+                <w:b/>
+                <w:bCs/>
+                <w:color w:val="auto"/>
+                <w:sz w:val="30"/>
+                <w:szCs w:val="30"/>
+              </w:rPr>
+              <w:t>2. Parser Source Code</w:t>
+            </w:r>
+          </w:p>
+        </w:tc>
+      </w:tr>
+      <w:tr>
+        <w:tc>
+          <w:tcPr>
+            <w:tcW w:w="0" w:type="auto"/>
+          </w:tcPr>
+          <w:p>
+            <w:pPr>
+              <w:rPr>
+                <w:color w:val="auto"/>
+                <w:sz w:val="30"/>
+                <w:szCs w:val="30"/>
+              </w:rPr>
+            </w:pPr>
+            <w:proofErr w:type="spellStart"/>
+            <w:r>
+              <w:rPr>
+                <w:b/>
+                <w:bCs/>
+                <w:color w:val="auto"/>
+                <w:sz w:val="30"/>
+                <w:szCs w:val="30"/>
+              </w:rPr>
+              <w:t>Shohag</w:t>
+            </w:r>
+            <w:proofErr w:type="spellEnd"/>
+            <w:r>
+              <w:rPr>
+                <w:b/>
+                <w:bCs/>
+                <w:color w:val="auto"/>
+                <w:sz w:val="30"/>
+                <w:szCs w:val="30"/>
+              </w:rPr>
+              <w:t xml:space="preserve"> – Statements &amp; Error Handling</w:t>
+            </w:r>
+          </w:p>
+        </w:tc>
+        <w:tc>
+          <w:tcPr>
+            <w:tcW w:w="0" w:type="auto"/>
+          </w:tcPr>
+          <w:p>
+            <w:pPr>
+              <w:rPr>
+                <w:color w:val="auto"/>
+                <w:sz w:val="30"/>
+                <w:szCs w:val="30"/>
+              </w:rPr>
+            </w:pPr>
+            <w:r>
+              <w:rPr>
+                <w:color w:val="auto"/>
+                <w:sz w:val="30"/>
+                <w:szCs w:val="30"/>
+              </w:rPr>
+              <w:t>Complete statement parsing and syntax validation</w:t>
+            </w:r>
+          </w:p>
+        </w:tc>
+        <w:tc>
+          <w:tcPr>
+            <w:tcW w:w="0" w:type="auto"/>
+          </w:tcPr>
+          <w:p>
+            <w:pPr>
+              <w:rPr>
+                <w:color w:val="auto"/>
+                <w:sz w:val="30"/>
+                <w:szCs w:val="30"/>
+              </w:rPr>
+            </w:pPr>
+            <w:r>
+              <w:rPr>
+                <w:color w:val="auto"/>
+                <w:sz w:val="30"/>
+                <w:szCs w:val="30"/>
+              </w:rPr>
+              <w:t xml:space="preserve">Implement variable assignments, print statements, and multiple statements/program parsing. Add meaningful syntax-error handling for cases such as let x </w:t>
+            </w:r>
+            <w:proofErr w:type="gramStart"/>
+            <w:r>
+              <w:rPr>
+                <w:color w:val="auto"/>
+                <w:sz w:val="30"/>
+                <w:szCs w:val="30"/>
+              </w:rPr>
+              <w:t>= ;</w:t>
+            </w:r>
+            <w:proofErr w:type="gramEnd"/>
+            <w:r>
+              <w:rPr>
+                <w:color w:val="auto"/>
+                <w:sz w:val="30"/>
+                <w:szCs w:val="30"/>
+              </w:rPr>
+              <w:t>, missing parentheses, missing operands, or unexpected tokens.</w:t>
+            </w:r>
+          </w:p>
+        </w:tc>
+        <w:tc>
+          <w:tcPr>
+            <w:tcW w:w="0" w:type="auto"/>
+          </w:tcPr>
+          <w:p>
+            <w:pPr>
+              <w:rPr>
+                <w:color w:val="auto"/>
+                <w:sz w:val="30"/>
+                <w:szCs w:val="30"/>
+              </w:rPr>
+            </w:pPr>
+            <w:r>
+              <w:rPr>
+                <w:color w:val="auto"/>
+                <w:sz w:val="30"/>
+                <w:szCs w:val="30"/>
+              </w:rPr>
+              <w:t xml:space="preserve">Remaining part of </w:t>
+            </w:r>
+            <w:r>
+              <w:rPr>
+                <w:b/>
+                <w:bCs/>
+                <w:color w:val="auto"/>
+                <w:sz w:val="30"/>
+                <w:szCs w:val="30"/>
+              </w:rPr>
+              <w:t>2. Parser Source Code</w:t>
+            </w:r>
+            <w:r>
+              <w:rPr>
+                <w:color w:val="auto"/>
+                <w:sz w:val="30"/>
+                <w:szCs w:val="30"/>
+              </w:rPr>
+              <w:t xml:space="preserve"> and </w:t>
+            </w:r>
+            <w:r>
+              <w:rPr>
+                <w:b/>
+                <w:bCs/>
+                <w:color w:val="auto"/>
+                <w:sz w:val="30"/>
+                <w:szCs w:val="30"/>
+              </w:rPr>
+              <w:t>Syntax Error Handling</w:t>
+            </w:r>
+          </w:p>
+        </w:tc>
+      </w:tr>
+      <w:tr>
+        <w:tc>
+          <w:tcPr>
+            <w:tcW w:w="0" w:type="auto"/>
+          </w:tcPr>
+          <w:p>
+            <w:pPr>
+              <w:rPr>
+                <w:color w:val="auto"/>
+                <w:sz w:val="30"/>
+                <w:szCs w:val="30"/>
+              </w:rPr>
+            </w:pPr>
+            <w:r>
+              <w:rPr>
+                <w:b/>
+                <w:bCs/>
+                <w:color w:val="auto"/>
+                <w:sz w:val="30"/>
+                <w:szCs w:val="30"/>
+              </w:rPr>
+              <w:t xml:space="preserve">Prashant and </w:t>
+            </w:r>
+            <w:proofErr w:type="spellStart"/>
+            <w:r>
+              <w:rPr>
+                <w:b/>
+                <w:bCs/>
+                <w:color w:val="auto"/>
+                <w:sz w:val="30"/>
+                <w:szCs w:val="30"/>
+              </w:rPr>
+              <w:t>Toufique</w:t>
+            </w:r>
+            <w:proofErr w:type="spellEnd"/>
+            <w:r>
+              <w:rPr>
+                <w:b/>
+                <w:bCs/>
+                <w:color w:val="auto"/>
+                <w:sz w:val="30"/>
+                <w:szCs w:val="30"/>
+              </w:rPr>
+              <w:t xml:space="preserve"> – Testing, Documentation &amp; Integration</w:t>
+            </w:r>
+          </w:p>
+        </w:tc>
+        <w:tc>
+          <w:tcPr>
+            <w:tcW w:w="0" w:type="auto"/>
+          </w:tcPr>
+          <w:p>
+            <w:pPr>
+              <w:rPr>
+                <w:color w:val="auto"/>
+                <w:sz w:val="30"/>
+                <w:szCs w:val="30"/>
+              </w:rPr>
+            </w:pPr>
+            <w:r>
+              <w:rPr>
+                <w:color w:val="auto"/>
+                <w:sz w:val="30"/>
+                <w:szCs w:val="30"/>
+              </w:rPr>
+              <w:t>Testing and final project integration</w:t>
+            </w:r>
+          </w:p>
+        </w:tc>
+        <w:tc>
+          <w:tcPr>
+            <w:tcW w:w="0" w:type="auto"/>
+          </w:tcPr>
+          <w:p>
+            <w:pPr>
+              <w:rPr>
+                <w:color w:val="auto"/>
+                <w:sz w:val="30"/>
+                <w:szCs w:val="30"/>
+              </w:rPr>
+            </w:pPr>
+            <w:r>
+              <w:rPr>
+                <w:color w:val="auto"/>
+                <w:sz w:val="30"/>
+                <w:szCs w:val="30"/>
+              </w:rPr>
+              <w:t>Create at least five parser tests covering precedence, parentheses, assignments, print statements, multiple statements, and invalid syntax. Prepare at least three AST demonstrations. Write the README with run instructions and prepare the AI Use Statement, including one AI suggestion that the team verified, modified, corrected, or rejected. Integrate and verify all members' code before submission.</w:t>
+            </w:r>
+          </w:p>
+        </w:tc>
+        <w:tc>
+          <w:tcPr>
+            <w:tcW w:w="0" w:type="auto"/>
+          </w:tcPr>
+          <w:p>
+            <w:pPr>
+              <w:rPr>
+                <w:color w:val="auto"/>
+                <w:sz w:val="30"/>
+                <w:szCs w:val="30"/>
+              </w:rPr>
+            </w:pPr>
+            <w:r>
+              <w:rPr>
+                <w:b/>
+                <w:bCs/>
+                <w:color w:val="auto"/>
+                <w:sz w:val="30"/>
+                <w:szCs w:val="30"/>
+              </w:rPr>
+              <w:t>5. Parser Tests</w:t>
+            </w:r>
+            <w:r>
+              <w:rPr>
+                <w:color w:val="auto"/>
+                <w:sz w:val="30"/>
+                <w:szCs w:val="30"/>
+              </w:rPr>
+              <w:t xml:space="preserve">, </w:t>
+            </w:r>
+            <w:r>
+              <w:rPr>
+                <w:b/>
+                <w:bCs/>
+                <w:color w:val="auto"/>
+                <w:sz w:val="30"/>
+                <w:szCs w:val="30"/>
+              </w:rPr>
+              <w:t>6. AST Output</w:t>
+            </w:r>
+            <w:r>
+              <w:rPr>
+                <w:color w:val="auto"/>
+                <w:sz w:val="30"/>
+                <w:szCs w:val="30"/>
+              </w:rPr>
+              <w:t xml:space="preserve">, </w:t>
+            </w:r>
+            <w:r>
+              <w:rPr>
+                <w:b/>
+                <w:bCs/>
+                <w:color w:val="auto"/>
+                <w:sz w:val="30"/>
+                <w:szCs w:val="30"/>
+              </w:rPr>
+              <w:t>7. README</w:t>
+            </w:r>
+            <w:r>
+              <w:rPr>
+                <w:color w:val="auto"/>
+                <w:sz w:val="30"/>
+                <w:szCs w:val="30"/>
+              </w:rPr>
+              <w:t xml:space="preserve">, and </w:t>
+            </w:r>
+            <w:r>
+              <w:rPr>
+                <w:b/>
+                <w:bCs/>
+                <w:color w:val="auto"/>
+                <w:sz w:val="30"/>
+                <w:szCs w:val="30"/>
+              </w:rPr>
+              <w:t>8. AI Use Statement</w:t>
+            </w:r>
+          </w:p>
+        </w:tc>
+      </w:tr>
+    </w:tbl>
+    <w:p>
+      <w:pPr>
+        <w:spacing w:after="120" w:line="276" w:lineRule="auto"/>
+        <w:rPr>
+          <w:sz w:val="30"/>
+          <w:szCs w:val="30"/>
+        </w:rPr>
+      </w:pPr>
     </w:p>
     <w:sectPr>
       <w:footerReference w:type="default" r:id="rId7"/>
@@ -8479,7 +12917,6 @@
   <w:style w:type="character" w:default="1" w:styleId="DefaultParagraphFont">
     <w:name w:val="Default Paragraph Font"/>
     <w:uiPriority w:val="1"/>
-    <w:semiHidden/>
     <w:unhideWhenUsed/>
   </w:style>
   <w:style w:type="table" w:default="1" w:styleId="TableNormal">
@@ -8590,6 +13027,46 @@
     <w:semiHidden/>
     <w:unhideWhenUsed/>
     <w:rPr>
+      <w:sz w:val="20"/>
+      <w:szCs w:val="20"/>
+    </w:rPr>
+  </w:style>
+  <w:style w:type="table" w:styleId="TableGrid">
+    <w:name w:val="Table Grid"/>
+    <w:basedOn w:val="TableNormal"/>
+    <w:uiPriority w:val="39"/>
+    <w:rsid w:val="00C60F58"/>
+    <w:tblPr>
+      <w:tblBorders>
+        <w:top w:val="single" w:sz="4" w:space="0" w:color="auto"/>
+        <w:left w:val="single" w:sz="4" w:space="0" w:color="auto"/>
+        <w:bottom w:val="single" w:sz="4" w:space="0" w:color="auto"/>
+        <w:right w:val="single" w:sz="4" w:space="0" w:color="auto"/>
+        <w:insideH w:val="single" w:sz="4" w:space="0" w:color="auto"/>
+        <w:insideV w:val="single" w:sz="4" w:space="0" w:color="auto"/>
+      </w:tblBorders>
+    </w:tblPr>
+  </w:style>
+  <w:style w:type="character" w:styleId="Strong">
+    <w:name w:val="Strong"/>
+    <w:basedOn w:val="DefaultParagraphFont"/>
+    <w:uiPriority w:val="22"/>
+    <w:qFormat/>
+    <w:rsid w:val="00C60F58"/>
+    <w:rPr>
+      <w:b/>
+      <w:bCs/>
+    </w:rPr>
+  </w:style>
+  <w:style w:type="character" w:styleId="HTMLCode">
+    <w:name w:val="HTML Code"/>
+    <w:basedOn w:val="DefaultParagraphFont"/>
+    <w:uiPriority w:val="99"/>
+    <w:semiHidden/>
+    <w:unhideWhenUsed/>
+    <w:rsid w:val="00C60F58"/>
+    <w:rPr>
+      <w:rFonts w:ascii="Courier New" w:eastAsia="Times New Roman" w:hAnsi="Courier New" w:cs="Courier New"/>
       <w:sz w:val="20"/>
       <w:szCs w:val="20"/>
     </w:rPr>
